--- a/data/revised_2026-10_full/tracked/v2/Maths/SS2.4_Surface_Area_and_Volume_of_Solids/Mathematics_Surface_Area_and_Volume_of_Solids_CBE_LessonSequence_TRACKED.docx
+++ b/data/revised_2026-10_full/tracked/v2/Maths/SS2.4_Surface_Area_and_Volume_of_Solids/Mathematics_Surface_Area_and_Volume_of_Solids_CBE_LessonSequence_TRACKED.docx
@@ -304,7 +304,7 @@
               </w:rPr>
               <w:t xml:space="preserve">Strand 2.0: </w:t>
             </w:r>
-            <w:ins w:id="9001" w:author="Claude (AI) - proposed" w:date="2026-10-15T12:58:05Z">
+            <w:ins w:id="9001" w:author="Claude (AI) - proposed" w:date="2026-10-18T00:31:15Z">
               <w:r>
                 <w:rPr>
                   <w:rFonts w:ascii="Arial" w:cs="Arial" w:eastAsia="Arial" w:hAnsi="Arial"/>
@@ -400,7 +400,7 @@
               </w:rPr>
               <w:t xml:space="preserve">Sub-Strand 2.</w:t>
             </w:r>
-            <w:del w:id="9002" w:author="Claude (AI) - proposed" w:date="2026-10-15T12:58:05Z">
+            <w:del w:id="9002" w:author="Claude (AI) - proposed" w:date="2026-10-18T00:31:15Z">
               <w:r>
                 <w:rPr>
                   <w:rFonts w:ascii="Arial" w:cs="Arial" w:eastAsia="Arial" w:hAnsi="Arial"/>
@@ -415,7 +415,7 @@
                 <w:delText xml:space="preserve">7</w:delText>
               </w:r>
             </w:del>
-            <w:ins w:id="9003" w:author="Claude (AI) - proposed" w:date="2026-10-15T12:58:05Z">
+            <w:ins w:id="9003" w:author="Claude (AI) - proposed" w:date="2026-10-18T00:31:15Z">
               <w:r>
                 <w:rPr>
                   <w:rFonts w:ascii="Arial" w:cs="Arial" w:eastAsia="Arial" w:hAnsi="Arial"/>
@@ -511,7 +511,7 @@
               </w:rPr>
               <w:t xml:space="preserve">10 lessons × </w:t>
             </w:r>
-            <w:del w:id="9004" w:author="Claude (AI) - proposed" w:date="2026-10-15T12:58:05Z">
+            <w:del w:id="9004" w:author="Claude (AI) - proposed" w:date="2026-10-18T00:31:15Z">
               <w:r>
                 <w:rPr>
                   <w:rFonts w:ascii="Arial" w:cs="Arial" w:eastAsia="Arial" w:hAnsi="Arial"/>
@@ -526,7 +526,7 @@
                 <w:delText xml:space="preserve">40 minutes = 400</w:delText>
               </w:r>
             </w:del>
-            <w:ins w:id="9005" w:author="Claude (AI) - proposed" w:date="2026-10-15T12:58:05Z">
+            <w:ins w:id="9005" w:author="Claude (AI) - proposed" w:date="2026-10-18T00:31:15Z">
               <w:r>
                 <w:rPr>
                   <w:rFonts w:ascii="Arial" w:cs="Arial" w:eastAsia="Arial" w:hAnsi="Arial"/>
@@ -970,7 +970,7 @@
               </w:rPr>
               <w:t xml:space="preserve">By the end of the sub</w:t>
             </w:r>
-            <w:del w:id="9006" w:author="Claude (AI) - proposed" w:date="2026-10-15T12:58:05Z">
+            <w:del w:id="9006" w:author="Claude (AI) - proposed" w:date="2026-10-18T00:31:15Z">
               <w:r>
                 <w:rPr>
                   <w:rFonts w:ascii="Arial" w:cs="Arial" w:eastAsia="Arial" w:hAnsi="Arial"/>
@@ -985,7 +985,7 @@
                 <w:delText xml:space="preserve">-</w:delText>
               </w:r>
             </w:del>
-            <w:ins w:id="9007" w:author="Claude (AI) - proposed" w:date="2026-10-15T12:58:05Z">
+            <w:ins w:id="9007" w:author="Claude (AI) - proposed" w:date="2026-10-18T00:31:15Z">
               <w:r>
                 <w:rPr>
                   <w:rFonts w:ascii="Arial" w:cs="Arial" w:eastAsia="Arial" w:hAnsi="Arial"/>
@@ -1033,7 +1033,7 @@
               </w:rPr>
               <w:t xml:space="preserve">a) determine the surface area of prisms, pyramids, cones, </w:t>
             </w:r>
-            <w:del w:id="9008" w:author="Claude (AI) - proposed" w:date="2026-10-15T12:58:05Z">
+            <w:del w:id="9008" w:author="Claude (AI) - proposed" w:date="2026-10-18T00:31:15Z">
               <w:r>
                 <w:rPr>
                   <w:rFonts w:ascii="Arial" w:cs="Arial" w:eastAsia="Arial" w:hAnsi="Arial"/>
@@ -1048,7 +1048,7 @@
                 <w:delText xml:space="preserve">and spheres in different situations</w:delText>
               </w:r>
             </w:del>
-            <w:ins w:id="9009" w:author="Claude (AI) - proposed" w:date="2026-10-15T12:58:05Z">
+            <w:ins w:id="9009" w:author="Claude (AI) - proposed" w:date="2026-10-18T00:31:15Z">
               <w:r>
                 <w:rPr>
                   <w:rFonts w:ascii="Arial" w:cs="Arial" w:eastAsia="Arial" w:hAnsi="Arial"/>
@@ -1083,10 +1083,10 @@
               <w:spacing w:after="40" w:before="0"/>
               <w:jc w:val="left"/>
               <w:rPr>
-                <w:del w:id="9011" w:author="Claude (AI) - proposed" w:date="2026-10-15T12:58:05Z"/>
-              </w:rPr>
-            </w:pPr>
-            <w:del w:id="9010" w:author="Claude (AI) - proposed" w:date="2026-10-15T12:58:05Z">
+                <w:del w:id="9011" w:author="Claude (AI) - proposed" w:date="2026-10-18T00:31:15Z"/>
+              </w:rPr>
+            </w:pPr>
+            <w:del w:id="9010" w:author="Claude (AI) - proposed" w:date="2026-10-18T00:31:15Z">
               <w:r>
                 <w:rPr>
                   <w:rFonts w:ascii="Arial" w:cs="Arial" w:eastAsia="Arial" w:hAnsi="Arial"/>
@@ -1108,7 +1108,7 @@
               <w:spacing w:after="40" w:before="0"/>
               <w:jc w:val="left"/>
             </w:pPr>
-            <w:del w:id="9012" w:author="Claude (AI) - proposed" w:date="2026-10-15T12:58:05Z">
+            <w:del w:id="9012" w:author="Claude (AI) - proposed" w:date="2026-10-18T00:31:15Z">
               <w:r>
                 <w:rPr>
                   <w:rFonts w:ascii="Arial" w:cs="Arial" w:eastAsia="Arial" w:hAnsi="Arial"/>
@@ -1123,7 +1123,7 @@
                 <w:delText xml:space="preserve">c</w:delText>
               </w:r>
             </w:del>
-            <w:ins w:id="9013" w:author="Claude (AI) - proposed" w:date="2026-10-15T12:58:05Z">
+            <w:ins w:id="9013" w:author="Claude (AI) - proposed" w:date="2026-10-18T00:31:15Z">
               <w:r>
                 <w:rPr>
                   <w:rFonts w:ascii="Arial" w:cs="Arial" w:eastAsia="Arial" w:hAnsi="Arial"/>
@@ -1151,7 +1151,7 @@
               </w:rPr>
               <w:t xml:space="preserve">) calculate the surface area of composite solids</w:t>
             </w:r>
-            <w:del w:id="9014" w:author="Claude (AI) - proposed" w:date="2026-10-15T12:58:05Z">
+            <w:del w:id="9014" w:author="Claude (AI) - proposed" w:date="2026-10-18T00:31:15Z">
               <w:r>
                 <w:rPr>
                   <w:rFonts w:ascii="Arial" w:cs="Arial" w:eastAsia="Arial" w:hAnsi="Arial"/>
@@ -1186,7 +1186,7 @@
               <w:spacing w:after="40" w:before="0"/>
               <w:jc w:val="left"/>
             </w:pPr>
-            <w:del w:id="9015" w:author="Claude (AI) - proposed" w:date="2026-10-15T12:58:05Z">
+            <w:del w:id="9015" w:author="Claude (AI) - proposed" w:date="2026-10-18T00:31:15Z">
               <w:r>
                 <w:rPr>
                   <w:rFonts w:ascii="Arial" w:cs="Arial" w:eastAsia="Arial" w:hAnsi="Arial"/>
@@ -1201,7 +1201,7 @@
                 <w:delText xml:space="preserve">d</w:delText>
               </w:r>
             </w:del>
-            <w:ins w:id="9016" w:author="Claude (AI) - proposed" w:date="2026-10-15T12:58:05Z">
+            <w:ins w:id="9016" w:author="Claude (AI) - proposed" w:date="2026-10-18T00:31:15Z">
               <w:r>
                 <w:rPr>
                   <w:rFonts w:ascii="Arial" w:cs="Arial" w:eastAsia="Arial" w:hAnsi="Arial"/>
@@ -1229,7 +1229,7 @@
               </w:rPr>
               <w:t xml:space="preserve">) calculate the volume of prisms, pyramids, cones, </w:t>
             </w:r>
-            <w:del w:id="9017" w:author="Claude (AI) - proposed" w:date="2026-10-15T12:58:05Z">
+            <w:del w:id="9017" w:author="Claude (AI) - proposed" w:date="2026-10-18T00:31:15Z">
               <w:r>
                 <w:rPr>
                   <w:rFonts w:ascii="Arial" w:cs="Arial" w:eastAsia="Arial" w:hAnsi="Arial"/>
@@ -1244,7 +1244,7 @@
                 <w:delText xml:space="preserve">and spheres in different situations</w:delText>
               </w:r>
             </w:del>
-            <w:ins w:id="9018" w:author="Claude (AI) - proposed" w:date="2026-10-15T12:58:05Z">
+            <w:ins w:id="9018" w:author="Claude (AI) - proposed" w:date="2026-10-18T00:31:15Z">
               <w:r>
                 <w:rPr>
                   <w:rFonts w:ascii="Arial" w:cs="Arial" w:eastAsia="Arial" w:hAnsi="Arial"/>
@@ -1279,10 +1279,10 @@
               <w:spacing w:after="40" w:before="0"/>
               <w:jc w:val="left"/>
               <w:rPr>
-                <w:del w:id="9020" w:author="Claude (AI) - proposed" w:date="2026-10-15T12:58:05Z"/>
-              </w:rPr>
-            </w:pPr>
-            <w:del w:id="9019" w:author="Claude (AI) - proposed" w:date="2026-10-15T12:58:05Z">
+                <w:del w:id="9020" w:author="Claude (AI) - proposed" w:date="2026-10-18T00:31:15Z"/>
+              </w:rPr>
+            </w:pPr>
+            <w:del w:id="9019" w:author="Claude (AI) - proposed" w:date="2026-10-18T00:31:15Z">
               <w:r>
                 <w:rPr>
                   <w:rFonts w:ascii="Arial" w:cs="Arial" w:eastAsia="Arial" w:hAnsi="Arial"/>
@@ -1304,7 +1304,7 @@
               <w:spacing w:after="40" w:before="0"/>
               <w:jc w:val="left"/>
             </w:pPr>
-            <w:del w:id="9021" w:author="Claude (AI) - proposed" w:date="2026-10-15T12:58:05Z">
+            <w:del w:id="9021" w:author="Claude (AI) - proposed" w:date="2026-10-18T00:31:15Z">
               <w:r>
                 <w:rPr>
                   <w:rFonts w:ascii="Arial" w:cs="Arial" w:eastAsia="Arial" w:hAnsi="Arial"/>
@@ -1319,7 +1319,7 @@
                 <w:delText xml:space="preserve">f</w:delText>
               </w:r>
             </w:del>
-            <w:ins w:id="9022" w:author="Claude (AI) - proposed" w:date="2026-10-15T12:58:05Z">
+            <w:ins w:id="9022" w:author="Claude (AI) - proposed" w:date="2026-10-18T00:31:15Z">
               <w:r>
                 <w:rPr>
                   <w:rFonts w:ascii="Arial" w:cs="Arial" w:eastAsia="Arial" w:hAnsi="Arial"/>
@@ -1347,7 +1347,7 @@
               </w:rPr>
               <w:t xml:space="preserve">) determine the volume of composite solids</w:t>
             </w:r>
-            <w:del w:id="9023" w:author="Claude (AI) - proposed" w:date="2026-10-15T12:58:05Z">
+            <w:del w:id="9023" w:author="Claude (AI) - proposed" w:date="2026-10-18T00:31:15Z">
               <w:r>
                 <w:rPr>
                   <w:rFonts w:ascii="Arial" w:cs="Arial" w:eastAsia="Arial" w:hAnsi="Arial"/>
@@ -1382,10 +1382,10 @@
               <w:spacing w:after="40" w:before="0"/>
               <w:jc w:val="left"/>
               <w:rPr>
-                <w:del w:id="9025" w:author="Claude (AI) - proposed" w:date="2026-10-15T12:58:05Z"/>
-              </w:rPr>
-            </w:pPr>
-            <w:del w:id="9024" w:author="Claude (AI) - proposed" w:date="2026-10-15T12:58:05Z">
+                <w:del w:id="9025" w:author="Claude (AI) - proposed" w:date="2026-10-18T00:31:15Z"/>
+              </w:rPr>
+            </w:pPr>
+            <w:del w:id="9024" w:author="Claude (AI) - proposed" w:date="2026-10-18T00:31:15Z">
               <w:r>
                 <w:rPr>
                   <w:rFonts w:ascii="Arial" w:cs="Arial" w:eastAsia="Arial" w:hAnsi="Arial"/>
@@ -1407,7 +1407,7 @@
               <w:spacing w:after="40" w:before="0"/>
               <w:jc w:val="left"/>
             </w:pPr>
-            <w:del w:id="9026" w:author="Claude (AI) - proposed" w:date="2026-10-15T12:58:05Z">
+            <w:del w:id="9026" w:author="Claude (AI) - proposed" w:date="2026-10-18T00:31:15Z">
               <w:r>
                 <w:rPr>
                   <w:rFonts w:ascii="Arial" w:cs="Arial" w:eastAsia="Arial" w:hAnsi="Arial"/>
@@ -1422,7 +1422,7 @@
                 <w:delText xml:space="preserve">h) appreciate</w:delText>
               </w:r>
             </w:del>
-            <w:ins w:id="9027" w:author="Claude (AI) - proposed" w:date="2026-10-15T12:58:05Z">
+            <w:ins w:id="9027" w:author="Claude (AI) - proposed" w:date="2026-10-18T00:31:15Z">
               <w:r>
                 <w:rPr>
                   <w:rFonts w:ascii="Arial" w:cs="Arial" w:eastAsia="Arial" w:hAnsi="Arial"/>
@@ -1450,7 +1450,7 @@
               </w:rPr>
               <w:t xml:space="preserve"> the use of</w:t>
             </w:r>
-            <w:ins w:id="9028" w:author="Claude (AI) - proposed" w:date="2026-10-15T12:58:05Z">
+            <w:ins w:id="9028" w:author="Claude (AI) - proposed" w:date="2026-10-18T00:31:15Z">
               <w:r>
                 <w:rPr>
                   <w:rFonts w:ascii="Arial" w:cs="Arial" w:eastAsia="Arial" w:hAnsi="Arial"/>
@@ -1478,7 +1478,7 @@
               </w:rPr>
               <w:t xml:space="preserve"> surface area and volume of solids in </w:t>
             </w:r>
-            <w:del w:id="9029" w:author="Claude (AI) - proposed" w:date="2026-10-15T12:58:05Z">
+            <w:del w:id="9029" w:author="Claude (AI) - proposed" w:date="2026-10-18T00:31:15Z">
               <w:r>
                 <w:rPr>
                   <w:rFonts w:ascii="Arial" w:cs="Arial" w:eastAsia="Arial" w:hAnsi="Arial"/>
@@ -1493,7 +1493,7 @@
                 <w:delText xml:space="preserve">day-to-day activities</w:delText>
               </w:r>
             </w:del>
-            <w:ins w:id="9030" w:author="Claude (AI) - proposed" w:date="2026-10-15T12:58:05Z">
+            <w:ins w:id="9030" w:author="Claude (AI) - proposed" w:date="2026-10-18T00:31:15Z">
               <w:r>
                 <w:rPr>
                   <w:rFonts w:ascii="Arial" w:cs="Arial" w:eastAsia="Arial" w:hAnsi="Arial"/>
@@ -1576,10 +1576,10 @@
               <w:ind w:left="360" w:hanging="180"/>
               <w:jc w:val="left"/>
               <w:rPr>
-                <w:ins w:id="9032" w:author="Claude (AI) - proposed" w:date="2026-10-15T12:58:05Z"/>
-              </w:rPr>
-            </w:pPr>
-            <w:ins w:id="9031" w:author="Claude (AI) - proposed" w:date="2026-10-15T12:58:05Z">
+                <w:ins w:id="9032" w:author="Claude (AI) - proposed" w:date="2026-10-18T00:31:15Z"/>
+              </w:rPr>
+            </w:pPr>
+            <w:ins w:id="9031" w:author="Claude (AI) - proposed" w:date="2026-10-18T00:31:15Z">
               <w:r>
                 <w:rPr>
                   <w:rFonts w:ascii="Arial" w:cs="Arial" w:eastAsia="Arial" w:hAnsi="Arial"/>
@@ -1634,7 +1634,7 @@
               </w:rPr>
               <w:t xml:space="preserve">–  Critical Thinking and Problem Solving: the learner</w:t>
             </w:r>
-            <w:ins w:id="9033" w:author="Claude (AI) - proposed" w:date="2026-10-15T12:58:05Z">
+            <w:ins w:id="9033" w:author="Claude (AI) - proposed" w:date="2026-10-18T00:31:15Z">
               <w:r>
                 <w:rPr>
                   <w:rFonts w:ascii="Arial" w:cs="Arial" w:eastAsia="Arial" w:hAnsi="Arial"/>
@@ -1797,10 +1797,10 @@
               <w:ind w:left="360" w:hanging="180"/>
               <w:jc w:val="left"/>
               <w:rPr>
-                <w:ins w:id="9035" w:author="Claude (AI) - proposed" w:date="2026-10-15T12:58:05Z"/>
-              </w:rPr>
-            </w:pPr>
-            <w:ins w:id="9034" w:author="Claude (AI) - proposed" w:date="2026-10-15T12:58:05Z">
+                <w:ins w:id="9035" w:author="Claude (AI) - proposed" w:date="2026-10-18T00:31:15Z"/>
+              </w:rPr>
+            </w:pPr>
+            <w:ins w:id="9034" w:author="Claude (AI) - proposed" w:date="2026-10-18T00:31:15Z">
               <w:r>
                 <w:rPr>
                   <w:rFonts w:ascii="Arial" w:cs="Arial" w:eastAsia="Arial" w:hAnsi="Arial"/>
@@ -1822,10 +1822,10 @@
               <w:ind w:left="360" w:hanging="180"/>
               <w:jc w:val="left"/>
               <w:rPr>
-                <w:del w:id="9037" w:author="Claude (AI) - proposed" w:date="2026-10-15T12:58:05Z"/>
-              </w:rPr>
-            </w:pPr>
-            <w:del w:id="9036" w:author="Claude (AI) - proposed" w:date="2026-10-15T12:58:05Z">
+                <w:del w:id="9037" w:author="Claude (AI) - proposed" w:date="2026-10-18T00:31:15Z"/>
+              </w:rPr>
+            </w:pPr>
+            <w:del w:id="9036" w:author="Claude (AI) - proposed" w:date="2026-10-18T00:31:15Z">
               <w:r>
                 <w:rPr>
                   <w:rFonts w:ascii="Arial" w:cs="Arial" w:eastAsia="Arial" w:hAnsi="Arial"/>
@@ -1860,7 +1860,7 @@
               </w:rPr>
               <w:t xml:space="preserve">–  Unity: the learner </w:t>
             </w:r>
-            <w:del w:id="9038" w:author="Claude (AI) - proposed" w:date="2026-10-15T12:58:05Z">
+            <w:del w:id="9038" w:author="Claude (AI) - proposed" w:date="2026-10-18T00:31:15Z">
               <w:r>
                 <w:rPr>
                   <w:rFonts w:ascii="Arial" w:cs="Arial" w:eastAsia="Arial" w:hAnsi="Arial"/>
@@ -1875,7 +1875,7 @@
                 <w:delText xml:space="preserve">works collaboratively in groups to measure, compute, and verify surface areas and volumes of physical models of solids</w:delText>
               </w:r>
             </w:del>
-            <w:ins w:id="9039" w:author="Claude (AI) - proposed" w:date="2026-10-15T12:58:05Z">
+            <w:ins w:id="9039" w:author="Claude (AI) - proposed" w:date="2026-10-18T00:31:15Z">
               <w:r>
                 <w:rPr>
                   <w:rFonts w:ascii="Arial" w:cs="Arial" w:eastAsia="Arial" w:hAnsi="Arial"/>
@@ -2146,10 +2146,10 @@
               <w:ind w:left="360" w:hanging="180"/>
               <w:jc w:val="left"/>
               <w:rPr>
-                <w:ins w:id="9041" w:author="Claude (AI) - proposed" w:date="2026-10-15T12:58:05Z"/>
-              </w:rPr>
-            </w:pPr>
-            <w:ins w:id="9040" w:author="Claude (AI) - proposed" w:date="2026-10-15T12:58:05Z">
+                <w:ins w:id="9041" w:author="Claude (AI) - proposed" w:date="2026-10-18T00:31:15Z"/>
+              </w:rPr>
+            </w:pPr>
+            <w:ins w:id="9040" w:author="Claude (AI) - proposed" w:date="2026-10-18T00:31:15Z">
               <w:r>
                 <w:rPr>
                   <w:rFonts w:ascii="Arial" w:cs="Arial" w:eastAsia="Arial" w:hAnsi="Arial"/>
@@ -2608,7 +2608,7 @@
               </w:rPr>
               <w:t xml:space="preserve">1. How do we </w:t>
             </w:r>
-            <w:del w:id="9042" w:author="Claude (AI) - proposed" w:date="2026-10-15T12:58:05Z">
+            <w:del w:id="9042" w:author="Claude (AI) - proposed" w:date="2026-10-18T00:31:15Z">
               <w:r>
                 <w:rPr>
                   <w:rFonts w:ascii="Arial" w:cs="Arial" w:eastAsia="Arial" w:hAnsi="Arial"/>
@@ -2623,7 +2623,7 @@
                 <w:delText xml:space="preserve">apply</w:delText>
               </w:r>
             </w:del>
-            <w:ins w:id="9043" w:author="Claude (AI) - proposed" w:date="2026-10-15T12:58:05Z">
+            <w:ins w:id="9043" w:author="Claude (AI) - proposed" w:date="2026-10-18T00:31:15Z">
               <w:r>
                 <w:rPr>
                   <w:rFonts w:ascii="Arial" w:cs="Arial" w:eastAsia="Arial" w:hAnsi="Arial"/>
@@ -2651,7 +2651,7 @@
               </w:rPr>
               <w:t xml:space="preserve"> surface area and volume of solids</w:t>
             </w:r>
-            <w:del w:id="9044" w:author="Claude (AI) - proposed" w:date="2026-10-15T12:58:05Z">
+            <w:del w:id="9044" w:author="Claude (AI) - proposed" w:date="2026-10-18T00:31:15Z">
               <w:r>
                 <w:rPr>
                   <w:rFonts w:ascii="Arial" w:cs="Arial" w:eastAsia="Arial" w:hAnsi="Arial"/>
@@ -2699,7 +2699,7 @@
               </w:rPr>
               <w:t xml:space="preserve">2. </w:t>
             </w:r>
-            <w:del w:id="9045" w:author="Claude (AI) - proposed" w:date="2026-10-15T12:58:05Z">
+            <w:del w:id="9045" w:author="Claude (AI) - proposed" w:date="2026-10-18T00:31:15Z">
               <w:r>
                 <w:rPr>
                   <w:rFonts w:ascii="Arial" w:cs="Arial" w:eastAsia="Arial" w:hAnsi="Arial"/>
@@ -2714,7 +2714,7 @@
                 <w:delText xml:space="preserve">How does the shape of a solid affect its</w:delText>
               </w:r>
             </w:del>
-            <w:ins w:id="9046" w:author="Claude (AI) - proposed" w:date="2026-10-15T12:58:05Z">
+            <w:ins w:id="9046" w:author="Claude (AI) - proposed" w:date="2026-10-18T00:31:15Z">
               <w:r>
                 <w:rPr>
                   <w:rFonts w:ascii="Arial" w:cs="Arial" w:eastAsia="Arial" w:hAnsi="Arial"/>
@@ -2742,7 +2742,7 @@
               </w:rPr>
               <w:t xml:space="preserve"> surface area and volume</w:t>
             </w:r>
-            <w:ins w:id="9047" w:author="Claude (AI) - proposed" w:date="2026-10-15T12:58:05Z">
+            <w:ins w:id="9047" w:author="Claude (AI) - proposed" w:date="2026-10-18T00:31:15Z">
               <w:r>
                 <w:rPr>
                   <w:rFonts w:ascii="Arial" w:cs="Arial" w:eastAsia="Arial" w:hAnsi="Arial"/>
@@ -2838,7 +2838,7 @@
               </w:rPr>
               <w:t xml:space="preserve">ANCHORING PHENOMENON: A water harvesting tank manufacturer in Kisumu produces two types of storage tanks for rural households in Siaya County: a cylindrical tank topped with a hemispherical lid, and a frustum-shaped tank (wider at the bottom, narrower at the top). Both tanks are advertised as holding </w:t>
             </w:r>
-            <w:del w:id="9048" w:author="Claude (AI) - proposed" w:date="2026-10-15T12:58:05Z">
+            <w:del w:id="9048" w:author="Claude (AI) - proposed" w:date="2026-10-18T00:31:15Z">
               <w:r>
                 <w:rPr>
                   <w:rFonts w:ascii="Arial" w:cs="Arial" w:eastAsia="Arial" w:hAnsi="Arial"/>
@@ -2866,7 +2866,7 @@
               </w:rPr>
               <w:t xml:space="preserve">5,000 litres of water</w:t>
             </w:r>
-            <w:ins w:id="9049" w:author="Claude (AI) - proposed" w:date="2026-10-15T12:58:05Z">
+            <w:ins w:id="9049" w:author="Claude (AI) - proposed" w:date="2026-10-18T00:31:15Z">
               <w:r>
                 <w:rPr>
                   <w:rFonts w:ascii="Arial" w:cs="Arial" w:eastAsia="Arial" w:hAnsi="Arial"/>
@@ -2894,7 +2894,7 @@
               </w:rPr>
               <w:t xml:space="preserve">. When a group of Grade 10 students visits the factory, they notice that the frustum tank uses </w:t>
             </w:r>
-            <w:del w:id="9050" w:author="Claude (AI) - proposed" w:date="2026-10-15T12:58:05Z">
+            <w:del w:id="9050" w:author="Claude (AI) - proposed" w:date="2026-10-18T00:31:15Z">
               <w:r>
                 <w:rPr>
                   <w:rFonts w:ascii="Arial" w:cs="Arial" w:eastAsia="Arial" w:hAnsi="Arial"/>
@@ -2922,7 +2922,7 @@
               </w:rPr>
               <w:t xml:space="preserve">less metal sheet than the composite cylinder-hemisphere tank</w:t>
             </w:r>
-            <w:ins w:id="9051" w:author="Claude (AI) - proposed" w:date="2026-10-15T12:58:05Z">
+            <w:ins w:id="9051" w:author="Claude (AI) - proposed" w:date="2026-10-18T00:31:15Z">
               <w:r>
                 <w:rPr>
                   <w:rFonts w:ascii="Arial" w:cs="Arial" w:eastAsia="Arial" w:hAnsi="Arial"/>
@@ -2950,7 +2950,7 @@
               </w:rPr>
               <w:t xml:space="preserve">, yet holds the same </w:t>
             </w:r>
-            <w:del w:id="9052" w:author="Claude (AI) - proposed" w:date="2026-10-15T12:58:05Z">
+            <w:del w:id="9052" w:author="Claude (AI) - proposed" w:date="2026-10-18T00:31:15Z">
               <w:r>
                 <w:rPr>
                   <w:rFonts w:ascii="Arial" w:cs="Arial" w:eastAsia="Arial" w:hAnsi="Arial"/>
@@ -2965,7 +2965,7 @@
                 <w:delText xml:space="preserve">volume</w:delText>
               </w:r>
             </w:del>
-            <w:ins w:id="9053" w:author="Claude (AI) - proposed" w:date="2026-10-15T12:58:05Z">
+            <w:ins w:id="9053" w:author="Claude (AI) - proposed" w:date="2026-10-18T00:31:15Z">
               <w:r>
                 <w:rPr>
                   <w:rFonts w:ascii="Arial" w:cs="Arial" w:eastAsia="Arial" w:hAnsi="Arial"/>
@@ -2993,7 +2993,7 @@
               </w:rPr>
               <w:t xml:space="preserve"> of water. The students are puzzled: if both tanks hold the same amount of water (same volume), why does one require</w:t>
             </w:r>
-            <w:del w:id="9054" w:author="Claude (AI) - proposed" w:date="2026-10-15T12:58:05Z">
+            <w:del w:id="9054" w:author="Claude (AI) - proposed" w:date="2026-10-18T00:31:15Z">
               <w:r>
                 <w:rPr>
                   <w:rFonts w:ascii="Arial" w:cs="Arial" w:eastAsia="Arial" w:hAnsi="Arial"/>
@@ -3249,7 +3249,7 @@
               </w:rPr>
               <w:t xml:space="preserve">Lesson 5 — Surface Area of Composite Solids: Learners watch the YouTube video on calculating the surface area of composite solids and apply a systematic strategy (identify components, subtract hidden faces, sum exposed surfaces) to compute the surface area of composite solids. They apply this to the Kericho tea canister and the cylinder-hemisphere water tank from the anchoring phenomenon, directly comparing it to the frustum tank from </w:t>
             </w:r>
-            <w:del w:id="9055" w:author="Claude (AI) - proposed" w:date="2026-10-15T12:58:05Z">
+            <w:del w:id="9055" w:author="Claude (AI) - proposed" w:date="2026-10-18T00:31:15Z">
               <w:r>
                 <w:rPr>
                   <w:rFonts w:ascii="Arial" w:cs="Arial" w:eastAsia="Arial" w:hAnsi="Arial"/>
@@ -3264,7 +3264,7 @@
                 <w:delText xml:space="preserve">Lessons 3–4</w:delText>
               </w:r>
             </w:del>
-            <w:ins w:id="9056" w:author="Claude (AI) - proposed" w:date="2026-10-15T12:58:05Z">
+            <w:ins w:id="9056" w:author="Claude (AI) - proposed" w:date="2026-10-18T00:31:15Z">
               <w:r>
                 <w:rPr>
                   <w:rFonts w:ascii="Arial" w:cs="Arial" w:eastAsia="Arial" w:hAnsi="Arial"/>
@@ -3742,7 +3742,7 @@
         </w:rPr>
         <w:t xml:space="preserve">© 2026 SeaVuria and ARES. This work is licensed under a </w:t>
       </w:r>
-      <w:hyperlink w:history="1" r:id="rIdqfaq99xdahyw5ngdkc4ev">
+      <w:hyperlink w:history="1" r:id="rIdsjtw6hkk4_eztgrpp2vqw">
         <w:r>
           <w:rPr>
             <w:rFonts w:ascii="Arial" w:cs="Arial" w:eastAsia="Arial" w:hAnsi="Arial"/>
@@ -3762,7 +3762,7 @@
         </w:rPr>
         <w:t xml:space="preserve"> (</w:t>
       </w:r>
-      <w:hyperlink w:history="1" r:id="rIdraskvmrh4pz8rtzh7l7se">
+      <w:hyperlink w:history="1" r:id="rId4fcblmcp-_vuaptnpsxyj">
         <w:r>
           <w:rPr>
             <w:rFonts w:ascii="Arial" w:cs="Arial" w:eastAsia="Arial" w:hAnsi="Arial"/>
@@ -3782,7 +3782,7 @@
         </w:rPr>
         <w:t xml:space="preserve">). To view a copy of this license, visit </w:t>
       </w:r>
-      <w:hyperlink w:history="1" r:id="rIdbnqrxghxdjtznca8v_fyg">
+      <w:hyperlink w:history="1" r:id="rIdio1ba5fdbpvvqslllnbhm">
         <w:r>
           <w:rPr>
             <w:rFonts w:ascii="Arial" w:cs="Arial" w:eastAsia="Arial" w:hAnsi="Arial"/>
@@ -4302,7 +4302,7 @@
               </w:rPr>
               <w:t xml:space="preserve">How do we </w:t>
             </w:r>
-            <w:del w:id="9057" w:author="Claude (AI) - proposed" w:date="2026-10-15T12:58:05Z">
+            <w:del w:id="9057" w:author="Claude (AI) - proposed" w:date="2026-10-18T00:31:15Z">
               <w:r>
                 <w:rPr>
                   <w:rFonts w:ascii="Arial" w:cs="Arial" w:eastAsia="Arial" w:hAnsi="Arial"/>
@@ -4317,7 +4317,7 @@
                 <w:delText xml:space="preserve">apply</w:delText>
               </w:r>
             </w:del>
-            <w:ins w:id="9058" w:author="Claude (AI) - proposed" w:date="2026-10-15T12:58:05Z">
+            <w:ins w:id="9058" w:author="Claude (AI) - proposed" w:date="2026-10-18T00:31:15Z">
               <w:r>
                 <w:rPr>
                   <w:rFonts w:ascii="Arial" w:cs="Arial" w:eastAsia="Arial" w:hAnsi="Arial"/>
@@ -4345,7 +4345,7 @@
               </w:rPr>
               <w:t xml:space="preserve"> surface area and volume of solids</w:t>
             </w:r>
-            <w:del w:id="9059" w:author="Claude (AI) - proposed" w:date="2026-10-15T12:58:05Z">
+            <w:del w:id="9059" w:author="Claude (AI) - proposed" w:date="2026-10-18T00:31:15Z">
               <w:r>
                 <w:rPr>
                   <w:rFonts w:ascii="Arial" w:cs="Arial" w:eastAsia="Arial" w:hAnsi="Arial"/>
@@ -4360,7 +4360,7 @@
                 <w:delText xml:space="preserve"> in day-to-day activities? | How does the shape of a solid affect its</w:delText>
               </w:r>
             </w:del>
-            <w:ins w:id="9060" w:author="Claude (AI) - proposed" w:date="2026-10-15T12:58:05Z">
+            <w:ins w:id="9060" w:author="Claude (AI) - proposed" w:date="2026-10-18T00:31:15Z">
               <w:r>
                 <w:rPr>
                   <w:rFonts w:ascii="Arial" w:cs="Arial" w:eastAsia="Arial" w:hAnsi="Arial"/>
@@ -4388,7 +4388,7 @@
               </w:rPr>
               <w:t xml:space="preserve"> surface area and volume</w:t>
             </w:r>
-            <w:ins w:id="9061" w:author="Claude (AI) - proposed" w:date="2026-10-15T12:58:05Z">
+            <w:ins w:id="9061" w:author="Claude (AI) - proposed" w:date="2026-10-18T00:31:15Z">
               <w:r>
                 <w:rPr>
                   <w:rFonts w:ascii="Arial" w:cs="Arial" w:eastAsia="Arial" w:hAnsi="Arial"/>
@@ -4647,7 +4647,7 @@
               </w:rPr>
               <w:t xml:space="preserve">Learners open the sub-strand by encountering the anchoring phenomenon: a water tank factory in Kisumu manufactures two tanks — a composite cylinder-hemisphere and a frustum — that both hold </w:t>
             </w:r>
-            <w:del w:id="9062" w:author="Claude (AI) - proposed" w:date="2026-10-15T12:58:05Z">
+            <w:del w:id="9062" w:author="Claude (AI) - proposed" w:date="2026-10-18T00:31:15Z">
               <w:r>
                 <w:rPr>
                   <w:rFonts w:ascii="Arial" w:cs="Arial" w:eastAsia="Arial" w:hAnsi="Arial"/>
@@ -4675,7 +4675,7 @@
               </w:rPr>
               <w:t xml:space="preserve">5,000 litres</w:t>
             </w:r>
-            <w:ins w:id="9063" w:author="Claude (AI) - proposed" w:date="2026-10-15T12:58:05Z">
+            <w:ins w:id="9063" w:author="Claude (AI) - proposed" w:date="2026-10-18T00:31:15Z">
               <w:r>
                 <w:rPr>
                   <w:rFonts w:ascii="Arial" w:cs="Arial" w:eastAsia="Arial" w:hAnsi="Arial"/>
@@ -4703,7 +4703,7 @@
               </w:rPr>
               <w:t xml:space="preserve">, but the frustum uses </w:t>
             </w:r>
-            <w:del w:id="9064" w:author="Claude (AI) - proposed" w:date="2026-10-15T12:58:05Z">
+            <w:del w:id="9064" w:author="Claude (AI) - proposed" w:date="2026-10-18T00:31:15Z">
               <w:r>
                 <w:rPr>
                   <w:rFonts w:ascii="Arial" w:cs="Arial" w:eastAsia="Arial" w:hAnsi="Arial"/>
@@ -4718,7 +4718,7 @@
                 <w:delText xml:space="preserve">noticeably</w:delText>
               </w:r>
             </w:del>
-            <w:ins w:id="9065" w:author="Claude (AI) - proposed" w:date="2026-10-15T12:58:05Z">
+            <w:ins w:id="9065" w:author="Claude (AI) - proposed" w:date="2026-10-18T00:31:15Z">
               <w:r>
                 <w:rPr>
                   <w:rFonts w:ascii="Arial" w:cs="Arial" w:eastAsia="Arial" w:hAnsi="Arial"/>
@@ -5034,7 +5034,7 @@
             <w:pPr>
               <w:spacing w:after="20" w:before="0"/>
             </w:pPr>
-            <w:hyperlink w:history="1" r:id="rIdg_6sje_uorlxor59wln6w">
+            <w:hyperlink w:history="1" r:id="rIdi9yfh8wcmvmvrdltix7pe">
               <w:r>
                 <w:rPr>
                   <w:rFonts w:ascii="Arial" w:cs="Arial" w:eastAsia="Arial" w:hAnsi="Arial"/>
@@ -5067,7 +5067,7 @@
               <w:spacing w:after="10" w:before="0"/>
               <w:ind w:left="120"/>
             </w:pPr>
-            <w:hyperlink w:history="1" r:id="rIdizs62m7lv32xnqkeqylbw">
+            <w:hyperlink w:history="1" r:id="rIdbq3a-__cio0gjbdi_1ydj">
               <w:r>
                 <w:rPr>
                   <w:rFonts w:ascii="Arial" w:cs="Arial" w:eastAsia="Arial" w:hAnsi="Arial"/>
@@ -5112,7 +5112,7 @@
             <w:pPr>
               <w:spacing w:after="20" w:before="0"/>
             </w:pPr>
-            <w:hyperlink w:history="1" r:id="rIdjmw_ambirehwtx3pzojxk">
+            <w:hyperlink w:history="1" r:id="rIdmplb7-vk5gwr4_a7xdtat">
               <w:r>
                 <w:rPr>
                   <w:rFonts w:ascii="Arial" w:cs="Arial" w:eastAsia="Arial" w:hAnsi="Arial"/>
@@ -5145,7 +5145,7 @@
               <w:spacing w:after="10" w:before="0"/>
               <w:ind w:left="120"/>
             </w:pPr>
-            <w:hyperlink w:history="1" r:id="rIdsd3dhxxfm6fbewjzqm8wj">
+            <w:hyperlink w:history="1" r:id="rId5qxrzu19bhhqt08te6zyu">
               <w:r>
                 <w:rPr>
                   <w:rFonts w:ascii="Arial" w:cs="Arial" w:eastAsia="Arial" w:hAnsi="Arial"/>
@@ -5289,7 +5289,7 @@
               </w:rPr>
               <w:t xml:space="preserve">Observable indicator: Every learner has written at least 3 sentences and a sketch in their book within 4 minutes. Teacher scans books during circulation — look for whether learners distinguish between 'how much water a tank holds' (volume) and 'how much metal is used' (surface area). Flag learners who conflate the two concepts — these learners need targeted scaffolding in the Explain phase. Cold-call responses reveal the range of prior conceptions to inform pacing.</w:t>
             </w:r>
-            <w:ins w:id="9066" w:author="Claude (AI) - proposed" w:date="2026-10-15T12:58:05Z">
+            <w:ins w:id="9066" w:author="Claude (AI) - proposed" w:date="2026-10-18T00:31:15Z">
               <w:r>
                 <w:rPr>
                   <w:rFonts w:ascii="Arial" w:cs="Arial" w:eastAsia="Arial" w:hAnsi="Arial"/>
@@ -5360,7 +5360,7 @@
             <w:pPr>
               <w:spacing w:after="20" w:before="0"/>
             </w:pPr>
-            <w:hyperlink w:history="1" r:id="rIdq3_fsguzjgqnwpqlb269n">
+            <w:hyperlink w:history="1" r:id="rIdakl0e5cg0nyq703z6utlo">
               <w:r>
                 <w:rPr>
                   <w:rFonts w:ascii="Arial" w:cs="Arial" w:eastAsia="Arial" w:hAnsi="Arial"/>
@@ -5393,7 +5393,7 @@
               <w:spacing w:after="10" w:before="0"/>
               <w:ind w:left="120"/>
             </w:pPr>
-            <w:hyperlink w:history="1" r:id="rIdlnovc4420o1v5mmdkumvp">
+            <w:hyperlink w:history="1" r:id="rIdtaoeoixjavzwstxale5a0">
               <w:r>
                 <w:rPr>
                   <w:rFonts w:ascii="Arial" w:cs="Arial" w:eastAsia="Arial" w:hAnsi="Arial"/>
@@ -5438,7 +5438,7 @@
             <w:pPr>
               <w:spacing w:after="20" w:before="0"/>
             </w:pPr>
-            <w:hyperlink w:history="1" r:id="rId2wd21i43_7l-gafbofxgs">
+            <w:hyperlink w:history="1" r:id="rIded06fmxrgoyxjif3wqqck">
               <w:r>
                 <w:rPr>
                   <w:rFonts w:ascii="Arial" w:cs="Arial" w:eastAsia="Arial" w:hAnsi="Arial"/>
@@ -5471,7 +5471,7 @@
               <w:spacing w:after="10" w:before="0"/>
               <w:ind w:left="120"/>
             </w:pPr>
-            <w:hyperlink w:history="1" r:id="rIdmdfbxn1uddw5bysewg66v">
+            <w:hyperlink w:history="1" r:id="rIdea7m5ykpbo4prlhm5mzk4">
               <w:r>
                 <w:rPr>
                   <w:rFonts w:ascii="Arial" w:cs="Arial" w:eastAsia="Arial" w:hAnsi="Arial"/>
@@ -5671,7 +5671,7 @@
             <w:pPr>
               <w:spacing w:after="20" w:before="0"/>
             </w:pPr>
-            <w:hyperlink w:history="1" r:id="rIdpou_sawket_trig8tk06i">
+            <w:hyperlink w:history="1" r:id="rIdi68hgyxvv4tvz-wge8cq0">
               <w:r>
                 <w:rPr>
                   <w:rFonts w:ascii="Arial" w:cs="Arial" w:eastAsia="Arial" w:hAnsi="Arial"/>
@@ -5704,7 +5704,7 @@
               <w:spacing w:after="10" w:before="0"/>
               <w:ind w:left="120"/>
             </w:pPr>
-            <w:hyperlink w:history="1" r:id="rIdag0u7joq4armzkn8z60-t">
+            <w:hyperlink w:history="1" r:id="rIdkoz_stvp2ep9ceou20yjs">
               <w:r>
                 <w:rPr>
                   <w:rFonts w:ascii="Arial" w:cs="Arial" w:eastAsia="Arial" w:hAnsi="Arial"/>
@@ -5749,7 +5749,7 @@
             <w:pPr>
               <w:spacing w:after="20" w:before="0"/>
             </w:pPr>
-            <w:hyperlink w:history="1" r:id="rIdhghgqgryd1psbghnx-g38">
+            <w:hyperlink w:history="1" r:id="rIdz5ovzfdrfjgu11jz11zu4">
               <w:r>
                 <w:rPr>
                   <w:rFonts w:ascii="Arial" w:cs="Arial" w:eastAsia="Arial" w:hAnsi="Arial"/>
@@ -5782,7 +5782,7 @@
               <w:spacing w:after="10" w:before="0"/>
               <w:ind w:left="120"/>
             </w:pPr>
-            <w:hyperlink w:history="1" r:id="rIdoa6nudovq5ri26jbej0v2">
+            <w:hyperlink w:history="1" r:id="rIdwpewjisdspvw4nazvbanx">
               <w:r>
                 <w:rPr>
                   <w:rFonts w:ascii="Arial" w:cs="Arial" w:eastAsia="Arial" w:hAnsi="Arial"/>
@@ -5860,7 +5860,7 @@
               </w:rPr>
               <w:t xml:space="preserve">Use the board to build each formula incrementally — write each face's area expression, then combine. Use colour-coding: rectangular faces in blue, triangular faces in red, square base in green. Ask at each step: 'Which face of the net does this term represent? Point to it on your unfolded net.' Allow 10–15 seconds WAIT TIME. Cold-call 3 learners per formula derivation. Explicitly connect each formula to the factory context: 'If you are a metal sheet cutter at the Kisumu factory, this term — 2lw — tells you what?' After the pyramid formula, pose: 'The factory makes 200 pyramid roof caps per week. Each one needs how many square centimetres of metal sheet? How many square metres is that?' (Answer: 200 × (40² + 2×40×35) = 200 × (1600+2800) = 200 × 4400 = 880,000 cm² = 88 m².) Give 3 minutes for individual working, then cold-call 2 learners to present. For the prediction-annotation task, give 3 minutes silent individual writing. Say: 'Write in your own words — no group discussion yet.'</w:t>
             </w:r>
-            <w:ins w:id="9067" w:author="Claude (AI) - proposed" w:date="2026-10-15T12:58:05Z">
+            <w:ins w:id="9067" w:author="Claude (AI) - proposed" w:date="2026-10-18T00:31:15Z">
               <w:r>
                 <w:rPr>
                   <w:rFonts w:ascii="Arial" w:cs="Arial" w:eastAsia="Arial" w:hAnsi="Arial"/>
@@ -5997,7 +5997,7 @@
             <w:pPr>
               <w:spacing w:after="20" w:before="0"/>
             </w:pPr>
-            <w:hyperlink w:history="1" r:id="rId8ozvd8p3cclekoxqitaqf">
+            <w:hyperlink w:history="1" r:id="rIdbcahmrz2mbntjyjuqfp3g">
               <w:r>
                 <w:rPr>
                   <w:rFonts w:ascii="Arial" w:cs="Arial" w:eastAsia="Arial" w:hAnsi="Arial"/>
@@ -6030,7 +6030,7 @@
               <w:spacing w:after="10" w:before="0"/>
               <w:ind w:left="120"/>
             </w:pPr>
-            <w:hyperlink w:history="1" r:id="rIdbyzefrkyqqtg2i3q235-g">
+            <w:hyperlink w:history="1" r:id="rIdnhjesgxoxbiifyhlvvrcz">
               <w:r>
                 <w:rPr>
                   <w:rFonts w:ascii="Arial" w:cs="Arial" w:eastAsia="Arial" w:hAnsi="Arial"/>
@@ -6075,7 +6075,7 @@
             <w:pPr>
               <w:spacing w:after="20" w:before="0"/>
             </w:pPr>
-            <w:hyperlink w:history="1" r:id="rIdc9ct9omz4dv_rbwhqwlxb">
+            <w:hyperlink w:history="1" r:id="rIdm_yqgt8ubt2p6r_2racnj">
               <w:r>
                 <w:rPr>
                   <w:rFonts w:ascii="Arial" w:cs="Arial" w:eastAsia="Arial" w:hAnsi="Arial"/>
@@ -6108,7 +6108,7 @@
               <w:spacing w:after="10" w:before="0"/>
               <w:ind w:left="120"/>
             </w:pPr>
-            <w:hyperlink w:history="1" r:id="rIdfbs93ojc9ofoxd1on4xgy">
+            <w:hyperlink w:history="1" r:id="rIdofecb_mwzkzvwmr_6fbrd">
               <w:r>
                 <w:rPr>
                   <w:rFonts w:ascii="Arial" w:cs="Arial" w:eastAsia="Arial" w:hAnsi="Arial"/>
@@ -6308,7 +6308,7 @@
             <w:pPr>
               <w:spacing w:after="20" w:before="0"/>
             </w:pPr>
-            <w:hyperlink w:history="1" r:id="rIdcvxuwlao57fb9ce3byoqu">
+            <w:hyperlink w:history="1" r:id="rIdhtbhetfv4yxpzeilprxtw">
               <w:r>
                 <w:rPr>
                   <w:rFonts w:ascii="Arial" w:cs="Arial" w:eastAsia="Arial" w:hAnsi="Arial"/>
@@ -6341,7 +6341,7 @@
               <w:spacing w:after="10" w:before="0"/>
               <w:ind w:left="120"/>
             </w:pPr>
-            <w:hyperlink w:history="1" r:id="rIdrwdf__utykgl-21ond4h8">
+            <w:hyperlink w:history="1" r:id="rId9tku6sgbg9wljvonb6bfb">
               <w:r>
                 <w:rPr>
                   <w:rFonts w:ascii="Arial" w:cs="Arial" w:eastAsia="Arial" w:hAnsi="Arial"/>
@@ -6386,7 +6386,7 @@
             <w:pPr>
               <w:spacing w:after="20" w:before="0"/>
             </w:pPr>
-            <w:hyperlink w:history="1" r:id="rIdaxxbjqmygtcnbsdwto1i0">
+            <w:hyperlink w:history="1" r:id="rId2nyzakkf1sdqkdsgz0fri">
               <w:r>
                 <w:rPr>
                   <w:rFonts w:ascii="Arial" w:cs="Arial" w:eastAsia="Arial" w:hAnsi="Arial"/>
@@ -6419,7 +6419,7 @@
               <w:spacing w:after="10" w:before="0"/>
               <w:ind w:left="120"/>
             </w:pPr>
-            <w:hyperlink w:history="1" r:id="rIdjuaqorp93klyy8mh9p1kf">
+            <w:hyperlink w:history="1" r:id="rIdctnca8cwz1xpbey1nl76o">
               <w:r>
                 <w:rPr>
                   <w:rFonts w:ascii="Arial" w:cs="Arial" w:eastAsia="Arial" w:hAnsi="Arial"/>
@@ -6924,7 +6924,7 @@
               </w:rPr>
               <w:t xml:space="preserve">The total surface area of a prism or pyramid is the sum of the areas of all its faces, which can be found by unfolding the solid into a flat net. Different solid shapes — even if they enclose the same volume — can have </w:t>
             </w:r>
-            <w:del w:id="9068" w:author="Claude (AI) - proposed" w:date="2026-10-15T12:58:05Z">
+            <w:del w:id="9068" w:author="Claude (AI) - proposed" w:date="2026-10-18T00:31:15Z">
               <w:r>
                 <w:rPr>
                   <w:rFonts w:ascii="Arial" w:cs="Arial" w:eastAsia="Arial" w:hAnsi="Arial"/>
@@ -6972,7 +6972,7 @@
         </w:rPr>
         <w:t xml:space="preserve">© 2026 SeaVuria and ARES. Aligned with KICD objectives. Developed by SeaVuria; technical implementation by ARES (with AI assistance from Claude). Licensed under </w:t>
       </w:r>
-      <w:hyperlink w:history="1" r:id="rIdhl71l52lnn9yat2_p3vwk">
+      <w:hyperlink w:history="1" r:id="rIdkunqgigyyitgnf0cwywtt">
         <w:r>
           <w:rPr>
             <w:rFonts w:ascii="Arial" w:cs="Arial" w:eastAsia="Arial" w:hAnsi="Arial"/>
@@ -6993,7 +6993,7 @@
         </w:rPr>
         <w:t xml:space="preserve"> (</w:t>
       </w:r>
-      <w:hyperlink w:history="1" r:id="rIdjlu_f6mbgpgqg94pfuntz">
+      <w:hyperlink w:history="1" r:id="rIdyhjtsgcokgjds5vq-uxnp">
         <w:r>
           <w:rPr>
             <w:rFonts w:ascii="Arial" w:cs="Arial" w:eastAsia="Arial" w:hAnsi="Arial"/>
@@ -7501,10 +7501,10 @@
               <w:spacing w:after="40" w:before="0"/>
               <w:jc w:val="left"/>
               <w:rPr>
-                <w:ins w:id="9070" w:author="Claude (AI) - proposed" w:date="2026-10-15T12:58:05Z"/>
-              </w:rPr>
-            </w:pPr>
-            <w:ins w:id="9069" w:author="Claude (AI) - proposed" w:date="2026-10-15T12:58:05Z">
+                <w:ins w:id="9070" w:author="Claude (AI) - proposed" w:date="2026-10-18T00:31:15Z"/>
+              </w:rPr>
+            </w:pPr>
+            <w:ins w:id="9069" w:author="Claude (AI) - proposed" w:date="2026-10-18T00:31:15Z">
               <w:r>
                 <w:rPr>
                   <w:rFonts w:ascii="Arial" w:cs="Arial" w:eastAsia="Arial" w:hAnsi="Arial"/>
@@ -7526,10 +7526,10 @@
               <w:spacing w:after="40" w:before="0"/>
               <w:jc w:val="left"/>
               <w:rPr>
-                <w:del w:id="9072" w:author="Claude (AI) - proposed" w:date="2026-10-15T12:58:05Z"/>
-              </w:rPr>
-            </w:pPr>
-            <w:del w:id="9071" w:author="Claude (AI) - proposed" w:date="2026-10-15T12:58:05Z">
+                <w:del w:id="9072" w:author="Claude (AI) - proposed" w:date="2026-10-18T00:31:15Z"/>
+              </w:rPr>
+            </w:pPr>
+            <w:del w:id="9071" w:author="Claude (AI) - proposed" w:date="2026-10-18T00:31:15Z">
               <w:r>
                 <w:rPr>
                   <w:rFonts w:ascii="Arial" w:cs="Arial" w:eastAsia="Arial" w:hAnsi="Arial"/>
@@ -8063,7 +8063,7 @@
             <w:pPr>
               <w:spacing w:after="20" w:before="0"/>
             </w:pPr>
-            <w:hyperlink w:history="1" r:id="rIdimhiqeqgmvj3gxuzqm54y">
+            <w:hyperlink w:history="1" r:id="rIdsbvbuguiv5ojbcz2ay9mz">
               <w:r>
                 <w:rPr>
                   <w:rFonts w:ascii="Arial" w:cs="Arial" w:eastAsia="Arial" w:hAnsi="Arial"/>
@@ -8112,7 +8112,7 @@
               <w:spacing w:after="10" w:before="0"/>
               <w:ind w:left="120"/>
             </w:pPr>
-            <w:hyperlink w:history="1" r:id="rIdbqjpevjs6yyvzrxrpoosz">
+            <w:hyperlink w:history="1" r:id="rIdi1cx3bzrvezp-er0aewsu">
               <w:r>
                 <w:rPr>
                   <w:rFonts w:ascii="Arial" w:cs="Arial" w:eastAsia="Arial" w:hAnsi="Arial"/>
@@ -8157,7 +8157,7 @@
             <w:pPr>
               <w:spacing w:after="20" w:before="0"/>
             </w:pPr>
-            <w:hyperlink w:history="1" r:id="rIdh9og1iigg5jfqmicg2bsb">
+            <w:hyperlink w:history="1" r:id="rIdchhubdbvubaleaddss2f-">
               <w:r>
                 <w:rPr>
                   <w:rFonts w:ascii="Arial" w:cs="Arial" w:eastAsia="Arial" w:hAnsi="Arial"/>
@@ -8190,7 +8190,7 @@
               <w:spacing w:after="10" w:before="0"/>
               <w:ind w:left="120"/>
             </w:pPr>
-            <w:hyperlink w:history="1" r:id="rIdxjpkfavg6hj9gec0v99ix">
+            <w:hyperlink w:history="1" r:id="rIdidxsh1u2cnxfnpwkelhhw">
               <w:r>
                 <w:rPr>
                   <w:rFonts w:ascii="Arial" w:cs="Arial" w:eastAsia="Arial" w:hAnsi="Arial"/>
@@ -8390,7 +8390,7 @@
             <w:pPr>
               <w:spacing w:after="20" w:before="0"/>
             </w:pPr>
-            <w:hyperlink w:history="1" r:id="rIdakzlhtg1htc_k90zrkfcb">
+            <w:hyperlink w:history="1" r:id="rIdoaollewyz2-2uhbkgssvj">
               <w:r>
                 <w:rPr>
                   <w:rFonts w:ascii="Arial" w:cs="Arial" w:eastAsia="Arial" w:hAnsi="Arial"/>
@@ -8439,7 +8439,7 @@
               <w:spacing w:after="10" w:before="0"/>
               <w:ind w:left="120"/>
             </w:pPr>
-            <w:hyperlink w:history="1" r:id="rIdkz98u8jwyrbxhu8tikx5y">
+            <w:hyperlink w:history="1" r:id="rIdbc5zxnjjqmuw7ucuc3dfo">
               <w:r>
                 <w:rPr>
                   <w:rFonts w:ascii="Arial" w:cs="Arial" w:eastAsia="Arial" w:hAnsi="Arial"/>
@@ -8484,7 +8484,7 @@
             <w:pPr>
               <w:spacing w:after="20" w:before="0"/>
             </w:pPr>
-            <w:hyperlink w:history="1" r:id="rIdvm_s_ilpyajy2w7fxdcaq">
+            <w:hyperlink w:history="1" r:id="rIdmgiwpecfz6jh3bhvswgbu">
               <w:r>
                 <w:rPr>
                   <w:rFonts w:ascii="Arial" w:cs="Arial" w:eastAsia="Arial" w:hAnsi="Arial"/>
@@ -8517,7 +8517,7 @@
               <w:spacing w:after="10" w:before="0"/>
               <w:ind w:left="120"/>
             </w:pPr>
-            <w:hyperlink w:history="1" r:id="rIdeobictvzt37_dgdixupx8">
+            <w:hyperlink w:history="1" r:id="rIdieiauapvtpcniva3uvyqi">
               <w:r>
                 <w:rPr>
                   <w:rFonts w:ascii="Arial" w:cs="Arial" w:eastAsia="Arial" w:hAnsi="Arial"/>
@@ -8562,7 +8562,7 @@
               </w:rPr>
               <w:t xml:space="preserve">PART A — CONE NET INVESTIGATION (</w:t>
             </w:r>
-            <w:del w:id="9073" w:author="Claude (AI) - proposed" w:date="2026-10-15T12:58:05Z">
+            <w:del w:id="9073" w:author="Claude (AI) - proposed" w:date="2026-10-18T00:31:15Z">
               <w:r>
                 <w:rPr>
                   <w:rFonts w:ascii="Arial" w:cs="Arial" w:eastAsia="Arial" w:hAnsi="Arial"/>
@@ -8577,7 +8577,7 @@
                 <w:delText xml:space="preserve">30</w:delText>
               </w:r>
             </w:del>
-            <w:ins w:id="9074" w:author="Claude (AI) - proposed" w:date="2026-10-15T12:58:05Z">
+            <w:ins w:id="9074" w:author="Claude (AI) - proposed" w:date="2026-10-18T00:31:15Z">
               <w:r>
                 <w:rPr>
                   <w:rFonts w:ascii="Arial" w:cs="Arial" w:eastAsia="Arial" w:hAnsi="Arial"/>
@@ -8605,7 +8605,7 @@
               </w:rPr>
               <w:t xml:space="preserve"> min): Each group of 4 receives a pre-cut cone net (a circle and a sector of a larger circle) and a complete cone model. Groups are guided through the following steps: (1) Identify the two components of the cone's surface — the circular base (radius r) and the curved lateral surface (sector). (2) Measure the slant height l (the radius of the sector) using a ruler. (3) Notice that the arc length of the sector equals the circumference of the base circle (2πr). (4) Using the formula for the area of a sector (Area = ½ × arc length × radius), derive that Lateral Surface Area = ½ × 2πr × l = πrl. (5) Write the total surface area: SA = πrl + πr² = πr(r + l). Groups record each step in a structured observation table provided on a worksheet. PART B — SPHERE INTUITION ACTIVITY (</w:t>
             </w:r>
-            <w:del w:id="9075" w:author="Claude (AI) - proposed" w:date="2026-10-15T12:58:05Z">
+            <w:del w:id="9075" w:author="Claude (AI) - proposed" w:date="2026-10-18T00:31:15Z">
               <w:r>
                 <w:rPr>
                   <w:rFonts w:ascii="Arial" w:cs="Arial" w:eastAsia="Arial" w:hAnsi="Arial"/>
@@ -8620,7 +8620,7 @@
                 <w:delText xml:space="preserve">15</w:delText>
               </w:r>
             </w:del>
-            <w:ins w:id="9076" w:author="Claude (AI) - proposed" w:date="2026-10-15T12:58:05Z">
+            <w:ins w:id="9076" w:author="Claude (AI) - proposed" w:date="2026-10-18T00:31:15Z">
               <w:r>
                 <w:rPr>
                   <w:rFonts w:ascii="Arial" w:cs="Arial" w:eastAsia="Arial" w:hAnsi="Arial"/>
@@ -8803,7 +8803,7 @@
             <w:pPr>
               <w:spacing w:after="20" w:before="0"/>
             </w:pPr>
-            <w:hyperlink w:history="1" r:id="rIdtpybnfoiirm2bprlbuxrx">
+            <w:hyperlink w:history="1" r:id="rId3lcezdljl_guk6o9iwb1e">
               <w:r>
                 <w:rPr>
                   <w:rFonts w:ascii="Arial" w:cs="Arial" w:eastAsia="Arial" w:hAnsi="Arial"/>
@@ -8852,7 +8852,7 @@
               <w:spacing w:after="10" w:before="0"/>
               <w:ind w:left="120"/>
             </w:pPr>
-            <w:hyperlink w:history="1" r:id="rIdrxxogsc3octasrgvwsd_q">
+            <w:hyperlink w:history="1" r:id="rIdydnfjpty_kcgcia_qvrei">
               <w:r>
                 <w:rPr>
                   <w:rFonts w:ascii="Arial" w:cs="Arial" w:eastAsia="Arial" w:hAnsi="Arial"/>
@@ -8897,7 +8897,7 @@
             <w:pPr>
               <w:spacing w:after="20" w:before="0"/>
             </w:pPr>
-            <w:hyperlink w:history="1" r:id="rIdafc0sg6-ugnenp23bwlwx">
+            <w:hyperlink w:history="1" r:id="rId5kmu_ou9hbcqxm9mhh-fd">
               <w:r>
                 <w:rPr>
                   <w:rFonts w:ascii="Arial" w:cs="Arial" w:eastAsia="Arial" w:hAnsi="Arial"/>
@@ -8930,7 +8930,7 @@
               <w:spacing w:after="10" w:before="0"/>
               <w:ind w:left="120"/>
             </w:pPr>
-            <w:hyperlink w:history="1" r:id="rIdear32srwbwjm_udjkriqb">
+            <w:hyperlink w:history="1" r:id="rIdwb_-jhtkwpu4eylxz4e3w">
               <w:r>
                 <w:rPr>
                   <w:rFonts w:ascii="Arial" w:cs="Arial" w:eastAsia="Arial" w:hAnsi="Arial"/>
@@ -9130,7 +9130,7 @@
             <w:pPr>
               <w:spacing w:after="20" w:before="0"/>
             </w:pPr>
-            <w:hyperlink w:history="1" r:id="rIdylneu_k87be-whhd1dxwu">
+            <w:hyperlink w:history="1" r:id="rIdmfmnavtlejduixwfffcqu">
               <w:r>
                 <w:rPr>
                   <w:rFonts w:ascii="Arial" w:cs="Arial" w:eastAsia="Arial" w:hAnsi="Arial"/>
@@ -9179,7 +9179,7 @@
               <w:spacing w:after="10" w:before="0"/>
               <w:ind w:left="120"/>
             </w:pPr>
-            <w:hyperlink w:history="1" r:id="rIdlmhahsqowzl8xozzsxdru">
+            <w:hyperlink w:history="1" r:id="rIdbgi-ibolgsagkldtxh73j">
               <w:r>
                 <w:rPr>
                   <w:rFonts w:ascii="Arial" w:cs="Arial" w:eastAsia="Arial" w:hAnsi="Arial"/>
@@ -9224,7 +9224,7 @@
             <w:pPr>
               <w:spacing w:after="20" w:before="0"/>
             </w:pPr>
-            <w:hyperlink w:history="1" r:id="rIdwofd-18zjywp8e00zn6lq">
+            <w:hyperlink w:history="1" r:id="rIdca9s3bket-sr0v063yji4">
               <w:r>
                 <w:rPr>
                   <w:rFonts w:ascii="Arial" w:cs="Arial" w:eastAsia="Arial" w:hAnsi="Arial"/>
@@ -9257,7 +9257,7 @@
               <w:spacing w:after="10" w:before="0"/>
               <w:ind w:left="120"/>
             </w:pPr>
-            <w:hyperlink w:history="1" r:id="rId9useujrw_ywix_4gaajei">
+            <w:hyperlink w:history="1" r:id="rId1ycm2s_vhroahxppj1k5r">
               <w:r>
                 <w:rPr>
                   <w:rFonts w:ascii="Arial" w:cs="Arial" w:eastAsia="Arial" w:hAnsi="Arial"/>
@@ -9457,7 +9457,7 @@
             <w:pPr>
               <w:spacing w:after="20" w:before="0"/>
             </w:pPr>
-            <w:hyperlink w:history="1" r:id="rIdwn1xm8gidgcn6ac5oxqvo">
+            <w:hyperlink w:history="1" r:id="rIdifhva_cvxkebtu1zhie7e">
               <w:r>
                 <w:rPr>
                   <w:rFonts w:ascii="Arial" w:cs="Arial" w:eastAsia="Arial" w:hAnsi="Arial"/>
@@ -9506,7 +9506,7 @@
               <w:spacing w:after="10" w:before="0"/>
               <w:ind w:left="120"/>
             </w:pPr>
-            <w:hyperlink w:history="1" r:id="rIdlgl6ak2gnhiqlnmlj6brt">
+            <w:hyperlink w:history="1" r:id="rId7_rbijpjmdiya_3sxowo1">
               <w:r>
                 <w:rPr>
                   <w:rFonts w:ascii="Arial" w:cs="Arial" w:eastAsia="Arial" w:hAnsi="Arial"/>
@@ -9551,7 +9551,7 @@
             <w:pPr>
               <w:spacing w:after="20" w:before="0"/>
             </w:pPr>
-            <w:hyperlink w:history="1" r:id="rId9aq8ax98bzrscjokakpvk">
+            <w:hyperlink w:history="1" r:id="rIdsmwmd68ycuzufij--xy7g">
               <w:r>
                 <w:rPr>
                   <w:rFonts w:ascii="Arial" w:cs="Arial" w:eastAsia="Arial" w:hAnsi="Arial"/>
@@ -9584,7 +9584,7 @@
               <w:spacing w:after="10" w:before="0"/>
               <w:ind w:left="120"/>
             </w:pPr>
-            <w:hyperlink w:history="1" r:id="rId3gxmd1p83retdeerikf6a">
+            <w:hyperlink w:history="1" r:id="rIdnyfdymchdwj3sp6yxwbdh">
               <w:r>
                 <w:rPr>
                   <w:rFonts w:ascii="Arial" w:cs="Arial" w:eastAsia="Arial" w:hAnsi="Arial"/>
@@ -9823,7 +9823,7 @@
               </w:rPr>
               <w:t xml:space="preserve">After the lesson, reflect on the following questions: (1) Did the majority of learners correctly distinguish slant height (l) from vertical height (h) in the cone surface area formula? If not, plan a targeted 5-minute recap at the start of Lesson 3 using a physical cone model. (2) Were learners able to make an explicit verbal or written connection between the cone-vs-cylinder surface area comparison (Phase 3, Problem 3) and the Kisumu tank phenomenon? If the link was weak, revisit the phenomenon image at the start of Lesson 3 before proceeding. (3) How many new questions on the DQB mentioned the frustum or 'cut cone'? This signals readiness for Lesson </w:t>
             </w:r>
-            <w:del w:id="9077" w:author="Claude (AI) - proposed" w:date="2026-10-15T12:58:05Z">
+            <w:del w:id="9077" w:author="Claude (AI) - proposed" w:date="2026-10-18T00:31:15Z">
               <w:r>
                 <w:rPr>
                   <w:rFonts w:ascii="Arial" w:cs="Arial" w:eastAsia="Arial" w:hAnsi="Arial"/>
@@ -9838,7 +9838,7 @@
                 <w:delText xml:space="preserve">4</w:delText>
               </w:r>
             </w:del>
-            <w:ins w:id="9078" w:author="Claude (AI) - proposed" w:date="2026-10-15T12:58:05Z">
+            <w:ins w:id="9078" w:author="Claude (AI) - proposed" w:date="2026-10-18T00:31:15Z">
               <w:r>
                 <w:rPr>
                   <w:rFonts w:ascii="Arial" w:cs="Arial" w:eastAsia="Arial" w:hAnsi="Arial"/>
@@ -10152,7 +10152,7 @@
         </w:rPr>
         <w:t xml:space="preserve">© 2026 SeaVuria and ARES. Aligned with KICD objectives. Developed by SeaVuria; technical implementation by ARES (with AI assistance from Claude). Licensed under </w:t>
       </w:r>
-      <w:hyperlink w:history="1" r:id="rIdqdbkr_jyn3p4zei44itu_">
+      <w:hyperlink w:history="1" r:id="rIdnipsal_rjxivzldvtrwo_">
         <w:r>
           <w:rPr>
             <w:rFonts w:ascii="Arial" w:cs="Arial" w:eastAsia="Arial" w:hAnsi="Arial"/>
@@ -10173,7 +10173,7 @@
         </w:rPr>
         <w:t xml:space="preserve"> (</w:t>
       </w:r>
-      <w:hyperlink w:history="1" r:id="rIdezrqjmopdj9eycdyahdr0">
+      <w:hyperlink w:history="1" r:id="rIdjgn-v1kgp3358qy4h5c4s">
         <w:r>
           <w:rPr>
             <w:rFonts w:ascii="Arial" w:cs="Arial" w:eastAsia="Arial" w:hAnsi="Arial"/>
@@ -10681,10 +10681,10 @@
               <w:spacing w:after="40" w:before="0"/>
               <w:jc w:val="left"/>
               <w:rPr>
-                <w:ins w:id="9080" w:author="Claude (AI) - proposed" w:date="2026-10-15T12:58:05Z"/>
-              </w:rPr>
-            </w:pPr>
-            <w:ins w:id="9079" w:author="Claude (AI) - proposed" w:date="2026-10-15T12:58:05Z">
+                <w:ins w:id="9080" w:author="Claude (AI) - proposed" w:date="2026-10-18T00:31:15Z"/>
+              </w:rPr>
+            </w:pPr>
+            <w:ins w:id="9079" w:author="Claude (AI) - proposed" w:date="2026-10-18T00:31:15Z">
               <w:r>
                 <w:rPr>
                   <w:rFonts w:ascii="Arial" w:cs="Arial" w:eastAsia="Arial" w:hAnsi="Arial"/>
@@ -10706,10 +10706,10 @@
               <w:spacing w:after="40" w:before="0"/>
               <w:jc w:val="left"/>
               <w:rPr>
-                <w:del w:id="9082" w:author="Claude (AI) - proposed" w:date="2026-10-15T12:58:05Z"/>
-              </w:rPr>
-            </w:pPr>
-            <w:del w:id="9081" w:author="Claude (AI) - proposed" w:date="2026-10-15T12:58:05Z">
+                <w:del w:id="9082" w:author="Claude (AI) - proposed" w:date="2026-10-18T00:31:15Z"/>
+              </w:rPr>
+            </w:pPr>
+            <w:del w:id="9081" w:author="Claude (AI) - proposed" w:date="2026-10-18T00:31:15Z">
               <w:r>
                 <w:rPr>
                   <w:rFonts w:ascii="Arial" w:cs="Arial" w:eastAsia="Arial" w:hAnsi="Arial"/>
@@ -11260,7 +11260,7 @@
               <w:spacing w:after="10" w:before="0"/>
               <w:ind w:left="120"/>
             </w:pPr>
-            <w:hyperlink w:history="1" r:id="rId4hp6zbkoh0j-mlbbtrewz">
+            <w:hyperlink w:history="1" r:id="rIdqjbn6ub9od6m6ge2onuiw">
               <w:r>
                 <w:rPr>
                   <w:rFonts w:ascii="Arial" w:cs="Arial" w:eastAsia="Arial" w:hAnsi="Arial"/>
@@ -11320,7 +11320,7 @@
             <w:pPr>
               <w:spacing w:after="20" w:before="0"/>
             </w:pPr>
-            <w:hyperlink w:history="1" r:id="rIdjaijsnkehic9n24lqkacq">
+            <w:hyperlink w:history="1" r:id="rIdhzin_4k-vpoe5gpbjew9t">
               <w:r>
                 <w:rPr>
                   <w:rFonts w:ascii="Arial" w:cs="Arial" w:eastAsia="Arial" w:hAnsi="Arial"/>
@@ -11369,7 +11369,7 @@
               <w:spacing w:after="10" w:before="0"/>
               <w:ind w:left="120"/>
             </w:pPr>
-            <w:hyperlink w:history="1" r:id="rIdzq-ltqfuzdmxr6kkhle9v">
+            <w:hyperlink w:history="1" r:id="rIdjrlgjods3galtjs2bfgd8">
               <w:r>
                 <w:rPr>
                   <w:rFonts w:ascii="Arial" w:cs="Arial" w:eastAsia="Arial" w:hAnsi="Arial"/>
@@ -11586,7 +11586,7 @@
               <w:spacing w:after="10" w:before="0"/>
               <w:ind w:left="120"/>
             </w:pPr>
-            <w:hyperlink w:history="1" r:id="rIdhcyzjmsxvflcdvqyfakzr">
+            <w:hyperlink w:history="1" r:id="rIdzojpztbq3osqiokdi-jid">
               <w:r>
                 <w:rPr>
                   <w:rFonts w:ascii="Arial" w:cs="Arial" w:eastAsia="Arial" w:hAnsi="Arial"/>
@@ -11646,7 +11646,7 @@
             <w:pPr>
               <w:spacing w:after="20" w:before="0"/>
             </w:pPr>
-            <w:hyperlink w:history="1" r:id="rIdzh2cywxbxsqxvwhd2-kuo">
+            <w:hyperlink w:history="1" r:id="rIdk1kbjy3wd6rxsxs9ze_mr">
               <w:r>
                 <w:rPr>
                   <w:rFonts w:ascii="Arial" w:cs="Arial" w:eastAsia="Arial" w:hAnsi="Arial"/>
@@ -11695,7 +11695,7 @@
               <w:spacing w:after="10" w:before="0"/>
               <w:ind w:left="120"/>
             </w:pPr>
-            <w:hyperlink w:history="1" r:id="rIdim79domppdqdrc4gp9xjm">
+            <w:hyperlink w:history="1" r:id="rIdstebhwycqeeg3dsaxl-df">
               <w:r>
                 <w:rPr>
                   <w:rFonts w:ascii="Arial" w:cs="Arial" w:eastAsia="Arial" w:hAnsi="Arial"/>
@@ -11912,7 +11912,7 @@
               <w:spacing w:after="10" w:before="0"/>
               <w:ind w:left="120"/>
             </w:pPr>
-            <w:hyperlink w:history="1" r:id="rIdwmtzrpd0-bfjik-0c0ccs">
+            <w:hyperlink w:history="1" r:id="rIdxj4pft1mqoepbvd9yrwfx">
               <w:r>
                 <w:rPr>
                   <w:rFonts w:ascii="Arial" w:cs="Arial" w:eastAsia="Arial" w:hAnsi="Arial"/>
@@ -11972,7 +11972,7 @@
             <w:pPr>
               <w:spacing w:after="20" w:before="0"/>
             </w:pPr>
-            <w:hyperlink w:history="1" r:id="rIdhnv3ulceshwj1vnkttajy">
+            <w:hyperlink w:history="1" r:id="rIdckehtvs734r9b3b7gvvlp">
               <w:r>
                 <w:rPr>
                   <w:rFonts w:ascii="Arial" w:cs="Arial" w:eastAsia="Arial" w:hAnsi="Arial"/>
@@ -12021,7 +12021,7 @@
               <w:spacing w:after="10" w:before="0"/>
               <w:ind w:left="120"/>
             </w:pPr>
-            <w:hyperlink w:history="1" r:id="rIdr7-xypj2nrpdm9xp6pq2p">
+            <w:hyperlink w:history="1" r:id="rId-yksdx1vtfzsv1zdvacb5">
               <w:r>
                 <w:rPr>
                   <w:rFonts w:ascii="Arial" w:cs="Arial" w:eastAsia="Arial" w:hAnsi="Arial"/>
@@ -12066,7 +12066,7 @@
               </w:rPr>
               <w:t xml:space="preserve">Learners work in pairs using the Think-Pair-Share strategy. Each pair receives a problem card: 'The frustum-shaped tank at the Kisumu factory has a large base radius R = </w:t>
             </w:r>
-            <w:del w:id="9083" w:author="Claude (AI) - proposed" w:date="2026-10-15T12:58:05Z">
+            <w:del w:id="9083" w:author="Claude (AI) - proposed" w:date="2026-10-18T00:31:15Z">
               <w:r>
                 <w:rPr>
                   <w:rFonts w:ascii="Arial" w:cs="Arial" w:eastAsia="Arial" w:hAnsi="Arial"/>
@@ -12081,7 +12081,7 @@
                 <w:delText xml:space="preserve">0.8</w:delText>
               </w:r>
             </w:del>
-            <w:ins w:id="9084" w:author="Claude (AI) - proposed" w:date="2026-10-15T12:58:05Z">
+            <w:ins w:id="9084" w:author="Claude (AI) - proposed" w:date="2026-10-18T00:31:15Z">
               <w:r>
                 <w:rPr>
                   <w:rFonts w:ascii="Arial" w:cs="Arial" w:eastAsia="Arial" w:hAnsi="Arial"/>
@@ -12109,7 +12109,7 @@
               </w:rPr>
               <w:t xml:space="preserve"> m, a small top radius r = 0.</w:t>
             </w:r>
-            <w:del w:id="9085" w:author="Claude (AI) - proposed" w:date="2026-10-15T12:58:05Z">
+            <w:del w:id="9085" w:author="Claude (AI) - proposed" w:date="2026-10-18T00:31:15Z">
               <w:r>
                 <w:rPr>
                   <w:rFonts w:ascii="Arial" w:cs="Arial" w:eastAsia="Arial" w:hAnsi="Arial"/>
@@ -12124,7 +12124,7 @@
                 <w:delText xml:space="preserve">4</w:delText>
               </w:r>
             </w:del>
-            <w:ins w:id="9086" w:author="Claude (AI) - proposed" w:date="2026-10-15T12:58:05Z">
+            <w:ins w:id="9086" w:author="Claude (AI) - proposed" w:date="2026-10-18T00:31:15Z">
               <w:r>
                 <w:rPr>
                   <w:rFonts w:ascii="Arial" w:cs="Arial" w:eastAsia="Arial" w:hAnsi="Arial"/>
@@ -12152,7 +12152,7 @@
               </w:rPr>
               <w:t xml:space="preserve"> m, and a slant height l = 1.</w:t>
             </w:r>
-            <w:del w:id="9087" w:author="Claude (AI) - proposed" w:date="2026-10-15T12:58:05Z">
+            <w:del w:id="9087" w:author="Claude (AI) - proposed" w:date="2026-10-18T00:31:15Z">
               <w:r>
                 <w:rPr>
                   <w:rFonts w:ascii="Arial" w:cs="Arial" w:eastAsia="Arial" w:hAnsi="Arial"/>
@@ -12167,7 +12167,7 @@
                 <w:delText xml:space="preserve">2 m</w:delText>
               </w:r>
             </w:del>
-            <w:ins w:id="9088" w:author="Claude (AI) - proposed" w:date="2026-10-15T12:58:05Z">
+            <w:ins w:id="9088" w:author="Claude (AI) - proposed" w:date="2026-10-18T00:31:15Z">
               <w:r>
                 <w:rPr>
                   <w:rFonts w:ascii="Arial" w:cs="Arial" w:eastAsia="Arial" w:hAnsi="Arial"/>
@@ -12195,7 +12195,7 @@
               </w:rPr>
               <w:t xml:space="preserve">. (a) Calculate the curved surface area of the frustum. (b) Calculate the area of the two circular faces. (c) Calculate the TOTAL surface area of the frustum tank in m². (d) The factory uses metal sheet that costs Ksh 850 per m². How much does the metal sheet for this tank cost?' Pairs first work independently (5 min), then compare and reconcile answers (5 min), then selected pairs share with the class. Learners then write a '</w:t>
             </w:r>
-            <w:del w:id="9089" w:author="Claude (AI) - proposed" w:date="2026-10-15T12:58:05Z">
+            <w:del w:id="9089" w:author="Claude (AI) - proposed" w:date="2026-10-18T00:31:15Z">
               <w:r>
                 <w:rPr>
                   <w:rFonts w:ascii="Arial" w:cs="Arial" w:eastAsia="Arial" w:hAnsi="Arial"/>
@@ -12210,7 +12210,7 @@
                 <w:delText xml:space="preserve">comparison</w:delText>
               </w:r>
             </w:del>
-            <w:ins w:id="9090" w:author="Claude (AI) - proposed" w:date="2026-10-15T12:58:05Z">
+            <w:ins w:id="9090" w:author="Claude (AI) - proposed" w:date="2026-10-18T00:31:15Z">
               <w:r>
                 <w:rPr>
                   <w:rFonts w:ascii="Arial" w:cs="Arial" w:eastAsia="Arial" w:hAnsi="Arial"/>
@@ -12238,7 +12238,7 @@
               </w:rPr>
               <w:t xml:space="preserve"> sentence' in their books: 'The frustum tank has a surface area of ___ m²</w:t>
             </w:r>
-            <w:del w:id="9091" w:author="Claude (AI) - proposed" w:date="2026-10-15T12:58:05Z">
+            <w:del w:id="9091" w:author="Claude (AI) - proposed" w:date="2026-10-18T00:31:15Z">
               <w:r>
                 <w:rPr>
                   <w:rFonts w:ascii="Arial" w:cs="Arial" w:eastAsia="Arial" w:hAnsi="Arial"/>
@@ -12253,7 +12253,7 @@
                 <w:delText xml:space="preserve">, while the composite</w:delText>
               </w:r>
             </w:del>
-            <w:ins w:id="9092" w:author="Claude (AI) - proposed" w:date="2026-10-15T12:58:05Z">
+            <w:ins w:id="9092" w:author="Claude (AI) - proposed" w:date="2026-10-18T00:31:15Z">
               <w:r>
                 <w:rPr>
                   <w:rFonts w:ascii="Arial" w:cs="Arial" w:eastAsia="Arial" w:hAnsi="Arial"/>
@@ -12281,7 +12281,7 @@
               </w:rPr>
               <w:t xml:space="preserve"> cylinder-hemisphere tank </w:t>
             </w:r>
-            <w:del w:id="9093" w:author="Claude (AI) - proposed" w:date="2026-10-15T12:58:05Z">
+            <w:del w:id="9093" w:author="Claude (AI) - proposed" w:date="2026-10-18T00:31:15Z">
               <w:r>
                 <w:rPr>
                   <w:rFonts w:ascii="Arial" w:cs="Arial" w:eastAsia="Arial" w:hAnsi="Arial"/>
@@ -12296,7 +12296,7 @@
                 <w:delText xml:space="preserve">from Lesson 1 had a surface area of ___ m². The frustum tank uses ___ m² less/more metal, which saves Ksh ___</w:delText>
               </w:r>
             </w:del>
-            <w:ins w:id="9094" w:author="Claude (AI) - proposed" w:date="2026-10-15T12:58:05Z">
+            <w:ins w:id="9094" w:author="Claude (AI) - proposed" w:date="2026-10-18T00:31:15Z">
               <w:r>
                 <w:rPr>
                   <w:rFonts w:ascii="Arial" w:cs="Arial" w:eastAsia="Arial" w:hAnsi="Arial"/>
@@ -12324,7 +12324,7 @@
               </w:rPr>
               <w:t xml:space="preserve">.' This </w:t>
             </w:r>
-            <w:del w:id="9095" w:author="Claude (AI) - proposed" w:date="2026-10-15T12:58:05Z">
+            <w:del w:id="9095" w:author="Claude (AI) - proposed" w:date="2026-10-18T00:31:15Z">
               <w:r>
                 <w:rPr>
                   <w:rFonts w:ascii="Arial" w:cs="Arial" w:eastAsia="Arial" w:hAnsi="Arial"/>
@@ -12339,7 +12339,7 @@
                 <w:delText xml:space="preserve">directly re-engages</w:delText>
               </w:r>
             </w:del>
-            <w:ins w:id="9096" w:author="Claude (AI) - proposed" w:date="2026-10-15T12:58:05Z">
+            <w:ins w:id="9096" w:author="Claude (AI) - proposed" w:date="2026-10-18T00:31:15Z">
               <w:r>
                 <w:rPr>
                   <w:rFonts w:ascii="Arial" w:cs="Arial" w:eastAsia="Arial" w:hAnsi="Arial"/>
@@ -12367,7 +12367,7 @@
               </w:rPr>
               <w:t xml:space="preserve"> the anchoring phenomenon</w:t>
             </w:r>
-            <w:ins w:id="9097" w:author="Claude (AI) - proposed" w:date="2026-10-15T12:58:05Z">
+            <w:ins w:id="9097" w:author="Claude (AI) - proposed" w:date="2026-10-18T00:31:15Z">
               <w:r>
                 <w:rPr>
                   <w:rFonts w:ascii="Arial" w:cs="Arial" w:eastAsia="Arial" w:hAnsi="Arial"/>
@@ -12428,7 +12428,7 @@
               </w:rPr>
               <w:t xml:space="preserve">Say: 'This is the moment we have been building toward. You are now going to calculate the actual surface area of the frustum tank from Kisumu — the one that puzzled the Grade 10 visitors.' Distribute problem cards. Say: 'Work independently for 5 minutes first — no talking. Use the formula from your observation notes.' Set a visible 5-minute timer. Circulate — look for unit errors and formula misapplication. After 5 min: 'Now compare with your partner. If your answers differ, work through the steps together to find the disagreement.' After paired work: cold-call 3 pairs to share each sub-answer (a), (b), (c), one pair per sub-part. For (d) ask: 'Naledi, does this cost surprise you? What does this tell the factory manager in Kisumu about which tank is cheaper to build?' WAIT TIME 15 seconds. Consolidate on the board: write the full worked solution using colour-coded steps — red for formula, blue for substitution, green for answer with units. Say: 'Now write your </w:t>
             </w:r>
-            <w:del w:id="9098" w:author="Claude (AI) - proposed" w:date="2026-10-15T12:58:05Z">
+            <w:del w:id="9098" w:author="Claude (AI) - proposed" w:date="2026-10-18T00:31:15Z">
               <w:r>
                 <w:rPr>
                   <w:rFonts w:ascii="Arial" w:cs="Arial" w:eastAsia="Arial" w:hAnsi="Arial"/>
@@ -12443,7 +12443,7 @@
                 <w:delText xml:space="preserve">comparison</w:delText>
               </w:r>
             </w:del>
-            <w:ins w:id="9099" w:author="Claude (AI) - proposed" w:date="2026-10-15T12:58:05Z">
+            <w:ins w:id="9099" w:author="Claude (AI) - proposed" w:date="2026-10-18T00:31:15Z">
               <w:r>
                 <w:rPr>
                   <w:rFonts w:ascii="Arial" w:cs="Arial" w:eastAsia="Arial" w:hAnsi="Arial"/>
@@ -12471,7 +12471,7 @@
               </w:rPr>
               <w:t xml:space="preserve"> sentence. This is the </w:t>
             </w:r>
-            <w:del w:id="9100" w:author="Claude (AI) - proposed" w:date="2026-10-15T12:58:05Z">
+            <w:del w:id="9100" w:author="Claude (AI) - proposed" w:date="2026-10-18T00:31:15Z">
               <w:r>
                 <w:rPr>
                   <w:rFonts w:ascii="Arial" w:cs="Arial" w:eastAsia="Arial" w:hAnsi="Arial"/>
@@ -12486,7 +12486,7 @@
                 <w:delText xml:space="preserve">evidence we needed to start answering our driving question</w:delText>
               </w:r>
             </w:del>
-            <w:ins w:id="9101" w:author="Claude (AI) - proposed" w:date="2026-10-15T12:58:05Z">
+            <w:ins w:id="9101" w:author="Claude (AI) - proposed" w:date="2026-10-18T00:31:15Z">
               <w:r>
                 <w:rPr>
                   <w:rFonts w:ascii="Arial" w:cs="Arial" w:eastAsia="Arial" w:hAnsi="Arial"/>
@@ -12580,7 +12580,7 @@
               </w:rPr>
               <w:t xml:space="preserve">Observable indicator: Each learner's book contains a fully worked solution with correct units (m² for area, Ksh for cost) and a completed comparison sentence. Specific checkpoints: (1) Curved surface area = π × 1.</w:t>
             </w:r>
-            <w:del w:id="9102" w:author="Claude (AI) - proposed" w:date="2026-10-15T12:58:05Z">
+            <w:del w:id="9102" w:author="Claude (AI) - proposed" w:date="2026-10-18T00:31:15Z">
               <w:r>
                 <w:rPr>
                   <w:rFonts w:ascii="Arial" w:cs="Arial" w:eastAsia="Arial" w:hAnsi="Arial"/>
@@ -12595,7 +12595,7 @@
                 <w:delText xml:space="preserve">2 × (0.8</w:delText>
               </w:r>
             </w:del>
-            <w:ins w:id="9103" w:author="Claude (AI) - proposed" w:date="2026-10-15T12:58:05Z">
+            <w:ins w:id="9103" w:author="Claude (AI) - proposed" w:date="2026-10-18T00:31:15Z">
               <w:r>
                 <w:rPr>
                   <w:rFonts w:ascii="Arial" w:cs="Arial" w:eastAsia="Arial" w:hAnsi="Arial"/>
@@ -12623,7 +12623,7 @@
               </w:rPr>
               <w:t xml:space="preserve"> + 0.</w:t>
             </w:r>
-            <w:del w:id="9104" w:author="Claude (AI) - proposed" w:date="2026-10-15T12:58:05Z">
+            <w:del w:id="9104" w:author="Claude (AI) - proposed" w:date="2026-10-18T00:31:15Z">
               <w:r>
                 <w:rPr>
                   <w:rFonts w:ascii="Arial" w:cs="Arial" w:eastAsia="Arial" w:hAnsi="Arial"/>
@@ -12638,7 +12638,7 @@
                 <w:delText xml:space="preserve">4) ≈ 4.52</w:delText>
               </w:r>
             </w:del>
-            <w:ins w:id="9105" w:author="Claude (AI) - proposed" w:date="2026-10-15T12:58:05Z">
+            <w:ins w:id="9105" w:author="Claude (AI) - proposed" w:date="2026-10-18T00:31:15Z">
               <w:r>
                 <w:rPr>
                   <w:rFonts w:ascii="Arial" w:cs="Arial" w:eastAsia="Arial" w:hAnsi="Arial"/>
@@ -12666,7 +12666,7 @@
               </w:rPr>
               <w:t xml:space="preserve"> m²; (2) Circular faces = π(</w:t>
             </w:r>
-            <w:del w:id="9106" w:author="Claude (AI) - proposed" w:date="2026-10-15T12:58:05Z">
+            <w:del w:id="9106" w:author="Claude (AI) - proposed" w:date="2026-10-18T00:31:15Z">
               <w:r>
                 <w:rPr>
                   <w:rFonts w:ascii="Arial" w:cs="Arial" w:eastAsia="Arial" w:hAnsi="Arial"/>
@@ -12681,7 +12681,7 @@
                 <w:delText xml:space="preserve">0.8²</w:delText>
               </w:r>
             </w:del>
-            <w:ins w:id="9107" w:author="Claude (AI) - proposed" w:date="2026-10-15T12:58:05Z">
+            <w:ins w:id="9107" w:author="Claude (AI) - proposed" w:date="2026-10-18T00:31:15Z">
               <w:r>
                 <w:rPr>
                   <w:rFonts w:ascii="Arial" w:cs="Arial" w:eastAsia="Arial" w:hAnsi="Arial"/>
@@ -12709,7 +12709,7 @@
               </w:rPr>
               <w:t xml:space="preserve">) + π(0.</w:t>
             </w:r>
-            <w:del w:id="9108" w:author="Claude (AI) - proposed" w:date="2026-10-15T12:58:05Z">
+            <w:del w:id="9108" w:author="Claude (AI) - proposed" w:date="2026-10-18T00:31:15Z">
               <w:r>
                 <w:rPr>
                   <w:rFonts w:ascii="Arial" w:cs="Arial" w:eastAsia="Arial" w:hAnsi="Arial"/>
@@ -12724,7 +12724,7 @@
                 <w:delText xml:space="preserve">4²) ≈ 2.51</w:delText>
               </w:r>
             </w:del>
-            <w:ins w:id="9109" w:author="Claude (AI) - proposed" w:date="2026-10-15T12:58:05Z">
+            <w:ins w:id="9109" w:author="Claude (AI) - proposed" w:date="2026-10-18T00:31:15Z">
               <w:r>
                 <w:rPr>
                   <w:rFonts w:ascii="Arial" w:cs="Arial" w:eastAsia="Arial" w:hAnsi="Arial"/>
@@ -12752,7 +12752,7 @@
               </w:rPr>
               <w:t xml:space="preserve"> m²; (3) Total ≈ </w:t>
             </w:r>
-            <w:del w:id="9110" w:author="Claude (AI) - proposed" w:date="2026-10-15T12:58:05Z">
+            <w:del w:id="9110" w:author="Claude (AI) - proposed" w:date="2026-10-18T00:31:15Z">
               <w:r>
                 <w:rPr>
                   <w:rFonts w:ascii="Arial" w:cs="Arial" w:eastAsia="Arial" w:hAnsi="Arial"/>
@@ -12767,7 +12767,7 @@
                 <w:delText xml:space="preserve">7.03</w:delText>
               </w:r>
             </w:del>
-            <w:ins w:id="9111" w:author="Claude (AI) - proposed" w:date="2026-10-15T12:58:05Z">
+            <w:ins w:id="9111" w:author="Claude (AI) - proposed" w:date="2026-10-18T00:31:15Z">
               <w:r>
                 <w:rPr>
                   <w:rFonts w:ascii="Arial" w:cs="Arial" w:eastAsia="Arial" w:hAnsi="Arial"/>
@@ -12795,7 +12795,7 @@
               </w:rPr>
               <w:t xml:space="preserve"> m²; (4) Cost ≈ </w:t>
             </w:r>
-            <w:del w:id="9112" w:author="Claude (AI) - proposed" w:date="2026-10-15T12:58:05Z">
+            <w:del w:id="9112" w:author="Claude (AI) - proposed" w:date="2026-10-18T00:31:15Z">
               <w:r>
                 <w:rPr>
                   <w:rFonts w:ascii="Arial" w:cs="Arial" w:eastAsia="Arial" w:hAnsi="Arial"/>
@@ -12810,7 +12810,7 @@
                 <w:delText xml:space="preserve">Ksh 5,975</w:delText>
               </w:r>
             </w:del>
-            <w:ins w:id="9113" w:author="Claude (AI) - proposed" w:date="2026-10-15T12:58:05Z">
+            <w:ins w:id="9113" w:author="Claude (AI) - proposed" w:date="2026-10-18T00:31:15Z">
               <w:r>
                 <w:rPr>
                   <w:rFonts w:ascii="Arial" w:cs="Arial" w:eastAsia="Arial" w:hAnsi="Arial"/>
@@ -12911,7 +12911,7 @@
               <w:spacing w:after="10" w:before="0"/>
               <w:ind w:left="120"/>
             </w:pPr>
-            <w:hyperlink w:history="1" r:id="rId6w9f2ufmoauvzy095h57y">
+            <w:hyperlink w:history="1" r:id="rIdx-kmi-ucvdjxlugmugfsp">
               <w:r>
                 <w:rPr>
                   <w:rFonts w:ascii="Arial" w:cs="Arial" w:eastAsia="Arial" w:hAnsi="Arial"/>
@@ -12971,7 +12971,7 @@
             <w:pPr>
               <w:spacing w:after="20" w:before="0"/>
             </w:pPr>
-            <w:hyperlink w:history="1" r:id="rIdpoked56_wki52hso8xz9m">
+            <w:hyperlink w:history="1" r:id="rIdls1sdbvurpeak6-gpd6eo">
               <w:r>
                 <w:rPr>
                   <w:rFonts w:ascii="Arial" w:cs="Arial" w:eastAsia="Arial" w:hAnsi="Arial"/>
@@ -13020,7 +13020,7 @@
               <w:spacing w:after="10" w:before="0"/>
               <w:ind w:left="120"/>
             </w:pPr>
-            <w:hyperlink w:history="1" r:id="rId0vqxjjthlmoavv1_xh5or">
+            <w:hyperlink w:history="1" r:id="rIdgraoacphaa6tprmcfvsld">
               <w:r>
                 <w:rPr>
                   <w:rFonts w:ascii="Arial" w:cs="Arial" w:eastAsia="Arial" w:hAnsi="Arial"/>
@@ -13098,7 +13098,7 @@
               </w:rPr>
               <w:t xml:space="preserve">Say: 'Look at our Driving Question Board. In Lesson 1 we posted evidence about prisms and pyramids. In Lesson 2 we posted evidence about cones and spheres. What new evidence can we post today?' WAIT TIME 10 seconds. Distribute sticky notes. Say: 'Write ONE piece of evidence — something you can now calculate that you could not before — and ONE new question your work today raised. You have 3 minutes.' After writing: invite 4 learners (cold-call) to read their evidence note aloud before posting it. Ask the class: 'Where should this go on the board? Does it help us answer the driving question directly, or does it raise a new sub-question?' Use a red marker to draw arrows from today's evidence notes to the main driving question card. Say: 'We are building a case. Every lesson adds another brick. What shape are we still missing from our investigation?' (Prompt learners to anticipate </w:t>
             </w:r>
-            <w:del w:id="9114" w:author="Claude (AI) - proposed" w:date="2026-10-15T12:58:05Z">
+            <w:del w:id="9114" w:author="Claude (AI) - proposed" w:date="2026-10-18T00:31:15Z">
               <w:r>
                 <w:rPr>
                   <w:rFonts w:ascii="Arial" w:cs="Arial" w:eastAsia="Arial" w:hAnsi="Arial"/>
@@ -13113,7 +13113,7 @@
                 <w:delText xml:space="preserve">upcoming lessons on spheres or composite solids</w:delText>
               </w:r>
             </w:del>
-            <w:ins w:id="9115" w:author="Claude (AI) - proposed" w:date="2026-10-15T12:58:05Z">
+            <w:ins w:id="9115" w:author="Claude (AI) - proposed" w:date="2026-10-18T00:31:15Z">
               <w:r>
                 <w:rPr>
                   <w:rFonts w:ascii="Arial" w:cs="Arial" w:eastAsia="Arial" w:hAnsi="Arial"/>
@@ -13280,7 +13280,7 @@
               <w:spacing w:after="10" w:before="0"/>
               <w:ind w:left="120"/>
             </w:pPr>
-            <w:hyperlink w:history="1" r:id="rId6nggz-qlgidi1_fbarcce">
+            <w:hyperlink w:history="1" r:id="rIdexmf90fsw04tslyxwlcpb">
               <w:r>
                 <w:rPr>
                   <w:rFonts w:ascii="Arial" w:cs="Arial" w:eastAsia="Arial" w:hAnsi="Arial"/>
@@ -13340,7 +13340,7 @@
             <w:pPr>
               <w:spacing w:after="20" w:before="0"/>
             </w:pPr>
-            <w:hyperlink w:history="1" r:id="rIdkc9cszi3fjgj4v8jg6euz">
+            <w:hyperlink w:history="1" r:id="rIdrzzwwed8ufkj8elojyhsu">
               <w:r>
                 <w:rPr>
                   <w:rFonts w:ascii="Arial" w:cs="Arial" w:eastAsia="Arial" w:hAnsi="Arial"/>
@@ -13389,7 +13389,7 @@
               <w:spacing w:after="10" w:before="0"/>
               <w:ind w:left="120"/>
             </w:pPr>
-            <w:hyperlink w:history="1" r:id="rIddwqwowbvpxco4xzbbsatz">
+            <w:hyperlink w:history="1" r:id="rIdhbr26y5nvhw3anxyhpkgm">
               <w:r>
                 <w:rPr>
                   <w:rFonts w:ascii="Arial" w:cs="Arial" w:eastAsia="Arial" w:hAnsi="Arial"/>
@@ -13434,7 +13434,7 @@
               </w:rPr>
               <w:t xml:space="preserve">Learners retrieve their cumulative 'Solid Shape Model' — a growing annotated diagram begun in Lesson 1 that now shows the composite cylinder-hemisphere tank. Today, learners add a side-by-side diagram of the frustum tank, labelled with R, r, l, and the surface area formula. Beneath both diagrams, learners write a 'Designer's </w:t>
             </w:r>
-            <w:del w:id="9116" w:author="Claude (AI) - proposed" w:date="2026-10-15T12:58:05Z">
+            <w:del w:id="9116" w:author="Claude (AI) - proposed" w:date="2026-10-18T00:31:15Z">
               <w:r>
                 <w:rPr>
                   <w:rFonts w:ascii="Arial" w:cs="Arial" w:eastAsia="Arial" w:hAnsi="Arial"/>
@@ -13449,7 +13449,7 @@
                 <w:delText xml:space="preserve">Note</w:delText>
               </w:r>
             </w:del>
-            <w:ins w:id="9117" w:author="Claude (AI) - proposed" w:date="2026-10-15T12:58:05Z">
+            <w:ins w:id="9117" w:author="Claude (AI) - proposed" w:date="2026-10-18T00:31:15Z">
               <w:r>
                 <w:rPr>
                   <w:rFonts w:ascii="Arial" w:cs="Arial" w:eastAsia="Arial" w:hAnsi="Arial"/>
@@ -13477,7 +13477,7 @@
               </w:rPr>
               <w:t xml:space="preserve">' in the voice of a Kisumu tank manufacturer: 'I </w:t>
             </w:r>
-            <w:del w:id="9118" w:author="Claude (AI) - proposed" w:date="2026-10-15T12:58:05Z">
+            <w:del w:id="9118" w:author="Claude (AI) - proposed" w:date="2026-10-18T00:31:15Z">
               <w:r>
                 <w:rPr>
                   <w:rFonts w:ascii="Arial" w:cs="Arial" w:eastAsia="Arial" w:hAnsi="Arial"/>
@@ -13492,7 +13492,7 @@
                 <w:delText xml:space="preserve">would choose the frustum shape because… / I would choose the composite shape</w:delText>
               </w:r>
             </w:del>
-            <w:ins w:id="9119" w:author="Claude (AI) - proposed" w:date="2026-10-15T12:58:05Z">
+            <w:ins w:id="9119" w:author="Claude (AI) - proposed" w:date="2026-10-18T00:31:15Z">
               <w:r>
                 <w:rPr>
                   <w:rFonts w:ascii="Arial" w:cs="Arial" w:eastAsia="Arial" w:hAnsi="Arial"/>
@@ -13520,7 +13520,7 @@
               </w:rPr>
               <w:t xml:space="preserve"> because…', </w:t>
             </w:r>
-            <w:del w:id="9120" w:author="Claude (AI) - proposed" w:date="2026-10-15T12:58:05Z">
+            <w:del w:id="9120" w:author="Claude (AI) - proposed" w:date="2026-10-18T00:31:15Z">
               <w:r>
                 <w:rPr>
                   <w:rFonts w:ascii="Arial" w:cs="Arial" w:eastAsia="Arial" w:hAnsi="Arial"/>
@@ -13535,7 +13535,7 @@
                 <w:delText xml:space="preserve">justifying their choice using the surface area values calculated in Phase 3</w:delText>
               </w:r>
             </w:del>
-            <w:ins w:id="9121" w:author="Claude (AI) - proposed" w:date="2026-10-15T12:58:05Z">
+            <w:ins w:id="9121" w:author="Claude (AI) - proposed" w:date="2026-10-18T00:31:15Z">
               <w:r>
                 <w:rPr>
                   <w:rFonts w:ascii="Arial" w:cs="Arial" w:eastAsia="Arial" w:hAnsi="Arial"/>
@@ -13596,7 +13596,7 @@
               </w:rPr>
               <w:t xml:space="preserve">Say: 'Open your cumulative model from Lesson 1. Today we are adding the frustum to our model. Draw the frustum side-by-side with the composite tank and label all key dimensions.' Allow 4 minutes for drawing. Circulate and check that learners label R (large radius), r (small radius), and l (slant height) — NOT vertical height h. After 4 minutes: Say: 'Now write your Designer's </w:t>
             </w:r>
-            <w:del w:id="9122" w:author="Claude (AI) - proposed" w:date="2026-10-15T12:58:05Z">
+            <w:del w:id="9122" w:author="Claude (AI) - proposed" w:date="2026-10-18T00:31:15Z">
               <w:r>
                 <w:rPr>
                   <w:rFonts w:ascii="Arial" w:cs="Arial" w:eastAsia="Arial" w:hAnsi="Arial"/>
@@ -13611,7 +13611,7 @@
                 <w:delText xml:space="preserve">Note</w:delText>
               </w:r>
             </w:del>
-            <w:ins w:id="9123" w:author="Claude (AI) - proposed" w:date="2026-10-15T12:58:05Z">
+            <w:ins w:id="9123" w:author="Claude (AI) - proposed" w:date="2026-10-18T00:31:15Z">
               <w:r>
                 <w:rPr>
                   <w:rFonts w:ascii="Arial" w:cs="Arial" w:eastAsia="Arial" w:hAnsi="Arial"/>
@@ -13639,7 +13639,7 @@
               </w:rPr>
               <w:t xml:space="preserve">. You are the factory manager in Kisumu. You </w:t>
             </w:r>
-            <w:del w:id="9124" w:author="Claude (AI) - proposed" w:date="2026-10-15T12:58:05Z">
+            <w:del w:id="9124" w:author="Claude (AI) - proposed" w:date="2026-10-18T00:31:15Z">
               <w:r>
                 <w:rPr>
                   <w:rFonts w:ascii="Arial" w:cs="Arial" w:eastAsia="Arial" w:hAnsi="Arial"/>
@@ -13654,7 +13654,7 @@
                 <w:delText xml:space="preserve">have the data — the surface areas, the costs. Which shape do you manufacture</w:delText>
               </w:r>
             </w:del>
-            <w:ins w:id="9125" w:author="Claude (AI) - proposed" w:date="2026-10-15T12:58:05Z">
+            <w:ins w:id="9125" w:author="Claude (AI) - proposed" w:date="2026-10-18T00:31:15Z">
               <w:r>
                 <w:rPr>
                   <w:rFonts w:ascii="Arial" w:cs="Arial" w:eastAsia="Arial" w:hAnsi="Arial"/>
@@ -13682,7 +13682,7 @@
               </w:rPr>
               <w:t xml:space="preserve"> and why?</w:t>
             </w:r>
-            <w:ins w:id="9126" w:author="Claude (AI) - proposed" w:date="2026-10-15T12:58:05Z">
+            <w:ins w:id="9126" w:author="Claude (AI) - proposed" w:date="2026-10-18T00:31:15Z">
               <w:r>
                 <w:rPr>
                   <w:rFonts w:ascii="Arial" w:cs="Arial" w:eastAsia="Arial" w:hAnsi="Arial"/>
@@ -13710,7 +13710,7 @@
               </w:rPr>
               <w:t xml:space="preserve">' WAIT TIME 12 seconds. Cold-call 2 learners to read their Designer's Note: 'Achieng, </w:t>
             </w:r>
-            <w:del w:id="9127" w:author="Claude (AI) - proposed" w:date="2026-10-15T12:58:05Z">
+            <w:del w:id="9127" w:author="Claude (AI) - proposed" w:date="2026-10-18T00:31:15Z">
               <w:r>
                 <w:rPr>
                   <w:rFonts w:ascii="Arial" w:cs="Arial" w:eastAsia="Arial" w:hAnsi="Arial"/>
@@ -13725,7 +13725,7 @@
                 <w:delText xml:space="preserve">what would you manufacture and what is your evidence</w:delText>
               </w:r>
             </w:del>
-            <w:ins w:id="9128" w:author="Claude (AI) - proposed" w:date="2026-10-15T12:58:05Z">
+            <w:ins w:id="9128" w:author="Claude (AI) - proposed" w:date="2026-10-18T00:31:15Z">
               <w:r>
                 <w:rPr>
                   <w:rFonts w:ascii="Arial" w:cs="Arial" w:eastAsia="Arial" w:hAnsi="Arial"/>
@@ -13753,7 +13753,7 @@
               </w:rPr>
               <w:t xml:space="preserve">?' / 'Njoroge, do you agree? </w:t>
             </w:r>
-            <w:del w:id="9129" w:author="Claude (AI) - proposed" w:date="2026-10-15T12:58:05Z">
+            <w:del w:id="9129" w:author="Claude (AI) - proposed" w:date="2026-10-18T00:31:15Z">
               <w:r>
                 <w:rPr>
                   <w:rFonts w:ascii="Arial" w:cs="Arial" w:eastAsia="Arial" w:hAnsi="Arial"/>
@@ -13768,7 +13768,7 @@
                 <w:delText xml:space="preserve">Would any situation change your decision</w:delText>
               </w:r>
             </w:del>
-            <w:ins w:id="9130" w:author="Claude (AI) - proposed" w:date="2026-10-15T12:58:05Z">
+            <w:ins w:id="9130" w:author="Claude (AI) - proposed" w:date="2026-10-18T00:31:15Z">
               <w:r>
                 <w:rPr>
                   <w:rFonts w:ascii="Arial" w:cs="Arial" w:eastAsia="Arial" w:hAnsi="Arial"/>
@@ -13796,7 +13796,7 @@
               </w:rPr>
               <w:t xml:space="preserve">?' Close the lesson by saying: 'Next lesson</w:t>
             </w:r>
-            <w:del w:id="9131" w:author="Claude (AI) - proposed" w:date="2026-10-15T12:58:05Z">
+            <w:del w:id="9131" w:author="Claude (AI) - proposed" w:date="2026-10-18T00:31:15Z">
               <w:r>
                 <w:rPr>
                   <w:rFonts w:ascii="Arial" w:cs="Arial" w:eastAsia="Arial" w:hAnsi="Arial"/>
@@ -13811,7 +13811,7 @@
                 <w:delText xml:space="preserve">, we will investigate the volume of the frustum — then</w:delText>
               </w:r>
             </w:del>
-            <w:ins w:id="9132" w:author="Claude (AI) - proposed" w:date="2026-10-15T12:58:05Z">
+            <w:ins w:id="9132" w:author="Claude (AI) - proposed" w:date="2026-10-18T00:31:15Z">
               <w:r>
                 <w:rPr>
                   <w:rFonts w:ascii="Arial" w:cs="Arial" w:eastAsia="Arial" w:hAnsi="Arial"/>
@@ -13905,7 +13905,7 @@
               </w:rPr>
               <w:t xml:space="preserve">Observable indicator: The frustum diagram in learner books is correctly labelled with R, r, and l (not h), and the surface area formula is written beneath it. The Designer's </w:t>
             </w:r>
-            <w:del w:id="9133" w:author="Claude (AI) - proposed" w:date="2026-10-15T12:58:05Z">
+            <w:del w:id="9133" w:author="Claude (AI) - proposed" w:date="2026-10-18T00:31:15Z">
               <w:r>
                 <w:rPr>
                   <w:rFonts w:ascii="Arial" w:cs="Arial" w:eastAsia="Arial" w:hAnsi="Arial"/>
@@ -13920,7 +13920,7 @@
                 <w:delText xml:space="preserve">Note contains at least one specific numerical</w:delText>
               </w:r>
             </w:del>
-            <w:ins w:id="9134" w:author="Claude (AI) - proposed" w:date="2026-10-15T12:58:05Z">
+            <w:ins w:id="9134" w:author="Claude (AI) - proposed" w:date="2026-10-18T00:31:15Z">
               <w:r>
                 <w:rPr>
                   <w:rFonts w:ascii="Arial" w:cs="Arial" w:eastAsia="Arial" w:hAnsi="Arial"/>
@@ -13948,7 +13948,7 @@
               </w:rPr>
               <w:t xml:space="preserve"> value (e.g., 'the frustum </w:t>
             </w:r>
-            <w:del w:id="9135" w:author="Claude (AI) - proposed" w:date="2026-10-15T12:58:05Z">
+            <w:del w:id="9135" w:author="Claude (AI) - proposed" w:date="2026-10-18T00:31:15Z">
               <w:r>
                 <w:rPr>
                   <w:rFonts w:ascii="Arial" w:cs="Arial" w:eastAsia="Arial" w:hAnsi="Arial"/>
@@ -13963,7 +13963,7 @@
                 <w:delText xml:space="preserve">uses 7.03</w:delText>
               </w:r>
             </w:del>
-            <w:ins w:id="9136" w:author="Claude (AI) - proposed" w:date="2026-10-15T12:58:05Z">
+            <w:ins w:id="9136" w:author="Claude (AI) - proposed" w:date="2026-10-18T00:31:15Z">
               <w:r>
                 <w:rPr>
                   <w:rFonts w:ascii="Arial" w:cs="Arial" w:eastAsia="Arial" w:hAnsi="Arial"/>
@@ -13991,7 +13991,7 @@
               </w:rPr>
               <w:t xml:space="preserve"> m² of metal, </w:t>
             </w:r>
-            <w:del w:id="9137" w:author="Claude (AI) - proposed" w:date="2026-10-15T12:58:05Z">
+            <w:del w:id="9137" w:author="Claude (AI) - proposed" w:date="2026-10-18T00:31:15Z">
               <w:r>
                 <w:rPr>
                   <w:rFonts w:ascii="Arial" w:cs="Arial" w:eastAsia="Arial" w:hAnsi="Arial"/>
@@ -14006,7 +14006,7 @@
                 <w:delText xml:space="preserve">saving Ksh X compared to the composite tank') as evidence for the choice</w:delText>
               </w:r>
             </w:del>
-            <w:ins w:id="9138" w:author="Claude (AI) - proposed" w:date="2026-10-15T12:58:05Z">
+            <w:ins w:id="9138" w:author="Claude (AI) - proposed" w:date="2026-10-18T00:31:15Z">
               <w:r>
                 <w:rPr>
                   <w:rFonts w:ascii="Arial" w:cs="Arial" w:eastAsia="Arial" w:hAnsi="Arial"/>
@@ -14129,7 +14129,7 @@
               </w:rPr>
               <w:t xml:space="preserve">After the lesson, reflect on the following questions: (1) Were learners able to distinguish between the slant height of the frustum (l) and the vertical height (h)? If many confused these, consider adding a dedicated 3-minute mini-activity at the start of Lesson 4 where learners use Pythagoras' theorem to derive l from h, R, and r. (2) Did the video pause points generate genuine engagement, or did learners copy passively? If passive copying was observed, restructure Phase 2 for future delivery by assigning different sentence stems to different table groups, creating a jigsaw-style knowledge share. (3) </w:t>
             </w:r>
-            <w:del w:id="9139" w:author="Claude (AI) - proposed" w:date="2026-10-15T12:58:05Z">
+            <w:del w:id="9139" w:author="Claude (AI) - proposed" w:date="2026-10-18T00:31:15Z">
               <w:r>
                 <w:rPr>
                   <w:rFonts w:ascii="Arial" w:cs="Arial" w:eastAsia="Arial" w:hAnsi="Arial"/>
@@ -14144,7 +14144,7 @@
                 <w:delText xml:space="preserve">Were learners able to write a meaningful comparison sentence connecting frustum surface area to the composite tank from Lesson 1? If learners could not recall the Lesson 1 value</w:delText>
               </w:r>
             </w:del>
-            <w:ins w:id="9140" w:author="Claude (AI) - proposed" w:date="2026-10-15T12:58:05Z">
+            <w:ins w:id="9140" w:author="Claude (AI) - proposed" w:date="2026-10-18T00:31:15Z">
               <w:r>
                 <w:rPr>
                   <w:rFonts w:ascii="Arial" w:cs="Arial" w:eastAsia="Arial" w:hAnsi="Arial"/>
@@ -14172,7 +14172,7 @@
               </w:rPr>
               <w:t xml:space="preserve">, consider keeping a running 'Evidence Wall' poster in the classroom that displays key calculated values from each lesson for reference. (4) Did the cost calculation (Ksh 850/m²) generate authentic engagement with the Kenya context? If learners seemed disengaged, invite a local hardware or construction materials supplier price list for the next lesson to ground the numbers further. (5) Review the DQB — do the new questions posted suggest learners are ready </w:t>
             </w:r>
-            <w:del w:id="9141" w:author="Claude (AI) - proposed" w:date="2026-10-15T12:58:05Z">
+            <w:del w:id="9141" w:author="Claude (AI) - proposed" w:date="2026-10-18T00:31:15Z">
               <w:r>
                 <w:rPr>
                   <w:rFonts w:ascii="Arial" w:cs="Arial" w:eastAsia="Arial" w:hAnsi="Arial"/>
@@ -14187,7 +14187,7 @@
                 <w:delText xml:space="preserve">to investigate frustum volume</w:delText>
               </w:r>
             </w:del>
-            <w:ins w:id="9142" w:author="Claude (AI) - proposed" w:date="2026-10-15T12:58:05Z">
+            <w:ins w:id="9142" w:author="Claude (AI) - proposed" w:date="2026-10-18T00:31:15Z">
               <w:r>
                 <w:rPr>
                   <w:rFonts w:ascii="Arial" w:cs="Arial" w:eastAsia="Arial" w:hAnsi="Arial"/>
@@ -14215,7 +14215,7 @@
               </w:rPr>
               <w:t xml:space="preserve"> in Lesson 4</w:t>
             </w:r>
-            <w:del w:id="9143" w:author="Claude (AI) - proposed" w:date="2026-10-15T12:58:05Z">
+            <w:del w:id="9143" w:author="Claude (AI) - proposed" w:date="2026-10-18T00:31:15Z">
               <w:r>
                 <w:rPr>
                   <w:rFonts w:ascii="Arial" w:cs="Arial" w:eastAsia="Arial" w:hAnsi="Arial"/>
@@ -14230,7 +14230,7 @@
                 <w:delText xml:space="preserve">, or do they</w:delText>
               </w:r>
             </w:del>
-            <w:ins w:id="9144" w:author="Claude (AI) - proposed" w:date="2026-10-15T12:58:05Z">
+            <w:ins w:id="9144" w:author="Claude (AI) - proposed" w:date="2026-10-18T00:31:15Z">
               <w:r>
                 <w:rPr>
                   <w:rFonts w:ascii="Arial" w:cs="Arial" w:eastAsia="Arial" w:hAnsi="Arial"/>
@@ -14258,7 +14258,7 @@
               </w:rPr>
               <w:t xml:space="preserve"> need more consolidation on </w:t>
             </w:r>
-            <w:del w:id="9145" w:author="Claude (AI) - proposed" w:date="2026-10-15T12:58:05Z">
+            <w:del w:id="9145" w:author="Claude (AI) - proposed" w:date="2026-10-18T00:31:15Z">
               <w:r>
                 <w:rPr>
                   <w:rFonts w:ascii="Arial" w:cs="Arial" w:eastAsia="Arial" w:hAnsi="Arial"/>
@@ -14273,7 +14273,7 @@
                 <w:delText xml:space="preserve">surface area</w:delText>
               </w:r>
             </w:del>
-            <w:ins w:id="9146" w:author="Claude (AI) - proposed" w:date="2026-10-15T12:58:05Z">
+            <w:ins w:id="9146" w:author="Claude (AI) - proposed" w:date="2026-10-18T00:31:15Z">
               <w:r>
                 <w:rPr>
                   <w:rFonts w:ascii="Arial" w:cs="Arial" w:eastAsia="Arial" w:hAnsi="Arial"/>
@@ -14499,7 +14499,7 @@
               </w:rPr>
               <w:t xml:space="preserve">Learners learned that a frustum of a cone has two circular faces (radii R and r) and a curved lateral surface, and that its total surface area is calculated using SA = π(R² + r²) + π(R + r)l; they applied this formula to calculate that the Kisumu frustum-shaped water tank has a total surface area of approximately </w:t>
             </w:r>
-            <w:del w:id="9147" w:author="Claude (AI) - proposed" w:date="2026-10-15T12:58:05Z">
+            <w:del w:id="9147" w:author="Claude (AI) - proposed" w:date="2026-10-18T00:31:15Z">
               <w:r>
                 <w:rPr>
                   <w:rFonts w:ascii="Arial" w:cs="Arial" w:eastAsia="Arial" w:hAnsi="Arial"/>
@@ -14514,7 +14514,7 @@
                 <w:delText xml:space="preserve">7.03 m²</w:delText>
               </w:r>
             </w:del>
-            <w:ins w:id="9148" w:author="Claude (AI) - proposed" w:date="2026-10-15T12:58:05Z">
+            <w:ins w:id="9148" w:author="Claude (AI) - proposed" w:date="2026-10-18T00:31:15Z">
               <w:r>
                 <w:rPr>
                   <w:rFonts w:ascii="Arial" w:cs="Arial" w:eastAsia="Arial" w:hAnsi="Arial"/>
@@ -14542,7 +14542,7 @@
               </w:rPr>
               <w:t xml:space="preserve">, costing approximately Ksh </w:t>
             </w:r>
-            <w:del w:id="9149" w:author="Claude (AI) - proposed" w:date="2026-10-15T12:58:05Z">
+            <w:del w:id="9149" w:author="Claude (AI) - proposed" w:date="2026-10-18T00:31:15Z">
               <w:r>
                 <w:rPr>
                   <w:rFonts w:ascii="Arial" w:cs="Arial" w:eastAsia="Arial" w:hAnsi="Arial"/>
@@ -14557,7 +14557,7 @@
                 <w:delText xml:space="preserve">5,975</w:delText>
               </w:r>
             </w:del>
-            <w:ins w:id="9150" w:author="Claude (AI) - proposed" w:date="2026-10-15T12:58:05Z">
+            <w:ins w:id="9150" w:author="Claude (AI) - proposed" w:date="2026-10-18T00:31:15Z">
               <w:r>
                 <w:rPr>
                   <w:rFonts w:ascii="Arial" w:cs="Arial" w:eastAsia="Arial" w:hAnsi="Arial"/>
@@ -14640,10 +14640,10 @@
               <w:spacing w:after="40" w:before="0"/>
               <w:jc w:val="left"/>
               <w:rPr>
-                <w:ins w:id="9152" w:author="Claude (AI) - proposed" w:date="2026-10-15T12:58:05Z"/>
-              </w:rPr>
-            </w:pPr>
-            <w:ins w:id="9151" w:author="Claude (AI) - proposed" w:date="2026-10-15T12:58:05Z">
+                <w:ins w:id="9152" w:author="Claude (AI) - proposed" w:date="2026-10-18T00:31:15Z"/>
+              </w:rPr>
+            </w:pPr>
+            <w:ins w:id="9151" w:author="Claude (AI) - proposed" w:date="2026-10-18T00:31:15Z">
               <w:r>
                 <w:rPr>
                   <w:rFonts w:ascii="Arial" w:cs="Arial" w:eastAsia="Arial" w:hAnsi="Arial"/>
@@ -14665,10 +14665,10 @@
               <w:spacing w:after="40" w:before="0"/>
               <w:jc w:val="left"/>
               <w:rPr>
-                <w:del w:id="9154" w:author="Claude (AI) - proposed" w:date="2026-10-15T12:58:05Z"/>
-              </w:rPr>
-            </w:pPr>
-            <w:del w:id="9153" w:author="Claude (AI) - proposed" w:date="2026-10-15T12:58:05Z">
+                <w:del w:id="9154" w:author="Claude (AI) - proposed" w:date="2026-10-18T00:31:15Z"/>
+              </w:rPr>
+            </w:pPr>
+            <w:del w:id="9153" w:author="Claude (AI) - proposed" w:date="2026-10-18T00:31:15Z">
               <w:r>
                 <w:rPr>
                   <w:rFonts w:ascii="Arial" w:cs="Arial" w:eastAsia="Arial" w:hAnsi="Arial"/>
@@ -14703,7 +14703,7 @@
         </w:rPr>
         <w:t xml:space="preserve">© 2026 SeaVuria and ARES. Aligned with KICD objectives. Developed by SeaVuria; technical implementation by ARES (with AI assistance from Claude). Licensed under </w:t>
       </w:r>
-      <w:hyperlink w:history="1" r:id="rIdvtwvdvahysgfj4muchpa_">
+      <w:hyperlink w:history="1" r:id="rIdyza7oxi3ber6lpz0bxxfa">
         <w:r>
           <w:rPr>
             <w:rFonts w:ascii="Arial" w:cs="Arial" w:eastAsia="Arial" w:hAnsi="Arial"/>
@@ -14724,7 +14724,7 @@
         </w:rPr>
         <w:t xml:space="preserve"> (</w:t>
       </w:r>
-      <w:hyperlink w:history="1" r:id="rId4d2qm6pu97bgkesqhlasy">
+      <w:hyperlink w:history="1" r:id="rIdirajxcb3wxh_s7e-vjar6">
         <w:r>
           <w:rPr>
             <w:rFonts w:ascii="Arial" w:cs="Arial" w:eastAsia="Arial" w:hAnsi="Arial"/>
@@ -15232,10 +15232,10 @@
               <w:spacing w:after="40" w:before="0"/>
               <w:jc w:val="left"/>
               <w:rPr>
-                <w:ins w:id="9156" w:author="Claude (AI) - proposed" w:date="2026-10-15T12:58:05Z"/>
-              </w:rPr>
-            </w:pPr>
-            <w:ins w:id="9155" w:author="Claude (AI) - proposed" w:date="2026-10-15T12:58:05Z">
+                <w:ins w:id="9156" w:author="Claude (AI) - proposed" w:date="2026-10-18T00:31:15Z"/>
+              </w:rPr>
+            </w:pPr>
+            <w:ins w:id="9155" w:author="Claude (AI) - proposed" w:date="2026-10-18T00:31:15Z">
               <w:r>
                 <w:rPr>
                   <w:rFonts w:ascii="Arial" w:cs="Arial" w:eastAsia="Arial" w:hAnsi="Arial"/>
@@ -15257,10 +15257,10 @@
               <w:spacing w:after="40" w:before="0"/>
               <w:jc w:val="left"/>
               <w:rPr>
-                <w:del w:id="9158" w:author="Claude (AI) - proposed" w:date="2026-10-15T12:58:05Z"/>
-              </w:rPr>
-            </w:pPr>
-            <w:del w:id="9157" w:author="Claude (AI) - proposed" w:date="2026-10-15T12:58:05Z">
+                <w:del w:id="9158" w:author="Claude (AI) - proposed" w:date="2026-10-18T00:31:15Z"/>
+              </w:rPr>
+            </w:pPr>
+            <w:del w:id="9157" w:author="Claude (AI) - proposed" w:date="2026-10-18T00:31:15Z">
               <w:r>
                 <w:rPr>
                   <w:rFonts w:ascii="Arial" w:cs="Arial" w:eastAsia="Arial" w:hAnsi="Arial"/>
@@ -15343,7 +15343,7 @@
               </w:rPr>
               <w:t xml:space="preserve">In </w:t>
             </w:r>
-            <w:del w:id="9159" w:author="Claude (AI) - proposed" w:date="2026-10-15T12:58:05Z">
+            <w:del w:id="9159" w:author="Claude (AI) - proposed" w:date="2026-10-18T00:31:15Z">
               <w:r>
                 <w:rPr>
                   <w:rFonts w:ascii="Arial" w:cs="Arial" w:eastAsia="Arial" w:hAnsi="Arial"/>
@@ -15358,7 +15358,7 @@
                 <w:delText xml:space="preserve">Lesson</w:delText>
               </w:r>
             </w:del>
-            <w:ins w:id="9160" w:author="Claude (AI) - proposed" w:date="2026-10-15T12:58:05Z">
+            <w:ins w:id="9160" w:author="Claude (AI) - proposed" w:date="2026-10-18T00:31:15Z">
               <w:r>
                 <w:rPr>
                   <w:rFonts w:ascii="Arial" w:cs="Arial" w:eastAsia="Arial" w:hAnsi="Arial"/>
@@ -15386,7 +15386,7 @@
               </w:rPr>
               <w:t xml:space="preserve"> 3, learners explored the surface area of cones and</w:t>
             </w:r>
-            <w:ins w:id="9161" w:author="Claude (AI) - proposed" w:date="2026-10-15T12:58:05Z">
+            <w:ins w:id="9161" w:author="Claude (AI) - proposed" w:date="2026-10-18T00:31:15Z">
               <w:r>
                 <w:rPr>
                   <w:rFonts w:ascii="Arial" w:cs="Arial" w:eastAsia="Arial" w:hAnsi="Arial"/>
@@ -15865,7 +15865,7 @@
             <w:pPr>
               <w:spacing w:after="20" w:before="0"/>
             </w:pPr>
-            <w:hyperlink w:history="1" r:id="rIdo6mbremizhw6xecoaqcbn">
+            <w:hyperlink w:history="1" r:id="rIdafuzjuazw5simbx4fngj8">
               <w:r>
                 <w:rPr>
                   <w:rFonts w:ascii="Arial" w:cs="Arial" w:eastAsia="Arial" w:hAnsi="Arial"/>
@@ -15914,7 +15914,7 @@
               <w:spacing w:after="10" w:before="0"/>
               <w:ind w:left="120"/>
             </w:pPr>
-            <w:hyperlink w:history="1" r:id="rId0cxw5f0plyv72wp4paxcd">
+            <w:hyperlink w:history="1" r:id="rIddqvtdiceyshilowlvloru">
               <w:r>
                 <w:rPr>
                   <w:rFonts w:ascii="Arial" w:cs="Arial" w:eastAsia="Arial" w:hAnsi="Arial"/>
@@ -15959,7 +15959,7 @@
             <w:pPr>
               <w:spacing w:after="20" w:before="0"/>
             </w:pPr>
-            <w:hyperlink w:history="1" r:id="rIdceehcdrjqbr5qgvqwu20e">
+            <w:hyperlink w:history="1" r:id="rIdsbrapvygtigvsxhkn1grf">
               <w:r>
                 <w:rPr>
                   <w:rFonts w:ascii="Arial" w:cs="Arial" w:eastAsia="Arial" w:hAnsi="Arial"/>
@@ -16008,7 +16008,7 @@
               <w:spacing w:after="10" w:before="0"/>
               <w:ind w:left="120"/>
             </w:pPr>
-            <w:hyperlink w:history="1" r:id="rIdndltm7l3j89pxsoophzsf">
+            <w:hyperlink w:history="1" r:id="rIdvf0gr0tpn0dpzfqfi26oj">
               <w:r>
                 <w:rPr>
                   <w:rFonts w:ascii="Arial" w:cs="Arial" w:eastAsia="Arial" w:hAnsi="Arial"/>
@@ -16208,7 +16208,7 @@
             <w:pPr>
               <w:spacing w:after="20" w:before="0"/>
             </w:pPr>
-            <w:hyperlink w:history="1" r:id="rIdchg7qhb1rao42b0hs9zdh">
+            <w:hyperlink w:history="1" r:id="rIdzd_kuxof3aga53cmxf-jb">
               <w:r>
                 <w:rPr>
                   <w:rFonts w:ascii="Arial" w:cs="Arial" w:eastAsia="Arial" w:hAnsi="Arial"/>
@@ -16257,7 +16257,7 @@
               <w:spacing w:after="10" w:before="0"/>
               <w:ind w:left="120"/>
             </w:pPr>
-            <w:hyperlink w:history="1" r:id="rId2xmbl2ohzzrrje90-plwp">
+            <w:hyperlink w:history="1" r:id="rIdohttzhrxw2j-sgzjuufzd">
               <w:r>
                 <w:rPr>
                   <w:rFonts w:ascii="Arial" w:cs="Arial" w:eastAsia="Arial" w:hAnsi="Arial"/>
@@ -16302,7 +16302,7 @@
             <w:pPr>
               <w:spacing w:after="20" w:before="0"/>
             </w:pPr>
-            <w:hyperlink w:history="1" r:id="rIdvrk1tcimfpcgwjcitonmn">
+            <w:hyperlink w:history="1" r:id="rId9rx-xthrfuaj4e4ehvrl2">
               <w:r>
                 <w:rPr>
                   <w:rFonts w:ascii="Arial" w:cs="Arial" w:eastAsia="Arial" w:hAnsi="Arial"/>
@@ -16351,7 +16351,7 @@
               <w:spacing w:after="10" w:before="0"/>
               <w:ind w:left="120"/>
             </w:pPr>
-            <w:hyperlink w:history="1" r:id="rIdf9rvoie7y-t6yn5wvng38">
+            <w:hyperlink w:history="1" r:id="rIdbj06lb7ch0qmbhkz710wk">
               <w:r>
                 <w:rPr>
                   <w:rFonts w:ascii="Arial" w:cs="Arial" w:eastAsia="Arial" w:hAnsi="Arial"/>
@@ -16551,7 +16551,7 @@
             <w:pPr>
               <w:spacing w:after="20" w:before="0"/>
             </w:pPr>
-            <w:hyperlink w:history="1" r:id="rIdykdbumqwdzdi_f3totnbe">
+            <w:hyperlink w:history="1" r:id="rId53tzt4dykdcf-nsf8jkdf">
               <w:r>
                 <w:rPr>
                   <w:rFonts w:ascii="Arial" w:cs="Arial" w:eastAsia="Arial" w:hAnsi="Arial"/>
@@ -16600,7 +16600,7 @@
               <w:spacing w:after="10" w:before="0"/>
               <w:ind w:left="120"/>
             </w:pPr>
-            <w:hyperlink w:history="1" r:id="rIdyallmpyzewxws56hyuojb">
+            <w:hyperlink w:history="1" r:id="rIdsotkn1zguaaxytcoy-zb3">
               <w:r>
                 <w:rPr>
                   <w:rFonts w:ascii="Arial" w:cs="Arial" w:eastAsia="Arial" w:hAnsi="Arial"/>
@@ -16645,7 +16645,7 @@
             <w:pPr>
               <w:spacing w:after="20" w:before="0"/>
             </w:pPr>
-            <w:hyperlink w:history="1" r:id="rIdueorxyyvxc-fueevalawf">
+            <w:hyperlink w:history="1" r:id="rIdwl8cjll5-3klx_sl6lsic">
               <w:r>
                 <w:rPr>
                   <w:rFonts w:ascii="Arial" w:cs="Arial" w:eastAsia="Arial" w:hAnsi="Arial"/>
@@ -16694,7 +16694,7 @@
               <w:spacing w:after="10" w:before="0"/>
               <w:ind w:left="120"/>
             </w:pPr>
-            <w:hyperlink w:history="1" r:id="rId_6pq8hpldttantbg2cut8">
+            <w:hyperlink w:history="1" r:id="rIdxk0q6mkr8mr2rnh8jlsas">
               <w:r>
                 <w:rPr>
                   <w:rFonts w:ascii="Arial" w:cs="Arial" w:eastAsia="Arial" w:hAnsi="Arial"/>
@@ -16739,7 +16739,7 @@
               </w:rPr>
               <w:t xml:space="preserve">Learners work in groups of four to derive the surface area formula of a frustum of a pyramid from first principles using a guided-discovery worksheet. The worksheet provides: a labelled diagram of a frustum of a square pyramid (bottom side length a, top side length b, slant height l of each trapezoidal face, vertical height h), and the following scaffolded steps: (1) Identify and name each face of the frustum. (2) Write the area formula for the bottom face. (3) Write the area formula for the top face. (4) Derive the area of one trapezoidal lateral face using Area = ½(a + b) × l. (5) Write the total lateral surface area for all four faces. (6) Assemble the complete surface area formula: SA = a² + b² + 4 × ½(a + b) × l = a² + b² + 2l(a + b). Groups then solve the Kitale contextualised problem: 'A frustum-shaped grain store in Kitale has a square base of side 2.4 m, a square top of side 1.2 m, and a slant height of 1.5 m on each </w:t>
             </w:r>
-            <w:del w:id="9162" w:author="Claude (AI) - proposed" w:date="2026-10-15T12:58:05Z">
+            <w:del w:id="9162" w:author="Claude (AI) - proposed" w:date="2026-10-18T00:31:15Z">
               <w:r>
                 <w:rPr>
                   <w:rFonts w:ascii="Arial" w:cs="Arial" w:eastAsia="Arial" w:hAnsi="Arial"/>
@@ -16754,7 +16754,7 @@
                 <w:delText xml:space="preserve">triangular</w:delText>
               </w:r>
             </w:del>
-            <w:ins w:id="9163" w:author="Claude (AI) - proposed" w:date="2026-10-15T12:58:05Z">
+            <w:ins w:id="9163" w:author="Claude (AI) - proposed" w:date="2026-10-18T00:31:15Z">
               <w:r>
                 <w:rPr>
                   <w:rFonts w:ascii="Arial" w:cs="Arial" w:eastAsia="Arial" w:hAnsi="Arial"/>
@@ -16815,7 +16815,7 @@
               </w:rPr>
               <w:t xml:space="preserve">Distribute the guided-discovery worksheet. Say: 'In your groups, you are going to derive — not just memorise — the surface area formula for a frustum of a pyramid. Use your observation worksheet from the video as a reference.' Circulate and monitor step 4; if groups struggle with the trapezium area, prompt: 'What is the formula for the area of a trapezium? Which two lengths are the parallel sides here?' (WAIT TIME: 15 seconds before assisting.) After 15 minutes of group work, say: 'Write your final formula on your manila paper and stick it up.' Conduct a 5-minute gallery walk. Cold-call 3 groups (different from those called in Phase 1) to explain their derivation step-by-step. Ask probing questions: 'Why do we multiply by 4?' and 'What changes in this formula if the base is a rectangle, not a square?' After the gallery walk, display the standard formula on the board: SA = a² + b² + 2l(a + b) [</w:t>
             </w:r>
-            <w:del w:id="9164" w:author="Claude (AI) - proposed" w:date="2026-10-15T12:58:05Z">
+            <w:del w:id="9164" w:author="Claude (AI) - proposed" w:date="2026-10-18T00:31:15Z">
               <w:r>
                 <w:rPr>
                   <w:rFonts w:ascii="Arial" w:cs="Arial" w:eastAsia="Arial" w:hAnsi="Arial"/>
@@ -16830,7 +16830,7 @@
                 <w:delText xml:space="preserve">square base] and generalise for</w:delText>
               </w:r>
             </w:del>
-            <w:ins w:id="9165" w:author="Claude (AI) - proposed" w:date="2026-10-15T12:58:05Z">
+            <w:ins w:id="9165" w:author="Claude (AI) - proposed" w:date="2026-10-18T00:31:15Z">
               <w:r>
                 <w:rPr>
                   <w:rFonts w:ascii="Arial" w:cs="Arial" w:eastAsia="Arial" w:hAnsi="Arial"/>
@@ -16858,7 +16858,7 @@
               </w:rPr>
               <w:t xml:space="preserve"> rectangular base: SA = </w:t>
             </w:r>
-            <w:del w:id="9166" w:author="Claude (AI) - proposed" w:date="2026-10-15T12:58:05Z">
+            <w:del w:id="9166" w:author="Claude (AI) - proposed" w:date="2026-10-18T00:31:15Z">
               <w:r>
                 <w:rPr>
                   <w:rFonts w:ascii="Arial" w:cs="Arial" w:eastAsia="Arial" w:hAnsi="Arial"/>
@@ -16873,7 +16873,7 @@
                 <w:delText xml:space="preserve">2(lw) + 2(lw) + lateral faces</w:delText>
               </w:r>
             </w:del>
-            <w:ins w:id="9167" w:author="Claude (AI) - proposed" w:date="2026-10-15T12:58:05Z">
+            <w:ins w:id="9167" w:author="Claude (AI) - proposed" w:date="2026-10-18T00:31:15Z">
               <w:r>
                 <w:rPr>
                   <w:rFonts w:ascii="Arial" w:cs="Arial" w:eastAsia="Arial" w:hAnsi="Arial"/>
@@ -16901,7 +16901,7 @@
               </w:rPr>
               <w:t xml:space="preserve">. Bring the class back to the anchoring phenomenon: '</w:t>
             </w:r>
-            <w:del w:id="9168" w:author="Claude (AI) - proposed" w:date="2026-10-15T12:58:05Z">
+            <w:del w:id="9168" w:author="Claude (AI) - proposed" w:date="2026-10-18T00:31:15Z">
               <w:r>
                 <w:rPr>
                   <w:rFonts w:ascii="Arial" w:cs="Arial" w:eastAsia="Arial" w:hAnsi="Arial"/>
@@ -16916,7 +16916,7 @@
                 <w:delText xml:space="preserve">Think about the frustum tank in Kisumu. The manufacturer uses</w:delText>
               </w:r>
             </w:del>
-            <w:ins w:id="9169" w:author="Claude (AI) - proposed" w:date="2026-10-15T12:58:05Z">
+            <w:ins w:id="9169" w:author="Claude (AI) - proposed" w:date="2026-10-18T00:31:15Z">
               <w:r>
                 <w:rPr>
                   <w:rFonts w:ascii="Arial" w:cs="Arial" w:eastAsia="Arial" w:hAnsi="Arial"/>
@@ -16944,7 +16944,7 @@
               </w:rPr>
               <w:t xml:space="preserve"> a frustum of a </w:t>
             </w:r>
-            <w:del w:id="9170" w:author="Claude (AI) - proposed" w:date="2026-10-15T12:58:05Z">
+            <w:del w:id="9170" w:author="Claude (AI) - proposed" w:date="2026-10-18T00:31:15Z">
               <w:r>
                 <w:rPr>
                   <w:rFonts w:ascii="Arial" w:cs="Arial" w:eastAsia="Arial" w:hAnsi="Arial"/>
@@ -16959,7 +16959,7 @@
                 <w:delText xml:space="preserve">pyramid for metal sheet panels — does our new formula help explain why the frustum tank might use less metal than the cylinder-hemisphere tank</w:delText>
               </w:r>
             </w:del>
-            <w:ins w:id="9171" w:author="Claude (AI) - proposed" w:date="2026-10-15T12:58:05Z">
+            <w:ins w:id="9171" w:author="Claude (AI) - proposed" w:date="2026-10-18T00:31:15Z">
               <w:r>
                 <w:rPr>
                   <w:rFonts w:ascii="Arial" w:cs="Arial" w:eastAsia="Arial" w:hAnsi="Arial"/>
@@ -17053,7 +17053,7 @@
               </w:rPr>
               <w:t xml:space="preserve">Observable indicator: Each group's manila paper shows a correctly assembled surface area formula with all terms labelled, and the Kitale problem answer is within ±0.1 m² of the correct value (</w:t>
             </w:r>
-            <w:del w:id="9172" w:author="Claude (AI) - proposed" w:date="2026-10-15T12:58:05Z">
+            <w:del w:id="9172" w:author="Claude (AI) - proposed" w:date="2026-10-18T00:31:15Z">
               <w:r>
                 <w:rPr>
                   <w:rFonts w:ascii="Arial" w:cs="Arial" w:eastAsia="Arial" w:hAnsi="Arial"/>
@@ -17068,7 +17068,7 @@
                 <w:delText xml:space="preserve">SA</w:delText>
               </w:r>
             </w:del>
-            <w:ins w:id="9173" w:author="Claude (AI) - proposed" w:date="2026-10-15T12:58:05Z">
+            <w:ins w:id="9173" w:author="Claude (AI) - proposed" w:date="2026-10-18T00:31:15Z">
               <w:r>
                 <w:rPr>
                   <w:rFonts w:ascii="Arial" w:cs="Arial" w:eastAsia="Arial" w:hAnsi="Arial"/>
@@ -17096,7 +17096,7 @@
               </w:rPr>
               <w:t xml:space="preserve"> = 2.4² + 4 × ½(2.4 + 1.2) × 1.5 = 5.76 + 10.8 = 16.56 m²</w:t>
             </w:r>
-            <w:del w:id="9174" w:author="Claude (AI) - proposed" w:date="2026-10-15T12:58:05Z">
+            <w:del w:id="9174" w:author="Claude (AI) - proposed" w:date="2026-10-18T00:31:15Z">
               <w:r>
                 <w:rPr>
                   <w:rFonts w:ascii="Arial" w:cs="Arial" w:eastAsia="Arial" w:hAnsi="Arial"/>
@@ -17111,7 +17111,7 @@
                 <w:delText xml:space="preserve">, minus the top opening = 5.76 + 4 × ½(2.4+</w:delText>
               </w:r>
             </w:del>
-            <w:ins w:id="9175" w:author="Claude (AI) - proposed" w:date="2026-10-15T12:58:05Z">
+            <w:ins w:id="9175" w:author="Claude (AI) - proposed" w:date="2026-10-18T00:31:15Z">
               <w:r>
                 <w:rPr>
                   <w:rFonts w:ascii="Arial" w:cs="Arial" w:eastAsia="Arial" w:hAnsi="Arial"/>
@@ -17139,7 +17139,7 @@
               </w:rPr>
               <w:t xml:space="preserve">1.2</w:t>
             </w:r>
-            <w:del w:id="9176" w:author="Claude (AI) - proposed" w:date="2026-10-15T12:58:05Z">
+            <w:del w:id="9176" w:author="Claude (AI) - proposed" w:date="2026-10-18T00:31:15Z">
               <w:r>
                 <w:rPr>
                   <w:rFonts w:ascii="Arial" w:cs="Arial" w:eastAsia="Arial" w:hAnsi="Arial"/>
@@ -17154,7 +17154,7 @@
                 <w:delText xml:space="preserve">)×1.5 = 5.76 + 10.8 =</w:delText>
               </w:r>
             </w:del>
-            <w:ins w:id="9177" w:author="Claude (AI) - proposed" w:date="2026-10-15T12:58:05Z">
+            <w:ins w:id="9177" w:author="Claude (AI) - proposed" w:date="2026-10-18T00:31:15Z">
               <w:r>
                 <w:rPr>
                   <w:rFonts w:ascii="Arial" w:cs="Arial" w:eastAsia="Arial" w:hAnsi="Arial"/>
@@ -17182,7 +17182,7 @@
               </w:rPr>
               <w:t xml:space="preserve"> 16.56 </w:t>
             </w:r>
-            <w:del w:id="9178" w:author="Claude (AI) - proposed" w:date="2026-10-15T12:58:05Z">
+            <w:del w:id="9178" w:author="Claude (AI) - proposed" w:date="2026-10-18T00:31:15Z">
               <w:r>
                 <w:rPr>
                   <w:rFonts w:ascii="Arial" w:cs="Arial" w:eastAsia="Arial" w:hAnsi="Arial"/>
@@ -17197,7 +17197,7 @@
                 <w:delText xml:space="preserve">m² total including base</w:delText>
               </w:r>
             </w:del>
-            <w:ins w:id="9179" w:author="Claude (AI) - proposed" w:date="2026-10-15T12:58:05Z">
+            <w:ins w:id="9179" w:author="Claude (AI) - proposed" w:date="2026-10-18T00:31:15Z">
               <w:r>
                 <w:rPr>
                   <w:rFonts w:ascii="Arial" w:cs="Arial" w:eastAsia="Arial" w:hAnsi="Arial"/>
@@ -17281,7 +17281,7 @@
             <w:pPr>
               <w:spacing w:after="20" w:before="0"/>
             </w:pPr>
-            <w:hyperlink w:history="1" r:id="rIdapmdl8u7_ynwyyovtpzx9">
+            <w:hyperlink w:history="1" r:id="rIdbqdvxrcml0dqlhslrmim1">
               <w:r>
                 <w:rPr>
                   <w:rFonts w:ascii="Arial" w:cs="Arial" w:eastAsia="Arial" w:hAnsi="Arial"/>
@@ -17330,7 +17330,7 @@
               <w:spacing w:after="10" w:before="0"/>
               <w:ind w:left="120"/>
             </w:pPr>
-            <w:hyperlink w:history="1" r:id="rIdstegy-yextu1tzj1l9xul">
+            <w:hyperlink w:history="1" r:id="rIdi6ongbktv1azfj_v49xkv">
               <w:r>
                 <w:rPr>
                   <w:rFonts w:ascii="Arial" w:cs="Arial" w:eastAsia="Arial" w:hAnsi="Arial"/>
@@ -17375,7 +17375,7 @@
             <w:pPr>
               <w:spacing w:after="20" w:before="0"/>
             </w:pPr>
-            <w:hyperlink w:history="1" r:id="rIdw1tge6gwzvey5jzgf82q8">
+            <w:hyperlink w:history="1" r:id="rId9q5uecgmowwhd2ka_nhx2">
               <w:r>
                 <w:rPr>
                   <w:rFonts w:ascii="Arial" w:cs="Arial" w:eastAsia="Arial" w:hAnsi="Arial"/>
@@ -17424,7 +17424,7 @@
               <w:spacing w:after="10" w:before="0"/>
               <w:ind w:left="120"/>
             </w:pPr>
-            <w:hyperlink w:history="1" r:id="rId4awcgwyfz9cxezn54tw4u">
+            <w:hyperlink w:history="1" r:id="rId5mg6mqipmpl-lckmmqz1h">
               <w:r>
                 <w:rPr>
                   <w:rFonts w:ascii="Arial" w:cs="Arial" w:eastAsia="Arial" w:hAnsi="Arial"/>
@@ -17624,7 +17624,7 @@
             <w:pPr>
               <w:spacing w:after="20" w:before="0"/>
             </w:pPr>
-            <w:hyperlink w:history="1" r:id="rIdhqwxupx-z-csujuaneh0t">
+            <w:hyperlink w:history="1" r:id="rIdy45_wmqrnvt0q8gy_-nhy">
               <w:r>
                 <w:rPr>
                   <w:rFonts w:ascii="Arial" w:cs="Arial" w:eastAsia="Arial" w:hAnsi="Arial"/>
@@ -17673,7 +17673,7 @@
               <w:spacing w:after="10" w:before="0"/>
               <w:ind w:left="120"/>
             </w:pPr>
-            <w:hyperlink w:history="1" r:id="rIdxb_kaintrmavnu2snhir-">
+            <w:hyperlink w:history="1" r:id="rIdvz0kswi3brnww6ocbihdd">
               <w:r>
                 <w:rPr>
                   <w:rFonts w:ascii="Arial" w:cs="Arial" w:eastAsia="Arial" w:hAnsi="Arial"/>
@@ -17718,7 +17718,7 @@
             <w:pPr>
               <w:spacing w:after="20" w:before="0"/>
             </w:pPr>
-            <w:hyperlink w:history="1" r:id="rIdvsrnz0zr67zwayjtccuu4">
+            <w:hyperlink w:history="1" r:id="rIdeqjm28yjq-j3-i48oulm4">
               <w:r>
                 <w:rPr>
                   <w:rFonts w:ascii="Arial" w:cs="Arial" w:eastAsia="Arial" w:hAnsi="Arial"/>
@@ -17767,7 +17767,7 @@
               <w:spacing w:after="10" w:before="0"/>
               <w:ind w:left="120"/>
             </w:pPr>
-            <w:hyperlink w:history="1" r:id="rIdj7qok_sn840hpm-zsep-s">
+            <w:hyperlink w:history="1" r:id="rIdw8oqkcq8pdxyv5ce4ppbp">
               <w:r>
                 <w:rPr>
                   <w:rFonts w:ascii="Arial" w:cs="Arial" w:eastAsia="Arial" w:hAnsi="Arial"/>
@@ -18292,7 +18292,7 @@
         </w:rPr>
         <w:t xml:space="preserve">© 2026 SeaVuria and ARES. Aligned with KICD objectives. Developed by SeaVuria; technical implementation by ARES (with AI assistance from Claude). Licensed under </w:t>
       </w:r>
-      <w:hyperlink w:history="1" r:id="rIdvuybru3hzdx9qk89qavq0">
+      <w:hyperlink w:history="1" r:id="rIdznp3u94hzwv1lm1a94v54">
         <w:r>
           <w:rPr>
             <w:rFonts w:ascii="Arial" w:cs="Arial" w:eastAsia="Arial" w:hAnsi="Arial"/>
@@ -18313,7 +18313,7 @@
         </w:rPr>
         <w:t xml:space="preserve"> (</w:t>
       </w:r>
-      <w:hyperlink w:history="1" r:id="rIda_vhawfmsoiap-pvzhhcl">
+      <w:hyperlink w:history="1" r:id="rId0czhllykbjzov7rzdvqr3">
         <w:r>
           <w:rPr>
             <w:rFonts w:ascii="Arial" w:cs="Arial" w:eastAsia="Arial" w:hAnsi="Arial"/>
@@ -18821,10 +18821,10 @@
               <w:spacing w:after="40" w:before="0"/>
               <w:jc w:val="left"/>
               <w:rPr>
-                <w:ins w:id="9181" w:author="Claude (AI) - proposed" w:date="2026-10-15T12:58:05Z"/>
-              </w:rPr>
-            </w:pPr>
-            <w:ins w:id="9180" w:author="Claude (AI) - proposed" w:date="2026-10-15T12:58:05Z">
+                <w:ins w:id="9181" w:author="Claude (AI) - proposed" w:date="2026-10-18T00:31:15Z"/>
+              </w:rPr>
+            </w:pPr>
+            <w:ins w:id="9180" w:author="Claude (AI) - proposed" w:date="2026-10-18T00:31:15Z">
               <w:r>
                 <w:rPr>
                   <w:rFonts w:ascii="Arial" w:cs="Arial" w:eastAsia="Arial" w:hAnsi="Arial"/>
@@ -18846,10 +18846,10 @@
               <w:spacing w:after="40" w:before="0"/>
               <w:jc w:val="left"/>
               <w:rPr>
-                <w:del w:id="9183" w:author="Claude (AI) - proposed" w:date="2026-10-15T12:58:05Z"/>
-              </w:rPr>
-            </w:pPr>
-            <w:del w:id="9182" w:author="Claude (AI) - proposed" w:date="2026-10-15T12:58:05Z">
+                <w:del w:id="9183" w:author="Claude (AI) - proposed" w:date="2026-10-18T00:31:15Z"/>
+              </w:rPr>
+            </w:pPr>
+            <w:del w:id="9182" w:author="Claude (AI) - proposed" w:date="2026-10-18T00:31:15Z">
               <w:r>
                 <w:rPr>
                   <w:rFonts w:ascii="Arial" w:cs="Arial" w:eastAsia="Arial" w:hAnsi="Arial"/>
@@ -18932,7 +18932,7 @@
               </w:rPr>
               <w:t xml:space="preserve">In Lesson 3, learners calculated the surface area of the frustum-shaped tank. In Lesson 5, they now turn their attention to the other tank at the Kisumu factory — the composite cylinder-hemisphere tank. By computing its surface area and comparing it with the frustum's surface area (same volume, 5,000 L), learners gather critical evidence to answer why the factory's frustum tank uses </w:t>
             </w:r>
-            <w:del w:id="9184" w:author="Claude (AI) - proposed" w:date="2026-10-15T12:58:05Z">
+            <w:del w:id="9184" w:author="Claude (AI) - proposed" w:date="2026-10-18T00:31:15Z">
               <w:r>
                 <w:rPr>
                   <w:rFonts w:ascii="Arial" w:cs="Arial" w:eastAsia="Arial" w:hAnsi="Arial"/>
@@ -18960,7 +18960,7 @@
               </w:rPr>
               <w:t xml:space="preserve">less metal sheet</w:t>
             </w:r>
-            <w:ins w:id="9185" w:author="Claude (AI) - proposed" w:date="2026-10-15T12:58:05Z">
+            <w:ins w:id="9185" w:author="Claude (AI) - proposed" w:date="2026-10-18T00:31:15Z">
               <w:r>
                 <w:rPr>
                   <w:rFonts w:ascii="Arial" w:cs="Arial" w:eastAsia="Arial" w:hAnsi="Arial"/>
@@ -19151,7 +19151,7 @@
               </w:rPr>
               <w:t xml:space="preserve">Lesson 5 of 10 in the evidence-gathering sequence for the anchoring phenomenon (Kisumu water tank factory). Learners open by predicting whether the cylinder-hemisphere composite tank will have a larger or smaller surface area than the frustum tank they computed in Lesson 3. They then watch a focused YouTube video segment on the systematic strategy for finding the surface area of composite solids (identify components → subtract hidden faces → sum exposed surfaces). Using this strategy, they work through two applications: (1) a Kericho tea canister (cylinder + cone lid) as a scaffolded practice context, and (2) the cylinder-hemisphere water tank from the anchoring phenomenon, using the </w:t>
             </w:r>
-            <w:del w:id="9186" w:author="Claude (AI) - proposed" w:date="2026-10-15T12:58:05Z">
+            <w:del w:id="9186" w:author="Claude (AI) - proposed" w:date="2026-10-18T00:31:15Z">
               <w:r>
                 <w:rPr>
                   <w:rFonts w:ascii="Arial" w:cs="Arial" w:eastAsia="Arial" w:hAnsi="Arial"/>
@@ -19166,7 +19166,7 @@
                 <w:delText xml:space="preserve">same volume-equivalent dimensions established in previous lessons</w:delText>
               </w:r>
             </w:del>
-            <w:ins w:id="9187" w:author="Claude (AI) - proposed" w:date="2026-10-15T12:58:05Z">
+            <w:ins w:id="9187" w:author="Claude (AI) - proposed" w:date="2026-10-18T00:31:15Z">
               <w:r>
                 <w:rPr>
                   <w:rFonts w:ascii="Arial" w:cs="Arial" w:eastAsia="Arial" w:hAnsi="Arial"/>
@@ -19482,7 +19482,7 @@
             <w:pPr>
               <w:spacing w:after="20" w:before="0"/>
             </w:pPr>
-            <w:hyperlink w:history="1" r:id="rIdtjxewqvh2l3s7vs8eh1ms">
+            <w:hyperlink w:history="1" r:id="rIdof8sag-hy2fmuaik7lt5f">
               <w:r>
                 <w:rPr>
                   <w:rFonts w:ascii="Arial" w:cs="Arial" w:eastAsia="Arial" w:hAnsi="Arial"/>
@@ -19515,7 +19515,7 @@
               <w:spacing w:after="10" w:before="0"/>
               <w:ind w:left="120"/>
             </w:pPr>
-            <w:hyperlink w:history="1" r:id="rId_8bksv8mi1t6btb5hdct5">
+            <w:hyperlink w:history="1" r:id="rId0p_2m3c-hsphg6zl2vn04">
               <w:r>
                 <w:rPr>
                   <w:rFonts w:ascii="Arial" w:cs="Arial" w:eastAsia="Arial" w:hAnsi="Arial"/>
@@ -19560,7 +19560,7 @@
             <w:pPr>
               <w:spacing w:after="20" w:before="0"/>
             </w:pPr>
-            <w:hyperlink w:history="1" r:id="rIdyyvbmhtnc4euatwhumnh1">
+            <w:hyperlink w:history="1" r:id="rId4ik3jdaaxms0y_cjpf4_b">
               <w:r>
                 <w:rPr>
                   <w:rFonts w:ascii="Arial" w:cs="Arial" w:eastAsia="Arial" w:hAnsi="Arial"/>
@@ -19593,7 +19593,7 @@
               <w:spacing w:after="10" w:before="0"/>
               <w:ind w:left="120"/>
             </w:pPr>
-            <w:hyperlink w:history="1" r:id="rIdlf7geiwidn3rlmpfezzsh">
+            <w:hyperlink w:history="1" r:id="rIdk7pj81vwt3uyq4hmhaokk">
               <w:r>
                 <w:rPr>
                   <w:rFonts w:ascii="Arial" w:cs="Arial" w:eastAsia="Arial" w:hAnsi="Arial"/>
@@ -19671,7 +19671,7 @@
               </w:rPr>
               <w:t xml:space="preserve">Display the two-tank diagram on the board (drawn or projected). Say: 'Before we calculate anything today, I want your best mathematical guess. Look at both tanks. Both </w:t>
             </w:r>
-            <w:del w:id="9188" w:author="Claude (AI) - proposed" w:date="2026-10-15T12:58:05Z">
+            <w:del w:id="9188" w:author="Claude (AI) - proposed" w:date="2026-10-18T00:31:15Z">
               <w:r>
                 <w:rPr>
                   <w:rFonts w:ascii="Arial" w:cs="Arial" w:eastAsia="Arial" w:hAnsi="Arial"/>
@@ -19686,7 +19686,7 @@
                 <w:delText xml:space="preserve">hold exactly</w:delText>
               </w:r>
             </w:del>
-            <w:ins w:id="9189" w:author="Claude (AI) - proposed" w:date="2026-10-15T12:58:05Z">
+            <w:ins w:id="9189" w:author="Claude (AI) - proposed" w:date="2026-10-18T00:31:15Z">
               <w:r>
                 <w:rPr>
                   <w:rFonts w:ascii="Arial" w:cs="Arial" w:eastAsia="Arial" w:hAnsi="Arial"/>
@@ -19714,7 +19714,7 @@
               </w:rPr>
               <w:t xml:space="preserve"> 5,000 litres —</w:t>
             </w:r>
-            <w:ins w:id="9190" w:author="Claude (AI) - proposed" w:date="2026-10-15T12:58:05Z">
+            <w:ins w:id="9190" w:author="Claude (AI) - proposed" w:date="2026-10-18T00:31:15Z">
               <w:r>
                 <w:rPr>
                   <w:rFonts w:ascii="Arial" w:cs="Arial" w:eastAsia="Arial" w:hAnsi="Arial"/>
@@ -19864,7 +19864,7 @@
             <w:pPr>
               <w:spacing w:after="20" w:before="0"/>
             </w:pPr>
-            <w:hyperlink w:history="1" r:id="rIdqp6-xcwbmwuep3n0qwyy2">
+            <w:hyperlink w:history="1" r:id="rId9sgybwsgbrvz1kxrpdedq">
               <w:r>
                 <w:rPr>
                   <w:rFonts w:ascii="Arial" w:cs="Arial" w:eastAsia="Arial" w:hAnsi="Arial"/>
@@ -19897,7 +19897,7 @@
               <w:spacing w:after="10" w:before="0"/>
               <w:ind w:left="120"/>
             </w:pPr>
-            <w:hyperlink w:history="1" r:id="rIdbrpqb0xaivw8fszrmr9z6">
+            <w:hyperlink w:history="1" r:id="rIdp2r5tlg66ih-c74bt3w-t">
               <w:r>
                 <w:rPr>
                   <w:rFonts w:ascii="Arial" w:cs="Arial" w:eastAsia="Arial" w:hAnsi="Arial"/>
@@ -19942,7 +19942,7 @@
             <w:pPr>
               <w:spacing w:after="20" w:before="0"/>
             </w:pPr>
-            <w:hyperlink w:history="1" r:id="rIdetojnimcfwd4dmnnzurz4">
+            <w:hyperlink w:history="1" r:id="rIdkdgc345od9kofbbr26opl">
               <w:r>
                 <w:rPr>
                   <w:rFonts w:ascii="Arial" w:cs="Arial" w:eastAsia="Arial" w:hAnsi="Arial"/>
@@ -19975,7 +19975,7 @@
               <w:spacing w:after="10" w:before="0"/>
               <w:ind w:left="120"/>
             </w:pPr>
-            <w:hyperlink w:history="1" r:id="rIdmjqzc1ahgm6dq9vgbtmat">
+            <w:hyperlink w:history="1" r:id="rIdwfe_jllw97myftfsqt62h">
               <w:r>
                 <w:rPr>
                   <w:rFonts w:ascii="Arial" w:cs="Arial" w:eastAsia="Arial" w:hAnsi="Arial"/>
@@ -20175,7 +20175,7 @@
             <w:pPr>
               <w:spacing w:after="20" w:before="0"/>
             </w:pPr>
-            <w:hyperlink w:history="1" r:id="rIdjnh60aqdw2xlxsnsozyrx">
+            <w:hyperlink w:history="1" r:id="rIdwo25bzayqsw536-yiq1yr">
               <w:r>
                 <w:rPr>
                   <w:rFonts w:ascii="Arial" w:cs="Arial" w:eastAsia="Arial" w:hAnsi="Arial"/>
@@ -20224,7 +20224,7 @@
               <w:spacing w:after="10" w:before="0"/>
               <w:ind w:left="120"/>
             </w:pPr>
-            <w:hyperlink w:history="1" r:id="rIdrb16g2aileczvap_lfxie">
+            <w:hyperlink w:history="1" r:id="rIddb-5hgcsnreesrspxjk90">
               <w:r>
                 <w:rPr>
                   <w:rFonts w:ascii="Arial" w:cs="Arial" w:eastAsia="Arial" w:hAnsi="Arial"/>
@@ -20269,7 +20269,7 @@
             <w:pPr>
               <w:spacing w:after="20" w:before="0"/>
             </w:pPr>
-            <w:hyperlink w:history="1" r:id="rId8jrrkettftfgbvhzye-if">
+            <w:hyperlink w:history="1" r:id="rIdzowh10khcl7lzwlkv0o27">
               <w:r>
                 <w:rPr>
                   <w:rFonts w:ascii="Arial" w:cs="Arial" w:eastAsia="Arial" w:hAnsi="Arial"/>
@@ -20302,7 +20302,7 @@
               <w:spacing w:after="10" w:before="0"/>
               <w:ind w:left="120"/>
             </w:pPr>
-            <w:hyperlink w:history="1" r:id="rIdwko60p_o3gxqm3tqqx2oy">
+            <w:hyperlink w:history="1" r:id="rIdot3rsvowmnsrywvoogqgv">
               <w:r>
                 <w:rPr>
                   <w:rFonts w:ascii="Arial" w:cs="Arial" w:eastAsia="Arial" w:hAnsi="Arial"/>
@@ -20347,7 +20347,7 @@
               </w:rPr>
               <w:t xml:space="preserve">Learners work through two connected calculations, scaffolded from easier to phenomenon-level: CALCULATION A — Kericho Tea Canister (Cylinder + Cone): Given: cylinder radius r = 5 cm, cylinder height h = 12 cm, cone slant height l = 7 cm, cone base radius = 5 cm (same as cylinder). Learners apply the strategy: (i) Cylinder: full SA = 2πr(r + h) = 2π(5)(5+12) = 170π cm². But cylinder top is hidden, so subtract πr² = 25π cm². Exposed cylinder area = 145π cm². (ii) Cone: full SA = πr(r + l) = π(5)(5+7) = 60π cm². But cone base is hidden, so subtract πr² = 25π cm². Exposed cone area = 35π cm². (iii) Total composite SA = 145π + 35π = 180π ≈ 565.5 cm². CALCULATION B — Cylinder-Hemisphere Water Tank (Phenomenon): </w:t>
             </w:r>
-            <w:del w:id="9191" w:author="Claude (AI) - proposed" w:date="2026-10-15T12:58:05Z">
+            <w:del w:id="9191" w:author="Claude (AI) - proposed" w:date="2026-10-18T00:31:15Z">
               <w:r>
                 <w:rPr>
                   <w:rFonts w:ascii="Arial" w:cs="Arial" w:eastAsia="Arial" w:hAnsi="Arial"/>
@@ -20362,7 +20362,7 @@
                 <w:delText xml:space="preserve">Using dimensions established in prior lessons for a</w:delText>
               </w:r>
             </w:del>
-            <w:ins w:id="9192" w:author="Claude (AI) - proposed" w:date="2026-10-15T12:58:05Z">
+            <w:ins w:id="9192" w:author="Claude (AI) - proposed" w:date="2026-10-18T00:31:15Z">
               <w:r>
                 <w:rPr>
                   <w:rFonts w:ascii="Arial" w:cs="Arial" w:eastAsia="Arial" w:hAnsi="Arial"/>
@@ -20390,7 +20390,7 @@
               </w:rPr>
               <w:t xml:space="preserve"> 5,000</w:t>
             </w:r>
-            <w:del w:id="9193" w:author="Claude (AI) - proposed" w:date="2026-10-15T12:58:05Z">
+            <w:del w:id="9193" w:author="Claude (AI) - proposed" w:date="2026-10-18T00:31:15Z">
               <w:r>
                 <w:rPr>
                   <w:rFonts w:ascii="Arial" w:cs="Arial" w:eastAsia="Arial" w:hAnsi="Arial"/>
@@ -20405,7 +20405,7 @@
                 <w:delText xml:space="preserve">-litre capacity tank</w:delText>
               </w:r>
             </w:del>
-            <w:ins w:id="9194" w:author="Claude (AI) - proposed" w:date="2026-10-15T12:58:05Z">
+            <w:ins w:id="9194" w:author="Claude (AI) - proposed" w:date="2026-10-18T00:31:15Z">
               <w:r>
                 <w:rPr>
                   <w:rFonts w:ascii="Arial" w:cs="Arial" w:eastAsia="Arial" w:hAnsi="Arial"/>
@@ -20433,7 +20433,7 @@
               </w:rPr>
               <w:t xml:space="preserve">: cylinder radius r = 0.</w:t>
             </w:r>
-            <w:del w:id="9195" w:author="Claude (AI) - proposed" w:date="2026-10-15T12:58:05Z">
+            <w:del w:id="9195" w:author="Claude (AI) - proposed" w:date="2026-10-18T00:31:15Z">
               <w:r>
                 <w:rPr>
                   <w:rFonts w:ascii="Arial" w:cs="Arial" w:eastAsia="Arial" w:hAnsi="Arial"/>
@@ -20448,7 +20448,7 @@
                 <w:delText xml:space="preserve">8</w:delText>
               </w:r>
             </w:del>
-            <w:ins w:id="9196" w:author="Claude (AI) - proposed" w:date="2026-10-15T12:58:05Z">
+            <w:ins w:id="9196" w:author="Claude (AI) - proposed" w:date="2026-10-18T00:31:15Z">
               <w:r>
                 <w:rPr>
                   <w:rFonts w:ascii="Arial" w:cs="Arial" w:eastAsia="Arial" w:hAnsi="Arial"/>
@@ -20476,7 +20476,7 @@
               </w:rPr>
               <w:t xml:space="preserve"> m, cylinder height h = 2.</w:t>
             </w:r>
-            <w:del w:id="9197" w:author="Claude (AI) - proposed" w:date="2026-10-15T12:58:05Z">
+            <w:del w:id="9197" w:author="Claude (AI) - proposed" w:date="2026-10-18T00:31:15Z">
               <w:r>
                 <w:rPr>
                   <w:rFonts w:ascii="Arial" w:cs="Arial" w:eastAsia="Arial" w:hAnsi="Arial"/>
@@ -20491,7 +20491,7 @@
                 <w:delText xml:space="preserve">0</w:delText>
               </w:r>
             </w:del>
-            <w:ins w:id="9198" w:author="Claude (AI) - proposed" w:date="2026-10-15T12:58:05Z">
+            <w:ins w:id="9198" w:author="Claude (AI) - proposed" w:date="2026-10-18T00:31:15Z">
               <w:r>
                 <w:rPr>
                   <w:rFonts w:ascii="Arial" w:cs="Arial" w:eastAsia="Arial" w:hAnsi="Arial"/>
@@ -20519,7 +20519,7 @@
               </w:rPr>
               <w:t xml:space="preserve"> m, hemisphere radius r = 0.</w:t>
             </w:r>
-            <w:del w:id="9199" w:author="Claude (AI) - proposed" w:date="2026-10-15T12:58:05Z">
+            <w:del w:id="9199" w:author="Claude (AI) - proposed" w:date="2026-10-18T00:31:15Z">
               <w:r>
                 <w:rPr>
                   <w:rFonts w:ascii="Arial" w:cs="Arial" w:eastAsia="Arial" w:hAnsi="Arial"/>
@@ -20534,7 +20534,7 @@
                 <w:delText xml:space="preserve">8 m</w:delText>
               </w:r>
             </w:del>
-            <w:ins w:id="9200" w:author="Claude (AI) - proposed" w:date="2026-10-15T12:58:05Z">
+            <w:ins w:id="9200" w:author="Claude (AI) - proposed" w:date="2026-10-18T00:31:15Z">
               <w:r>
                 <w:rPr>
                   <w:rFonts w:ascii="Arial" w:cs="Arial" w:eastAsia="Arial" w:hAnsi="Arial"/>
@@ -20562,7 +20562,7 @@
               </w:rPr>
               <w:t xml:space="preserve">. Learners apply the strategy: (i) Cylinder: lateral surface = 2πrh = 2π(0.</w:t>
             </w:r>
-            <w:del w:id="9201" w:author="Claude (AI) - proposed" w:date="2026-10-15T12:58:05Z">
+            <w:del w:id="9201" w:author="Claude (AI) - proposed" w:date="2026-10-18T00:31:15Z">
               <w:r>
                 <w:rPr>
                   <w:rFonts w:ascii="Arial" w:cs="Arial" w:eastAsia="Arial" w:hAnsi="Arial"/>
@@ -20577,7 +20577,7 @@
                 <w:delText xml:space="preserve">8</w:delText>
               </w:r>
             </w:del>
-            <w:ins w:id="9202" w:author="Claude (AI) - proposed" w:date="2026-10-15T12:58:05Z">
+            <w:ins w:id="9202" w:author="Claude (AI) - proposed" w:date="2026-10-18T00:31:15Z">
               <w:r>
                 <w:rPr>
                   <w:rFonts w:ascii="Arial" w:cs="Arial" w:eastAsia="Arial" w:hAnsi="Arial"/>
@@ -20605,7 +20605,7 @@
               </w:rPr>
               <w:t xml:space="preserve">)(2.</w:t>
             </w:r>
-            <w:del w:id="9203" w:author="Claude (AI) - proposed" w:date="2026-10-15T12:58:05Z">
+            <w:del w:id="9203" w:author="Claude (AI) - proposed" w:date="2026-10-18T00:31:15Z">
               <w:r>
                 <w:rPr>
                   <w:rFonts w:ascii="Arial" w:cs="Arial" w:eastAsia="Arial" w:hAnsi="Arial"/>
@@ -20620,7 +20620,7 @@
                 <w:delText xml:space="preserve">0</w:delText>
               </w:r>
             </w:del>
-            <w:ins w:id="9204" w:author="Claude (AI) - proposed" w:date="2026-10-15T12:58:05Z">
+            <w:ins w:id="9204" w:author="Claude (AI) - proposed" w:date="2026-10-18T00:31:15Z">
               <w:r>
                 <w:rPr>
                   <w:rFonts w:ascii="Arial" w:cs="Arial" w:eastAsia="Arial" w:hAnsi="Arial"/>
@@ -20648,7 +20648,7 @@
               </w:rPr>
               <w:t xml:space="preserve">) = 3.</w:t>
             </w:r>
-            <w:del w:id="9205" w:author="Claude (AI) - proposed" w:date="2026-10-15T12:58:05Z">
+            <w:del w:id="9205" w:author="Claude (AI) - proposed" w:date="2026-10-18T00:31:15Z">
               <w:r>
                 <w:rPr>
                   <w:rFonts w:ascii="Arial" w:cs="Arial" w:eastAsia="Arial" w:hAnsi="Arial"/>
@@ -20663,7 +20663,7 @@
                 <w:delText xml:space="preserve">2π</w:delText>
               </w:r>
             </w:del>
-            <w:ins w:id="9206" w:author="Claude (AI) - proposed" w:date="2026-10-15T12:58:05Z">
+            <w:ins w:id="9206" w:author="Claude (AI) - proposed" w:date="2026-10-18T00:31:15Z">
               <w:r>
                 <w:rPr>
                   <w:rFonts w:ascii="Arial" w:cs="Arial" w:eastAsia="Arial" w:hAnsi="Arial"/>
@@ -20691,7 +20691,7 @@
               </w:rPr>
               <w:t xml:space="preserve"> m². Cylinder base (bottom, exposed) = πr² = 0.</w:t>
             </w:r>
-            <w:del w:id="9207" w:author="Claude (AI) - proposed" w:date="2026-10-15T12:58:05Z">
+            <w:del w:id="9207" w:author="Claude (AI) - proposed" w:date="2026-10-18T00:31:15Z">
               <w:r>
                 <w:rPr>
                   <w:rFonts w:ascii="Arial" w:cs="Arial" w:eastAsia="Arial" w:hAnsi="Arial"/>
@@ -20706,7 +20706,7 @@
                 <w:delText xml:space="preserve">64π</w:delText>
               </w:r>
             </w:del>
-            <w:ins w:id="9208" w:author="Claude (AI) - proposed" w:date="2026-10-15T12:58:05Z">
+            <w:ins w:id="9208" w:author="Claude (AI) - proposed" w:date="2026-10-18T00:31:15Z">
               <w:r>
                 <w:rPr>
                   <w:rFonts w:ascii="Arial" w:cs="Arial" w:eastAsia="Arial" w:hAnsi="Arial"/>
@@ -20734,7 +20734,7 @@
               </w:rPr>
               <w:t xml:space="preserve"> m². Cylinder top is hidden (joined to hemisphere flat face). (ii) Hemisphere: curved surface = 2πr² = 2π(0.</w:t>
             </w:r>
-            <w:del w:id="9209" w:author="Claude (AI) - proposed" w:date="2026-10-15T12:58:05Z">
+            <w:del w:id="9209" w:author="Claude (AI) - proposed" w:date="2026-10-18T00:31:15Z">
               <w:r>
                 <w:rPr>
                   <w:rFonts w:ascii="Arial" w:cs="Arial" w:eastAsia="Arial" w:hAnsi="Arial"/>
@@ -20749,7 +20749,7 @@
                 <w:delText xml:space="preserve">64) = 1.28π</w:delText>
               </w:r>
             </w:del>
-            <w:ins w:id="9210" w:author="Claude (AI) - proposed" w:date="2026-10-15T12:58:05Z">
+            <w:ins w:id="9210" w:author="Claude (AI) - proposed" w:date="2026-10-18T00:31:15Z">
               <w:r>
                 <w:rPr>
                   <w:rFonts w:ascii="Arial" w:cs="Arial" w:eastAsia="Arial" w:hAnsi="Arial"/>
@@ -20777,7 +20777,7 @@
               </w:rPr>
               <w:t xml:space="preserve"> m². Hemisphere flat base is hidden. (iii) Total SA = 3.</w:t>
             </w:r>
-            <w:del w:id="9211" w:author="Claude (AI) - proposed" w:date="2026-10-15T12:58:05Z">
+            <w:del w:id="9211" w:author="Claude (AI) - proposed" w:date="2026-10-18T00:31:15Z">
               <w:r>
                 <w:rPr>
                   <w:rFonts w:ascii="Arial" w:cs="Arial" w:eastAsia="Arial" w:hAnsi="Arial"/>
@@ -20792,7 +20792,7 @@
                 <w:delText xml:space="preserve">2π</w:delText>
               </w:r>
             </w:del>
-            <w:ins w:id="9212" w:author="Claude (AI) - proposed" w:date="2026-10-15T12:58:05Z">
+            <w:ins w:id="9212" w:author="Claude (AI) - proposed" w:date="2026-10-18T00:31:15Z">
               <w:r>
                 <w:rPr>
                   <w:rFonts w:ascii="Arial" w:cs="Arial" w:eastAsia="Arial" w:hAnsi="Arial"/>
@@ -20820,7 +20820,7 @@
               </w:rPr>
               <w:t xml:space="preserve"> + 0.</w:t>
             </w:r>
-            <w:del w:id="9213" w:author="Claude (AI) - proposed" w:date="2026-10-15T12:58:05Z">
+            <w:del w:id="9213" w:author="Claude (AI) - proposed" w:date="2026-10-18T00:31:15Z">
               <w:r>
                 <w:rPr>
                   <w:rFonts w:ascii="Arial" w:cs="Arial" w:eastAsia="Arial" w:hAnsi="Arial"/>
@@ -20835,7 +20835,7 @@
                 <w:delText xml:space="preserve">64π + 1.28π</w:delText>
               </w:r>
             </w:del>
-            <w:ins w:id="9214" w:author="Claude (AI) - proposed" w:date="2026-10-15T12:58:05Z">
+            <w:ins w:id="9214" w:author="Claude (AI) - proposed" w:date="2026-10-18T00:31:15Z">
               <w:r>
                 <w:rPr>
                   <w:rFonts w:ascii="Arial" w:cs="Arial" w:eastAsia="Arial" w:hAnsi="Arial"/>
@@ -20863,7 +20863,7 @@
               </w:rPr>
               <w:t xml:space="preserve"> = 5.</w:t>
             </w:r>
-            <w:del w:id="9215" w:author="Claude (AI) - proposed" w:date="2026-10-15T12:58:05Z">
+            <w:del w:id="9215" w:author="Claude (AI) - proposed" w:date="2026-10-18T00:31:15Z">
               <w:r>
                 <w:rPr>
                   <w:rFonts w:ascii="Arial" w:cs="Arial" w:eastAsia="Arial" w:hAnsi="Arial"/>
@@ -20878,7 +20878,7 @@
                 <w:delText xml:space="preserve">12π</w:delText>
               </w:r>
             </w:del>
-            <w:ins w:id="9216" w:author="Claude (AI) - proposed" w:date="2026-10-15T12:58:05Z">
+            <w:ins w:id="9216" w:author="Claude (AI) - proposed" w:date="2026-10-18T00:31:15Z">
               <w:r>
                 <w:rPr>
                   <w:rFonts w:ascii="Arial" w:cs="Arial" w:eastAsia="Arial" w:hAnsi="Arial"/>
@@ -20906,7 +20906,7 @@
               </w:rPr>
               <w:t xml:space="preserve"> ≈ 16.</w:t>
             </w:r>
-            <w:del w:id="9217" w:author="Claude (AI) - proposed" w:date="2026-10-15T12:58:05Z">
+            <w:del w:id="9217" w:author="Claude (AI) - proposed" w:date="2026-10-18T00:31:15Z">
               <w:r>
                 <w:rPr>
                   <w:rFonts w:ascii="Arial" w:cs="Arial" w:eastAsia="Arial" w:hAnsi="Arial"/>
@@ -20921,7 +20921,7 @@
                 <w:delText xml:space="preserve">09</w:delText>
               </w:r>
             </w:del>
-            <w:ins w:id="9218" w:author="Claude (AI) - proposed" w:date="2026-10-15T12:58:05Z">
+            <w:ins w:id="9218" w:author="Claude (AI) - proposed" w:date="2026-10-18T00:31:15Z">
               <w:r>
                 <w:rPr>
                   <w:rFonts w:ascii="Arial" w:cs="Arial" w:eastAsia="Arial" w:hAnsi="Arial"/>
@@ -20949,7 +20949,7 @@
               </w:rPr>
               <w:t xml:space="preserve"> m². Learners then retrieve their frustum surface area from Lesson 3 notes and record both values in a Comparison Table: Tank | Surface Area (m²) | </w:t>
             </w:r>
-            <w:del w:id="9219" w:author="Claude (AI) - proposed" w:date="2026-10-15T12:58:05Z">
+            <w:del w:id="9219" w:author="Claude (AI) - proposed" w:date="2026-10-18T00:31:15Z">
               <w:r>
                 <w:rPr>
                   <w:rFonts w:ascii="Arial" w:cs="Arial" w:eastAsia="Arial" w:hAnsi="Arial"/>
@@ -20964,7 +20964,7 @@
                 <w:delText xml:space="preserve">Volume</w:delText>
               </w:r>
             </w:del>
-            <w:ins w:id="9220" w:author="Claude (AI) - proposed" w:date="2026-10-15T12:58:05Z">
+            <w:ins w:id="9220" w:author="Claude (AI) - proposed" w:date="2026-10-18T00:31:15Z">
               <w:r>
                 <w:rPr>
                   <w:rFonts w:ascii="Arial" w:cs="Arial" w:eastAsia="Arial" w:hAnsi="Arial"/>
@@ -20992,7 +20992,7 @@
               </w:rPr>
               <w:t xml:space="preserve"> (L). They answer: 'Which tank uses more metal? By how much (in m²</w:t>
             </w:r>
-            <w:ins w:id="9221" w:author="Claude (AI) - proposed" w:date="2026-10-15T12:58:05Z">
+            <w:ins w:id="9221" w:author="Claude (AI) - proposed" w:date="2026-10-18T00:31:15Z">
               <w:r>
                 <w:rPr>
                   <w:rFonts w:ascii="Arial" w:cs="Arial" w:eastAsia="Arial" w:hAnsi="Arial"/>
@@ -21053,7 +21053,7 @@
               </w:rPr>
               <w:t xml:space="preserve">Distribute the worked-example scaffold sheet for Calculation A. Say: 'Work through the Kericho canister calculation in your groups using the three-step strategy from the video. Show every step — identify, subtract, sum. You have 6 minutes.' [Allow 6 minutes.] After 6 minutes, cold-call one group to present each step on the board (3 different groups for steps 1, 2, 3). Correct any errors before moving to Calculation B. Say: 'Now for the real question — the tank from Kisumu. These are the </w:t>
             </w:r>
-            <w:del w:id="9222" w:author="Claude (AI) - proposed" w:date="2026-10-15T12:58:05Z">
+            <w:del w:id="9222" w:author="Claude (AI) - proposed" w:date="2026-10-18T00:31:15Z">
               <w:r>
                 <w:rPr>
                   <w:rFonts w:ascii="Arial" w:cs="Arial" w:eastAsia="Arial" w:hAnsi="Arial"/>
@@ -21068,7 +21068,7 @@
                 <w:delText xml:space="preserve">actual dimensions we have been using since Lesson 1</w:delText>
               </w:r>
             </w:del>
-            <w:ins w:id="9223" w:author="Claude (AI) - proposed" w:date="2026-10-15T12:58:05Z">
+            <w:ins w:id="9223" w:author="Claude (AI) - proposed" w:date="2026-10-18T00:31:15Z">
               <w:r>
                 <w:rPr>
                   <w:rFonts w:ascii="Arial" w:cs="Arial" w:eastAsia="Arial" w:hAnsi="Arial"/>
@@ -21096,7 +21096,7 @@
               </w:rPr>
               <w:t xml:space="preserve">. Use the exact same three-step strategy.' [Allow 8 minutes for group work on Calculation B.] Circulate and prompt with: 'Which face is touching the hemisphere flat side? Is it exposed to the outside?' and 'What does the cylinder's bottom face represent in the real tank — is it exposed?' After 8 minutes, say: 'Look at the number you got for the cylinder-hemisphere tank. Now find your frustum surface area from Lesson 3. Write both in your Comparison Table.' [Allow 2 minutes.] Ask: 'Who is surprised by what they see? Hands up.' Acknowledge responses. </w:t>
             </w:r>
-            <w:ins w:id="9224" w:author="Claude (AI) - proposed" w:date="2026-10-15T12:58:05Z">
+            <w:ins w:id="9224" w:author="Claude (AI) - proposed" w:date="2026-10-18T00:31:15Z">
               <w:r>
                 <w:rPr>
                   <w:rFonts w:ascii="Arial" w:cs="Arial" w:eastAsia="Arial" w:hAnsi="Arial"/>
@@ -21190,7 +21190,7 @@
               </w:rPr>
               <w:t xml:space="preserve">Observable indicator: Learners' Calculation B shows three clearly separated rows (cylinder lateral, cylinder base, hemisphere curved) with the hidden face correctly subtracted and a final answer of approximately 16.</w:t>
             </w:r>
-            <w:del w:id="9225" w:author="Claude (AI) - proposed" w:date="2026-10-15T12:58:05Z">
+            <w:del w:id="9225" w:author="Claude (AI) - proposed" w:date="2026-10-18T00:31:15Z">
               <w:r>
                 <w:rPr>
                   <w:rFonts w:ascii="Arial" w:cs="Arial" w:eastAsia="Arial" w:hAnsi="Arial"/>
@@ -21205,7 +21205,7 @@
                 <w:delText xml:space="preserve">09 m²</w:delText>
               </w:r>
             </w:del>
-            <w:ins w:id="9226" w:author="Claude (AI) - proposed" w:date="2026-10-15T12:58:05Z">
+            <w:ins w:id="9226" w:author="Claude (AI) - proposed" w:date="2026-10-18T00:31:15Z">
               <w:r>
                 <w:rPr>
                   <w:rFonts w:ascii="Arial" w:cs="Arial" w:eastAsia="Arial" w:hAnsi="Arial"/>
@@ -21233,7 +21233,7 @@
               </w:rPr>
               <w:t xml:space="preserve">, compared to their Lesson 3 frustum surface area</w:t>
             </w:r>
-            <w:ins w:id="9227" w:author="Claude (AI) - proposed" w:date="2026-10-15T12:58:05Z">
+            <w:ins w:id="9227" w:author="Claude (AI) - proposed" w:date="2026-10-18T00:31:15Z">
               <w:r>
                 <w:rPr>
                   <w:rFonts w:ascii="Arial" w:cs="Arial" w:eastAsia="Arial" w:hAnsi="Arial"/>
@@ -21317,7 +21317,7 @@
             <w:pPr>
               <w:spacing w:after="20" w:before="0"/>
             </w:pPr>
-            <w:hyperlink w:history="1" r:id="rIdews_6ub_-ka7mrbtydadp">
+            <w:hyperlink w:history="1" r:id="rId-gx9rdrgfbtc8ul5og5rt">
               <w:r>
                 <w:rPr>
                   <w:rFonts w:ascii="Arial" w:cs="Arial" w:eastAsia="Arial" w:hAnsi="Arial"/>
@@ -21350,7 +21350,7 @@
               <w:spacing w:after="10" w:before="0"/>
               <w:ind w:left="120"/>
             </w:pPr>
-            <w:hyperlink w:history="1" r:id="rId9rz5va1y3blsdxvq8x1ky">
+            <w:hyperlink w:history="1" r:id="rIddchzjtbeshzqpalvt5yyo">
               <w:r>
                 <w:rPr>
                   <w:rFonts w:ascii="Arial" w:cs="Arial" w:eastAsia="Arial" w:hAnsi="Arial"/>
@@ -21395,7 +21395,7 @@
             <w:pPr>
               <w:spacing w:after="20" w:before="0"/>
             </w:pPr>
-            <w:hyperlink w:history="1" r:id="rIdatkxy2v-hj6rdutqyaxa3">
+            <w:hyperlink w:history="1" r:id="rIdb9lw53c8hmcofbhq-huy4">
               <w:r>
                 <w:rPr>
                   <w:rFonts w:ascii="Arial" w:cs="Arial" w:eastAsia="Arial" w:hAnsi="Arial"/>
@@ -21428,7 +21428,7 @@
               <w:spacing w:after="10" w:before="0"/>
               <w:ind w:left="120"/>
             </w:pPr>
-            <w:hyperlink w:history="1" r:id="rIdd_cm0jcq1jjxkjx-lrdwq">
+            <w:hyperlink w:history="1" r:id="rIdv5xbbsf7_fvtngrk49vax">
               <w:r>
                 <w:rPr>
                   <w:rFonts w:ascii="Arial" w:cs="Arial" w:eastAsia="Arial" w:hAnsi="Arial"/>
@@ -21473,7 +21473,7 @@
               </w:rPr>
               <w:t xml:space="preserve">Learners return to the class Driving Question Board. The DQB has two anchor columns: 'What do we KNOW?' and 'What do we still WONDER?' Each group receives two sticky notes. On the first (green — KNOW), they write one evidence statement from today's lesson, e.g., 'The cylinder-hemisphere tank has a surface area of ~16.</w:t>
             </w:r>
-            <w:del w:id="9228" w:author="Claude (AI) - proposed" w:date="2026-10-15T12:58:05Z">
+            <w:del w:id="9228" w:author="Claude (AI) - proposed" w:date="2026-10-18T00:31:15Z">
               <w:r>
                 <w:rPr>
                   <w:rFonts w:ascii="Arial" w:cs="Arial" w:eastAsia="Arial" w:hAnsi="Arial"/>
@@ -21488,7 +21488,7 @@
                 <w:delText xml:space="preserve">09</w:delText>
               </w:r>
             </w:del>
-            <w:ins w:id="9229" w:author="Claude (AI) - proposed" w:date="2026-10-15T12:58:05Z">
+            <w:ins w:id="9229" w:author="Claude (AI) - proposed" w:date="2026-10-18T00:31:15Z">
               <w:r>
                 <w:rPr>
                   <w:rFonts w:ascii="Arial" w:cs="Arial" w:eastAsia="Arial" w:hAnsi="Arial"/>
@@ -21516,7 +21516,7 @@
               </w:rPr>
               <w:t xml:space="preserve"> m² while the frustum tank has ~</w:t>
             </w:r>
-            <w:del w:id="9230" w:author="Claude (AI) - proposed" w:date="2026-10-15T12:58:05Z">
+            <w:del w:id="9230" w:author="Claude (AI) - proposed" w:date="2026-10-18T00:31:15Z">
               <w:r>
                 <w:rPr>
                   <w:rFonts w:ascii="Arial" w:cs="Arial" w:eastAsia="Arial" w:hAnsi="Arial"/>
@@ -21531,7 +21531,7 @@
                 <w:delText xml:space="preserve">7.03</w:delText>
               </w:r>
             </w:del>
-            <w:ins w:id="9231" w:author="Claude (AI) - proposed" w:date="2026-10-15T12:58:05Z">
+            <w:ins w:id="9231" w:author="Claude (AI) - proposed" w:date="2026-10-18T00:31:15Z">
               <w:r>
                 <w:rPr>
                   <w:rFonts w:ascii="Arial" w:cs="Arial" w:eastAsia="Arial" w:hAnsi="Arial"/>
@@ -21559,7 +21559,7 @@
               </w:rPr>
               <w:t xml:space="preserve"> m² — for</w:t>
             </w:r>
-            <w:ins w:id="9232" w:author="Claude (AI) - proposed" w:date="2026-10-15T12:58:05Z">
+            <w:ins w:id="9232" w:author="Claude (AI) - proposed" w:date="2026-10-18T00:31:15Z">
               <w:r>
                 <w:rPr>
                   <w:rFonts w:ascii="Arial" w:cs="Arial" w:eastAsia="Arial" w:hAnsi="Arial"/>
@@ -21587,7 +21587,7 @@
               </w:rPr>
               <w:t xml:space="preserve"> the same 5,000-litre volume, the frustum uses</w:t>
             </w:r>
-            <w:ins w:id="9233" w:author="Claude (AI) - proposed" w:date="2026-10-15T12:58:05Z">
+            <w:ins w:id="9233" w:author="Claude (AI) - proposed" w:date="2026-10-18T00:31:15Z">
               <w:r>
                 <w:rPr>
                   <w:rFonts w:ascii="Arial" w:cs="Arial" w:eastAsia="Arial" w:hAnsi="Arial"/>
@@ -21770,7 +21770,7 @@
             <w:pPr>
               <w:spacing w:after="20" w:before="0"/>
             </w:pPr>
-            <w:hyperlink w:history="1" r:id="rIdcpibvszsj3inkydcersks">
+            <w:hyperlink w:history="1" r:id="rId7gl2vszi6wgo-_vglolky">
               <w:r>
                 <w:rPr>
                   <w:rFonts w:ascii="Arial" w:cs="Arial" w:eastAsia="Arial" w:hAnsi="Arial"/>
@@ -21803,7 +21803,7 @@
               <w:spacing w:after="10" w:before="0"/>
               <w:ind w:left="120"/>
             </w:pPr>
-            <w:hyperlink w:history="1" r:id="rIdjx1izy0mvdtubpp-zfnjh">
+            <w:hyperlink w:history="1" r:id="rIdokoozsvdub6o_qvtcfh7n">
               <w:r>
                 <w:rPr>
                   <w:rFonts w:ascii="Arial" w:cs="Arial" w:eastAsia="Arial" w:hAnsi="Arial"/>
@@ -21848,7 +21848,7 @@
             <w:pPr>
               <w:spacing w:after="20" w:before="0"/>
             </w:pPr>
-            <w:hyperlink w:history="1" r:id="rIdhnjkhcwf_oyx5di_6zgqm">
+            <w:hyperlink w:history="1" r:id="rId2jhn0_ciyb99vur_huv0s">
               <w:r>
                 <w:rPr>
                   <w:rFonts w:ascii="Arial" w:cs="Arial" w:eastAsia="Arial" w:hAnsi="Arial"/>
@@ -21897,7 +21897,7 @@
               <w:spacing w:after="10" w:before="0"/>
               <w:ind w:left="120"/>
             </w:pPr>
-            <w:hyperlink w:history="1" r:id="rIdscom5kgqe_egottnjsqfc">
+            <w:hyperlink w:history="1" r:id="rIdy5cqkwntv0izqoitgcc0k">
               <w:r>
                 <w:rPr>
                   <w:rFonts w:ascii="Arial" w:cs="Arial" w:eastAsia="Arial" w:hAnsi="Arial"/>
@@ -21942,7 +21942,7 @@
               </w:rPr>
               <w:t xml:space="preserve">Learners receive their cumulative model diagram — a cross-section drawing of both tanks (cylinder-hemisphere and frustum) that they have been annotating since Lesson 1. In this lesson's revision, they: (a) shade or colour-code each distinct surface region of the cylinder-hemisphere tank (cylinder base, cylinder lateral, hemisphere curved) in three different colours; (b) write the calculated area of each region next to it (e.g., cylinder base: 0.</w:t>
             </w:r>
-            <w:del w:id="9234" w:author="Claude (AI) - proposed" w:date="2026-10-15T12:58:05Z">
+            <w:del w:id="9234" w:author="Claude (AI) - proposed" w:date="2026-10-18T00:31:15Z">
               <w:r>
                 <w:rPr>
                   <w:rFonts w:ascii="Arial" w:cs="Arial" w:eastAsia="Arial" w:hAnsi="Arial"/>
@@ -21957,7 +21957,7 @@
                 <w:delText xml:space="preserve">64π</w:delText>
               </w:r>
             </w:del>
-            <w:ins w:id="9235" w:author="Claude (AI) - proposed" w:date="2026-10-15T12:58:05Z">
+            <w:ins w:id="9235" w:author="Claude (AI) - proposed" w:date="2026-10-18T00:31:15Z">
               <w:r>
                 <w:rPr>
                   <w:rFonts w:ascii="Arial" w:cs="Arial" w:eastAsia="Arial" w:hAnsi="Arial"/>
@@ -22377,7 +22377,7 @@
               </w:rPr>
               <w:t xml:space="preserve">Learners calculated that the cylinder-hemisphere water tank has a total exposed surface area of approximately 16.</w:t>
             </w:r>
-            <w:del w:id="9236" w:author="Claude (AI) - proposed" w:date="2026-10-15T12:58:05Z">
+            <w:del w:id="9236" w:author="Claude (AI) - proposed" w:date="2026-10-18T00:31:15Z">
               <w:r>
                 <w:rPr>
                   <w:rFonts w:ascii="Arial" w:cs="Arial" w:eastAsia="Arial" w:hAnsi="Arial"/>
@@ -22392,7 +22392,7 @@
                 <w:delText xml:space="preserve">09</w:delText>
               </w:r>
             </w:del>
-            <w:ins w:id="9237" w:author="Claude (AI) - proposed" w:date="2026-10-15T12:58:05Z">
+            <w:ins w:id="9237" w:author="Claude (AI) - proposed" w:date="2026-10-18T00:31:15Z">
               <w:r>
                 <w:rPr>
                   <w:rFonts w:ascii="Arial" w:cs="Arial" w:eastAsia="Arial" w:hAnsi="Arial"/>
@@ -22420,7 +22420,7 @@
               </w:rPr>
               <w:t xml:space="preserve"> m² (5.</w:t>
             </w:r>
-            <w:del w:id="9238" w:author="Claude (AI) - proposed" w:date="2026-10-15T12:58:05Z">
+            <w:del w:id="9238" w:author="Claude (AI) - proposed" w:date="2026-10-18T00:31:15Z">
               <w:r>
                 <w:rPr>
                   <w:rFonts w:ascii="Arial" w:cs="Arial" w:eastAsia="Arial" w:hAnsi="Arial"/>
@@ -22435,7 +22435,7 @@
                 <w:delText xml:space="preserve">12π</w:delText>
               </w:r>
             </w:del>
-            <w:ins w:id="9239" w:author="Claude (AI) - proposed" w:date="2026-10-15T12:58:05Z">
+            <w:ins w:id="9239" w:author="Claude (AI) - proposed" w:date="2026-10-18T00:31:15Z">
               <w:r>
                 <w:rPr>
                   <w:rFonts w:ascii="Arial" w:cs="Arial" w:eastAsia="Arial" w:hAnsi="Arial"/>
@@ -22463,7 +22463,7 @@
               </w:rPr>
               <w:t xml:space="preserve"> m²), which is </w:t>
             </w:r>
-            <w:del w:id="9240" w:author="Claude (AI) - proposed" w:date="2026-10-15T12:58:05Z">
+            <w:del w:id="9240" w:author="Claude (AI) - proposed" w:date="2026-10-18T00:31:15Z">
               <w:r>
                 <w:rPr>
                   <w:rFonts w:ascii="Arial" w:cs="Arial" w:eastAsia="Arial" w:hAnsi="Arial"/>
@@ -22478,7 +22478,7 @@
                 <w:delText xml:space="preserve">measurably</w:delText>
               </w:r>
             </w:del>
-            <w:ins w:id="9241" w:author="Claude (AI) - proposed" w:date="2026-10-15T12:58:05Z">
+            <w:ins w:id="9241" w:author="Claude (AI) - proposed" w:date="2026-10-18T00:31:15Z">
               <w:r>
                 <w:rPr>
                   <w:rFonts w:ascii="Arial" w:cs="Arial" w:eastAsia="Arial" w:hAnsi="Arial"/>
@@ -22506,7 +22506,7 @@
               </w:rPr>
               <w:t xml:space="preserve"> larger than the frustum tank's </w:t>
             </w:r>
-            <w:del w:id="9242" w:author="Claude (AI) - proposed" w:date="2026-10-15T12:58:05Z">
+            <w:del w:id="9242" w:author="Claude (AI) - proposed" w:date="2026-10-18T00:31:15Z">
               <w:r>
                 <w:rPr>
                   <w:rFonts w:ascii="Arial" w:cs="Arial" w:eastAsia="Arial" w:hAnsi="Arial"/>
@@ -22521,7 +22521,7 @@
                 <w:delText xml:space="preserve">surface area</w:delText>
               </w:r>
             </w:del>
-            <w:ins w:id="9243" w:author="Claude (AI) - proposed" w:date="2026-10-15T12:58:05Z">
+            <w:ins w:id="9243" w:author="Claude (AI) - proposed" w:date="2026-10-18T00:31:15Z">
               <w:r>
                 <w:rPr>
                   <w:rFonts w:ascii="Arial" w:cs="Arial" w:eastAsia="Arial" w:hAnsi="Arial"/>
@@ -22549,7 +22549,7 @@
               </w:rPr>
               <w:t xml:space="preserve"> computed in Lesson 3 — even though both tanks </w:t>
             </w:r>
-            <w:del w:id="9244" w:author="Claude (AI) - proposed" w:date="2026-10-15T12:58:05Z">
+            <w:del w:id="9244" w:author="Claude (AI) - proposed" w:date="2026-10-18T00:31:15Z">
               <w:r>
                 <w:rPr>
                   <w:rFonts w:ascii="Arial" w:cs="Arial" w:eastAsia="Arial" w:hAnsi="Arial"/>
@@ -22564,7 +22564,7 @@
                 <w:delText xml:space="preserve">hold exactly</w:delText>
               </w:r>
             </w:del>
-            <w:ins w:id="9245" w:author="Claude (AI) - proposed" w:date="2026-10-15T12:58:05Z">
+            <w:ins w:id="9245" w:author="Claude (AI) - proposed" w:date="2026-10-18T00:31:15Z">
               <w:r>
                 <w:rPr>
                   <w:rFonts w:ascii="Arial" w:cs="Arial" w:eastAsia="Arial" w:hAnsi="Arial"/>
@@ -22680,7 +22680,7 @@
         </w:rPr>
         <w:t xml:space="preserve">© 2026 SeaVuria and ARES. Aligned with KICD objectives. Developed by SeaVuria; technical implementation by ARES (with AI assistance from Claude). Licensed under </w:t>
       </w:r>
-      <w:hyperlink w:history="1" r:id="rId6ie9wb6tr6rb9v0guwtxo">
+      <w:hyperlink w:history="1" r:id="rIdcx_kbx0oimcdkslzpokwk">
         <w:r>
           <w:rPr>
             <w:rFonts w:ascii="Arial" w:cs="Arial" w:eastAsia="Arial" w:hAnsi="Arial"/>
@@ -22701,7 +22701,7 @@
         </w:rPr>
         <w:t xml:space="preserve"> (</w:t>
       </w:r>
-      <w:hyperlink w:history="1" r:id="rIdtyxxvsofrzqznuvgckbad">
+      <w:hyperlink w:history="1" r:id="rIdayu42bmkotppa2svrogea">
         <w:r>
           <w:rPr>
             <w:rFonts w:ascii="Arial" w:cs="Arial" w:eastAsia="Arial" w:hAnsi="Arial"/>
@@ -23209,10 +23209,10 @@
               <w:spacing w:after="40" w:before="0"/>
               <w:jc w:val="left"/>
               <w:rPr>
-                <w:ins w:id="9247" w:author="Claude (AI) - proposed" w:date="2026-10-15T12:58:05Z"/>
-              </w:rPr>
-            </w:pPr>
-            <w:ins w:id="9246" w:author="Claude (AI) - proposed" w:date="2026-10-15T12:58:05Z">
+                <w:ins w:id="9247" w:author="Claude (AI) - proposed" w:date="2026-10-18T00:31:15Z"/>
+              </w:rPr>
+            </w:pPr>
+            <w:ins w:id="9246" w:author="Claude (AI) - proposed" w:date="2026-10-18T00:31:15Z">
               <w:r>
                 <w:rPr>
                   <w:rFonts w:ascii="Arial" w:cs="Arial" w:eastAsia="Arial" w:hAnsi="Arial"/>
@@ -23234,10 +23234,10 @@
               <w:spacing w:after="40" w:before="0"/>
               <w:jc w:val="left"/>
               <w:rPr>
-                <w:del w:id="9249" w:author="Claude (AI) - proposed" w:date="2026-10-15T12:58:05Z"/>
-              </w:rPr>
-            </w:pPr>
-            <w:del w:id="9248" w:author="Claude (AI) - proposed" w:date="2026-10-15T12:58:05Z">
+                <w:del w:id="9249" w:author="Claude (AI) - proposed" w:date="2026-10-18T00:31:15Z"/>
+              </w:rPr>
+            </w:pPr>
+            <w:del w:id="9248" w:author="Claude (AI) - proposed" w:date="2026-10-18T00:31:15Z">
               <w:r>
                 <w:rPr>
                   <w:rFonts w:ascii="Arial" w:cs="Arial" w:eastAsia="Arial" w:hAnsi="Arial"/>
@@ -23320,7 +23320,7 @@
               </w:rPr>
               <w:t xml:space="preserve">In Lesson 6, learners shift the investigative lens from surface area (Lessons 3–5) to volume. Using the Kitale maize storage supporting phenomenon, they compute and compare the volumes of a rectangular grain store (prism) and a conical grain store, explaining why a farmer notices that two structures of the same height and base width store different amounts of maize. This finding feeds directly back to the Kisumu tank anchoring phenomenon: both the cylindrical-hemispherical tank and the frustum tank </w:t>
             </w:r>
-            <w:del w:id="9250" w:author="Claude (AI) - proposed" w:date="2026-10-15T12:58:05Z">
+            <w:del w:id="9250" w:author="Claude (AI) - proposed" w:date="2026-10-18T00:31:15Z">
               <w:r>
                 <w:rPr>
                   <w:rFonts w:ascii="Arial" w:cs="Arial" w:eastAsia="Arial" w:hAnsi="Arial"/>
@@ -23335,7 +23335,7 @@
                 <w:delText xml:space="preserve">hold</w:delText>
               </w:r>
             </w:del>
-            <w:ins w:id="9251" w:author="Claude (AI) - proposed" w:date="2026-10-15T12:58:05Z">
+            <w:ins w:id="9251" w:author="Claude (AI) - proposed" w:date="2026-10-18T00:31:15Z">
               <w:r>
                 <w:rPr>
                   <w:rFonts w:ascii="Arial" w:cs="Arial" w:eastAsia="Arial" w:hAnsi="Arial"/>
@@ -23363,7 +23363,7 @@
               </w:rPr>
               <w:t xml:space="preserve"> 5 000 litres — learners now have the </w:t>
             </w:r>
-            <w:del w:id="9252" w:author="Claude (AI) - proposed" w:date="2026-10-15T12:58:05Z">
+            <w:del w:id="9252" w:author="Claude (AI) - proposed" w:date="2026-10-18T00:31:15Z">
               <w:r>
                 <w:rPr>
                   <w:rFonts w:ascii="Arial" w:cs="Arial" w:eastAsia="Arial" w:hAnsi="Arial"/>
@@ -23391,7 +23391,7 @@
               </w:rPr>
               <w:t xml:space="preserve">tools to verify </w:t>
             </w:r>
-            <w:del w:id="9253" w:author="Claude (AI) - proposed" w:date="2026-10-15T12:58:05Z">
+            <w:del w:id="9253" w:author="Claude (AI) - proposed" w:date="2026-10-18T00:31:15Z">
               <w:r>
                 <w:rPr>
                   <w:rFonts w:ascii="Arial" w:cs="Arial" w:eastAsia="Arial" w:hAnsi="Arial"/>
@@ -23406,7 +23406,7 @@
                 <w:delText xml:space="preserve">that claim and to understand how manufacturers engineer equal volumes into different shapes</w:delText>
               </w:r>
             </w:del>
-            <w:ins w:id="9254" w:author="Claude (AI) - proposed" w:date="2026-10-15T12:58:05Z">
+            <w:ins w:id="9254" w:author="Claude (AI) - proposed" w:date="2026-10-18T00:31:15Z">
               <w:r>
                 <w:rPr>
                   <w:rFonts w:ascii="Arial" w:cs="Arial" w:eastAsia="Arial" w:hAnsi="Arial"/>
@@ -23489,7 +23489,7 @@
               <w:spacing w:after="40" w:before="0"/>
               <w:jc w:val="left"/>
             </w:pPr>
-            <w:del w:id="9255" w:author="Claude (AI) - proposed" w:date="2026-10-15T12:58:05Z">
+            <w:del w:id="9255" w:author="Claude (AI) - proposed" w:date="2026-10-18T00:31:15Z">
               <w:r>
                 <w:rPr>
                   <w:rFonts w:ascii="Arial" w:cs="Arial" w:eastAsia="Arial" w:hAnsi="Arial"/>
@@ -23504,7 +23504,7 @@
                 <w:delText xml:space="preserve">No hazardous materials are used. Where physical containers of water or sand are used for demonstration, ensure surfaces are dry to prevent slipping. Handle any glass measuring cylinders with care.</w:delText>
               </w:r>
             </w:del>
-            <w:ins w:id="9256" w:author="Claude (AI) - proposed" w:date="2026-10-15T12:58:05Z">
+            <w:ins w:id="9256" w:author="Claude (AI) - proposed" w:date="2026-10-18T00:31:15Z">
               <w:r>
                 <w:rPr>
                   <w:rFonts w:ascii="Arial" w:cs="Arial" w:eastAsia="Arial" w:hAnsi="Arial"/>
@@ -23614,7 +23614,7 @@
               </w:rPr>
               <w:t xml:space="preserve">Learners begin by predicting which of two grain stores — a rectangular prism store and a conical store of identical base and height dimensions — holds more maize, connecting to the Kitale supporting phenomenon. Through guided derivation and a hands-on sand/water displacement activity, they establish volume formulae for prisms, pyramids, cones, and spheres, discovering the ⅓ relationship between cone/pyramid and prism/cylinder volumes. They then calculate</w:t>
             </w:r>
-            <w:del w:id="9257" w:author="Claude (AI) - proposed" w:date="2026-10-15T12:58:05Z">
+            <w:del w:id="9257" w:author="Claude (AI) - proposed" w:date="2026-10-18T00:31:15Z">
               <w:r>
                 <w:rPr>
                   <w:rFonts w:ascii="Arial" w:cs="Arial" w:eastAsia="Arial" w:hAnsi="Arial"/>
@@ -23629,7 +23629,7 @@
                 <w:delText xml:space="preserve">, compare, and verify volumes of the two tank designs</w:delText>
               </w:r>
             </w:del>
-            <w:ins w:id="9258" w:author="Claude (AI) - proposed" w:date="2026-10-15T12:58:05Z">
+            <w:ins w:id="9258" w:author="Claude (AI) - proposed" w:date="2026-10-18T00:31:15Z">
               <w:r>
                 <w:rPr>
                   <w:rFonts w:ascii="Arial" w:cs="Arial" w:eastAsia="Arial" w:hAnsi="Arial"/>
@@ -23657,7 +23657,7 @@
               </w:rPr>
               <w:t xml:space="preserve"> from the Kisumu anchoring phenomenon</w:t>
             </w:r>
-            <w:del w:id="9259" w:author="Claude (AI) - proposed" w:date="2026-10-15T12:58:05Z">
+            <w:del w:id="9259" w:author="Claude (AI) - proposed" w:date="2026-10-18T00:31:15Z">
               <w:r>
                 <w:rPr>
                   <w:rFonts w:ascii="Arial" w:cs="Arial" w:eastAsia="Arial" w:hAnsi="Arial"/>
@@ -23672,7 +23672,7 @@
                 <w:delText xml:space="preserve">, confirming the manufacturer's claim of equal</w:delText>
               </w:r>
             </w:del>
-            <w:ins w:id="9260" w:author="Claude (AI) - proposed" w:date="2026-10-15T12:58:05Z">
+            <w:ins w:id="9260" w:author="Claude (AI) - proposed" w:date="2026-10-18T00:31:15Z">
               <w:r>
                 <w:rPr>
                   <w:rFonts w:ascii="Arial" w:cs="Arial" w:eastAsia="Arial" w:hAnsi="Arial"/>
@@ -23700,7 +23700,7 @@
               </w:rPr>
               <w:t xml:space="preserve"> 5 000-litre </w:t>
             </w:r>
-            <w:del w:id="9261" w:author="Claude (AI) - proposed" w:date="2026-10-15T12:58:05Z">
+            <w:del w:id="9261" w:author="Claude (AI) - proposed" w:date="2026-10-18T00:31:15Z">
               <w:r>
                 <w:rPr>
                   <w:rFonts w:ascii="Arial" w:cs="Arial" w:eastAsia="Arial" w:hAnsi="Arial"/>
@@ -23715,7 +23715,7 @@
                 <w:delText xml:space="preserve">capacity</w:delText>
               </w:r>
             </w:del>
-            <w:ins w:id="9262" w:author="Claude (AI) - proposed" w:date="2026-10-15T12:58:05Z">
+            <w:ins w:id="9262" w:author="Claude (AI) - proposed" w:date="2026-10-18T00:31:15Z">
               <w:r>
                 <w:rPr>
                   <w:rFonts w:ascii="Arial" w:cs="Arial" w:eastAsia="Arial" w:hAnsi="Arial"/>
@@ -24031,7 +24031,7 @@
             <w:pPr>
               <w:spacing w:after="20" w:before="0"/>
             </w:pPr>
-            <w:hyperlink w:history="1" r:id="rId-c3a8nxwwgjmuc-jkbukl">
+            <w:hyperlink w:history="1" r:id="rIdwib0a0rc4m7w4hko8gbty">
               <w:r>
                 <w:rPr>
                   <w:rFonts w:ascii="Arial" w:cs="Arial" w:eastAsia="Arial" w:hAnsi="Arial"/>
@@ -24064,7 +24064,7 @@
               <w:spacing w:after="10" w:before="0"/>
               <w:ind w:left="120"/>
             </w:pPr>
-            <w:hyperlink w:history="1" r:id="rId2oitfrexg-jn_vlefghwg">
+            <w:hyperlink w:history="1" r:id="rId8yjw9yhaplv0btvopwxyf">
               <w:r>
                 <w:rPr>
                   <w:rFonts w:ascii="Arial" w:cs="Arial" w:eastAsia="Arial" w:hAnsi="Arial"/>
@@ -24109,7 +24109,7 @@
             <w:pPr>
               <w:spacing w:after="20" w:before="0"/>
             </w:pPr>
-            <w:hyperlink w:history="1" r:id="rIdon0_7hiqpvza4xd5r1sm6">
+            <w:hyperlink w:history="1" r:id="rId50u88c80ubv_1q9q7zrgg">
               <w:r>
                 <w:rPr>
                   <w:rFonts w:ascii="Arial" w:cs="Arial" w:eastAsia="Arial" w:hAnsi="Arial"/>
@@ -24142,7 +24142,7 @@
               <w:spacing w:after="10" w:before="0"/>
               <w:ind w:left="120"/>
             </w:pPr>
-            <w:hyperlink w:history="1" r:id="rIdrbtlf-kl9p-xmdw1hsuxq">
+            <w:hyperlink w:history="1" r:id="rIddd9tc1wjvzvdtnquwus-l">
               <w:r>
                 <w:rPr>
                   <w:rFonts w:ascii="Arial" w:cs="Arial" w:eastAsia="Arial" w:hAnsi="Arial"/>
@@ -24342,7 +24342,7 @@
             <w:pPr>
               <w:spacing w:after="20" w:before="0"/>
             </w:pPr>
-            <w:hyperlink w:history="1" r:id="rIdvuum1dc04t5ielhh79u0x">
+            <w:hyperlink w:history="1" r:id="rIdpkok7noluwf6ef8smbs-g">
               <w:r>
                 <w:rPr>
                   <w:rFonts w:ascii="Arial" w:cs="Arial" w:eastAsia="Arial" w:hAnsi="Arial"/>
@@ -24375,7 +24375,7 @@
               <w:spacing w:after="10" w:before="0"/>
               <w:ind w:left="120"/>
             </w:pPr>
-            <w:hyperlink w:history="1" r:id="rIdh5tolx04k-bujjpsroiia">
+            <w:hyperlink w:history="1" r:id="rIdq4rpryowygmhpltbj-fpb">
               <w:r>
                 <w:rPr>
                   <w:rFonts w:ascii="Arial" w:cs="Arial" w:eastAsia="Arial" w:hAnsi="Arial"/>
@@ -24420,7 +24420,7 @@
             <w:pPr>
               <w:spacing w:after="20" w:before="0"/>
             </w:pPr>
-            <w:hyperlink w:history="1" r:id="rIddpfnkjupiibtlz1ji0p4l">
+            <w:hyperlink w:history="1" r:id="rIdjiisgqck01trzfa_klvwk">
               <w:r>
                 <w:rPr>
                   <w:rFonts w:ascii="Arial" w:cs="Arial" w:eastAsia="Arial" w:hAnsi="Arial"/>
@@ -24453,7 +24453,7 @@
               <w:spacing w:after="10" w:before="0"/>
               <w:ind w:left="120"/>
             </w:pPr>
-            <w:hyperlink w:history="1" r:id="rId_zblqbsz8ruacqizy-ga9">
+            <w:hyperlink w:history="1" r:id="rIdjpgnego8pnjr3s98ui6h0">
               <w:r>
                 <w:rPr>
                   <w:rFonts w:ascii="Arial" w:cs="Arial" w:eastAsia="Arial" w:hAnsi="Arial"/>
@@ -24653,7 +24653,7 @@
             <w:pPr>
               <w:spacing w:after="20" w:before="0"/>
             </w:pPr>
-            <w:hyperlink w:history="1" r:id="rIdz-vyvvbtrbobumgouzflq">
+            <w:hyperlink w:history="1" r:id="rIdjh7xyhjlqsozbhmwm-cbw">
               <w:r>
                 <w:rPr>
                   <w:rFonts w:ascii="Arial" w:cs="Arial" w:eastAsia="Arial" w:hAnsi="Arial"/>
@@ -24686,7 +24686,7 @@
               <w:spacing w:after="10" w:before="0"/>
               <w:ind w:left="120"/>
             </w:pPr>
-            <w:hyperlink w:history="1" r:id="rIdddzxnb7q8mlwi0zthru6b">
+            <w:hyperlink w:history="1" r:id="rIdpi6czgk-nrxmmwc93hdwh">
               <w:r>
                 <w:rPr>
                   <w:rFonts w:ascii="Arial" w:cs="Arial" w:eastAsia="Arial" w:hAnsi="Arial"/>
@@ -24731,7 +24731,7 @@
             <w:pPr>
               <w:spacing w:after="20" w:before="0"/>
             </w:pPr>
-            <w:hyperlink w:history="1" r:id="rIdkznllok2nv9ke5oukf2nm">
+            <w:hyperlink w:history="1" r:id="rIdyiwqi55omyfjnthyxt-sf">
               <w:r>
                 <w:rPr>
                   <w:rFonts w:ascii="Arial" w:cs="Arial" w:eastAsia="Arial" w:hAnsi="Arial"/>
@@ -24780,7 +24780,7 @@
               <w:spacing w:after="10" w:before="0"/>
               <w:ind w:left="120"/>
             </w:pPr>
-            <w:hyperlink w:history="1" r:id="rIdnvdpn17gyn5cxai4map2_">
+            <w:hyperlink w:history="1" r:id="rIdhd8bu9xem20v_nnt0nrlm">
               <w:r>
                 <w:rPr>
                   <w:rFonts w:ascii="Arial" w:cs="Arial" w:eastAsia="Arial" w:hAnsi="Arial"/>
@@ -24825,7 +24825,7 @@
               </w:rPr>
               <w:t xml:space="preserve">Learners return to their Phase 1 predictions and self-assess in writing: 'Was your prediction correct? What does the calculation tell you about how shape affects volume?' (2 minutes individual writing.) Groups of four then tackle the Explain Challenge — a three-part problem printed on a task card: Part 1: A farmer in Kitale claims his rectangular grain store (3 m × 3 m × 4 m) holds nearly 4 times more maize than his neighbour's conical store (r = 1.5 m, h = 4 m). Use your calculations from Phase 2 to verify or refute this claim and express the ratio of their volumes. Part 2: A spherical metal gas container in a Nairobi industrial park has a radius of 2 m. Calculate its volume in m³. Part 3 (Extension — connects back to anchoring phenomenon): The Kisumu tank manufacturer </w:t>
             </w:r>
-            <w:del w:id="9263" w:author="Claude (AI) - proposed" w:date="2026-10-15T12:58:05Z">
+            <w:del w:id="9263" w:author="Claude (AI) - proposed" w:date="2026-10-18T00:31:15Z">
               <w:r>
                 <w:rPr>
                   <w:rFonts w:ascii="Arial" w:cs="Arial" w:eastAsia="Arial" w:hAnsi="Arial"/>
@@ -24840,7 +24840,7 @@
                 <w:delText xml:space="preserve">claims both tanks hold exactly</w:delText>
               </w:r>
             </w:del>
-            <w:ins w:id="9264" w:author="Claude (AI) - proposed" w:date="2026-10-15T12:58:05Z">
+            <w:ins w:id="9264" w:author="Claude (AI) - proposed" w:date="2026-10-18T00:31:15Z">
               <w:r>
                 <w:rPr>
                   <w:rFonts w:ascii="Arial" w:cs="Arial" w:eastAsia="Arial" w:hAnsi="Arial"/>
@@ -24901,7 +24901,7 @@
               </w:rPr>
               <w:t xml:space="preserve">Open Phase 3 by returning to the prediction tally on the board: 'Let us see what our evidence says.' Cold-call one learner from each prediction group to read their self-assessment. Affirm accurate reasoning and gently correct misconceptions: 'Store B is a cone — it tapers to a point, so even though it has the same base and height, it only fills one-third of the space a cylinder would fill. That is why shape matters so much.' Distribute the Explain Challenge task cards. For Part 3, scaffold with: 'What two shapes make up the composite tank? Write the formula for each, then add them.' During the gallery walk, pose probing questions to each group: 'What does your answer in litres tell you about the manufacturer's claim?' 'If your answer is not exactly 5 000 litres, what might explain the difference?' Apply 12-second wait time consistently. After the gallery walk, deliver a </w:t>
             </w:r>
-            <w:del w:id="9265" w:author="Claude (AI) - proposed" w:date="2026-10-15T12:58:05Z">
+            <w:del w:id="9265" w:author="Claude (AI) - proposed" w:date="2026-10-18T00:31:15Z">
               <w:r>
                 <w:rPr>
                   <w:rFonts w:ascii="Arial" w:cs="Arial" w:eastAsia="Arial" w:hAnsi="Arial"/>
@@ -24916,7 +24916,7 @@
                 <w:delText xml:space="preserve">5</w:delText>
               </w:r>
             </w:del>
-            <w:ins w:id="9266" w:author="Claude (AI) - proposed" w:date="2026-10-15T12:58:05Z">
+            <w:ins w:id="9266" w:author="Claude (AI) - proposed" w:date="2026-10-18T00:31:15Z">
               <w:r>
                 <w:rPr>
                   <w:rFonts w:ascii="Arial" w:cs="Arial" w:eastAsia="Arial" w:hAnsi="Arial"/>
@@ -25066,7 +25066,7 @@
             <w:pPr>
               <w:spacing w:after="20" w:before="0"/>
             </w:pPr>
-            <w:hyperlink w:history="1" r:id="rIdqjmytqdtrivwz_lzsfx0s">
+            <w:hyperlink w:history="1" r:id="rIddwjnsggayqnne5hgmwygl">
               <w:r>
                 <w:rPr>
                   <w:rFonts w:ascii="Arial" w:cs="Arial" w:eastAsia="Arial" w:hAnsi="Arial"/>
@@ -25099,7 +25099,7 @@
               <w:spacing w:after="10" w:before="0"/>
               <w:ind w:left="120"/>
             </w:pPr>
-            <w:hyperlink w:history="1" r:id="rIdpoqmdnas1udfrol_4ziih">
+            <w:hyperlink w:history="1" r:id="rIdwjbljiy0mxdrxwf_olwhu">
               <w:r>
                 <w:rPr>
                   <w:rFonts w:ascii="Arial" w:cs="Arial" w:eastAsia="Arial" w:hAnsi="Arial"/>
@@ -25144,7 +25144,7 @@
             <w:pPr>
               <w:spacing w:after="20" w:before="0"/>
             </w:pPr>
-            <w:hyperlink w:history="1" r:id="rIdcadzzlgv_53kjt52pbsr8">
+            <w:hyperlink w:history="1" r:id="rIdhtj0znrsfqmkyumk-rld6">
               <w:r>
                 <w:rPr>
                   <w:rFonts w:ascii="Arial" w:cs="Arial" w:eastAsia="Arial" w:hAnsi="Arial"/>
@@ -25193,7 +25193,7 @@
               <w:spacing w:after="10" w:before="0"/>
               <w:ind w:left="120"/>
             </w:pPr>
-            <w:hyperlink w:history="1" r:id="rIdli8_v8d5o3zkmd6qwdml0">
+            <w:hyperlink w:history="1" r:id="rId7asp-vmwbl-kjg9_hbie5">
               <w:r>
                 <w:rPr>
                   <w:rFonts w:ascii="Arial" w:cs="Arial" w:eastAsia="Arial" w:hAnsi="Arial"/>
@@ -25238,7 +25238,7 @@
               </w:rPr>
               <w:t xml:space="preserve">Learners return to the class Driving Question Board displayed at the front of the room. Each group receives two sticky notes of different colours: a GREEN note ('Evidence we now have') and an ORANGE note ('New questions this raises'). Groups write one entry for each colour based on today's lesson findings and post them on the DQB under the relevant driving question column. </w:t>
             </w:r>
-            <w:del w:id="9267" w:author="Claude (AI) - proposed" w:date="2026-10-15T12:58:05Z">
+            <w:del w:id="9267" w:author="Claude (AI) - proposed" w:date="2026-10-18T00:31:15Z">
               <w:r>
                 <w:rPr>
                   <w:rFonts w:ascii="Arial" w:cs="Arial" w:eastAsia="Arial" w:hAnsi="Arial"/>
@@ -25253,7 +25253,7 @@
                 <w:delText xml:space="preserve">Individually</w:delText>
               </w:r>
             </w:del>
-            <w:ins w:id="9268" w:author="Claude (AI) - proposed" w:date="2026-10-15T12:58:05Z">
+            <w:ins w:id="9268" w:author="Claude (AI) - proposed" w:date="2026-10-18T00:31:15Z">
               <w:r>
                 <w:rPr>
                   <w:rFonts w:ascii="Arial" w:cs="Arial" w:eastAsia="Arial" w:hAnsi="Arial"/>
@@ -25436,7 +25436,7 @@
             <w:pPr>
               <w:spacing w:after="20" w:before="0"/>
             </w:pPr>
-            <w:hyperlink w:history="1" r:id="rId3b8gb8qhnzenjqcnylxcz">
+            <w:hyperlink w:history="1" r:id="rIdj9cqxowsd1ko7nhc70dzw">
               <w:r>
                 <w:rPr>
                   <w:rFonts w:ascii="Arial" w:cs="Arial" w:eastAsia="Arial" w:hAnsi="Arial"/>
@@ -25469,7 +25469,7 @@
               <w:spacing w:after="10" w:before="0"/>
               <w:ind w:left="120"/>
             </w:pPr>
-            <w:hyperlink w:history="1" r:id="rIdvv2njsnkb6ghky6mrosv7">
+            <w:hyperlink w:history="1" r:id="rIdy0odlzowygbl9xpsan0sb">
               <w:r>
                 <w:rPr>
                   <w:rFonts w:ascii="Arial" w:cs="Arial" w:eastAsia="Arial" w:hAnsi="Arial"/>
@@ -25514,7 +25514,7 @@
             <w:pPr>
               <w:spacing w:after="20" w:before="0"/>
             </w:pPr>
-            <w:hyperlink w:history="1" r:id="rId6nqdq__an6lbpij46dr8w">
+            <w:hyperlink w:history="1" r:id="rIdx4quwxy_ivbbykvw48eqn">
               <w:r>
                 <w:rPr>
                   <w:rFonts w:ascii="Arial" w:cs="Arial" w:eastAsia="Arial" w:hAnsi="Arial"/>
@@ -25563,7 +25563,7 @@
               <w:spacing w:after="10" w:before="0"/>
               <w:ind w:left="120"/>
             </w:pPr>
-            <w:hyperlink w:history="1" r:id="rIdvrtldeukcy-tgs6kwwhiw">
+            <w:hyperlink w:history="1" r:id="rId8eyg8_ar8qbbxzsk1fmg8">
               <w:r>
                 <w:rPr>
                   <w:rFonts w:ascii="Arial" w:cs="Arial" w:eastAsia="Arial" w:hAnsi="Arial"/>
@@ -25862,7 +25862,7 @@
               </w:rPr>
               <w:t xml:space="preserve">3. COMPOSITE VOLUME (PART 3): How many groups successfully calculated the composite cylinder-hemisphere volume and connected it to the manufacturer's 5 000-litre claim? Groups that could not attempt Part 3 may need additional scaffolding on composite solids before Lesson </w:t>
             </w:r>
-            <w:del w:id="9269" w:author="Claude (AI) - proposed" w:date="2026-10-15T12:58:05Z">
+            <w:del w:id="9269" w:author="Claude (AI) - proposed" w:date="2026-10-18T00:31:15Z">
               <w:r>
                 <w:rPr>
                   <w:rFonts w:ascii="Arial" w:cs="Arial" w:eastAsia="Arial" w:hAnsi="Arial"/>
@@ -25877,7 +25877,7 @@
                 <w:delText xml:space="preserve">8 (which addresses the frustum</w:delText>
               </w:r>
             </w:del>
-            <w:ins w:id="9270" w:author="Claude (AI) - proposed" w:date="2026-10-15T12:58:05Z">
+            <w:ins w:id="9270" w:author="Claude (AI) - proposed" w:date="2026-10-18T00:31:15Z">
               <w:r>
                 <w:rPr>
                   <w:rFonts w:ascii="Arial" w:cs="Arial" w:eastAsia="Arial" w:hAnsi="Arial"/>
@@ -26251,7 +26251,7 @@
         </w:rPr>
         <w:t xml:space="preserve">© 2026 SeaVuria and ARES. Aligned with KICD objectives. Developed by SeaVuria; technical implementation by ARES (with AI assistance from Claude). Licensed under </w:t>
       </w:r>
-      <w:hyperlink w:history="1" r:id="rIdvtyrd9sri3d5gzvxtmnse">
+      <w:hyperlink w:history="1" r:id="rIdpsk0ida_ejdeeu-2fj_qq">
         <w:r>
           <w:rPr>
             <w:rFonts w:ascii="Arial" w:cs="Arial" w:eastAsia="Arial" w:hAnsi="Arial"/>
@@ -26272,7 +26272,7 @@
         </w:rPr>
         <w:t xml:space="preserve"> (</w:t>
       </w:r>
-      <w:hyperlink w:history="1" r:id="rIdvt9uwh3fncywcycqvwv6w">
+      <w:hyperlink w:history="1" r:id="rIdqfns01auzx5853wajqgge">
         <w:r>
           <w:rPr>
             <w:rFonts w:ascii="Arial" w:cs="Arial" w:eastAsia="Arial" w:hAnsi="Arial"/>
@@ -26780,10 +26780,10 @@
               <w:spacing w:after="40" w:before="0"/>
               <w:jc w:val="left"/>
               <w:rPr>
-                <w:ins w:id="9272" w:author="Claude (AI) - proposed" w:date="2026-10-15T12:58:05Z"/>
-              </w:rPr>
-            </w:pPr>
-            <w:ins w:id="9271" w:author="Claude (AI) - proposed" w:date="2026-10-15T12:58:05Z">
+                <w:ins w:id="9272" w:author="Claude (AI) - proposed" w:date="2026-10-18T00:31:15Z"/>
+              </w:rPr>
+            </w:pPr>
+            <w:ins w:id="9271" w:author="Claude (AI) - proposed" w:date="2026-10-18T00:31:15Z">
               <w:r>
                 <w:rPr>
                   <w:rFonts w:ascii="Arial" w:cs="Arial" w:eastAsia="Arial" w:hAnsi="Arial"/>
@@ -26805,10 +26805,10 @@
               <w:spacing w:after="40" w:before="0"/>
               <w:jc w:val="left"/>
               <w:rPr>
-                <w:del w:id="9274" w:author="Claude (AI) - proposed" w:date="2026-10-15T12:58:05Z"/>
-              </w:rPr>
-            </w:pPr>
-            <w:del w:id="9273" w:author="Claude (AI) - proposed" w:date="2026-10-15T12:58:05Z">
+                <w:del w:id="9274" w:author="Claude (AI) - proposed" w:date="2026-10-18T00:31:15Z"/>
+              </w:rPr>
+            </w:pPr>
+            <w:del w:id="9273" w:author="Claude (AI) - proposed" w:date="2026-10-18T00:31:15Z">
               <w:r>
                 <w:rPr>
                   <w:rFonts w:ascii="Arial" w:cs="Arial" w:eastAsia="Arial" w:hAnsi="Arial"/>
@@ -27342,7 +27342,7 @@
             <w:pPr>
               <w:spacing w:after="20" w:before="0"/>
             </w:pPr>
-            <w:hyperlink w:history="1" r:id="rIdu0yoxvrgrlax2mdk-yn7u">
+            <w:hyperlink w:history="1" r:id="rId9v897z4ohcprpmr1c2egw">
               <w:r>
                 <w:rPr>
                   <w:rFonts w:ascii="Arial" w:cs="Arial" w:eastAsia="Arial" w:hAnsi="Arial"/>
@@ -27391,7 +27391,7 @@
               <w:spacing w:after="10" w:before="0"/>
               <w:ind w:left="120"/>
             </w:pPr>
-            <w:hyperlink w:history="1" r:id="rId0lz2bpnkh_-bjx01ycfsq">
+            <w:hyperlink w:history="1" r:id="rId55atyuwbocthnm1zqvmfb">
               <w:r>
                 <w:rPr>
                   <w:rFonts w:ascii="Arial" w:cs="Arial" w:eastAsia="Arial" w:hAnsi="Arial"/>
@@ -27436,7 +27436,7 @@
             <w:pPr>
               <w:spacing w:after="20" w:before="0"/>
             </w:pPr>
-            <w:hyperlink w:history="1" r:id="rIdix6dhdznjc7m5mv2milzy">
+            <w:hyperlink w:history="1" r:id="rId9ri_pvfbdizwtwyaat1dz">
               <w:r>
                 <w:rPr>
                   <w:rFonts w:ascii="Arial" w:cs="Arial" w:eastAsia="Arial" w:hAnsi="Arial"/>
@@ -27469,7 +27469,7 @@
               <w:spacing w:after="10" w:before="0"/>
               <w:ind w:left="120"/>
             </w:pPr>
-            <w:hyperlink w:history="1" r:id="rIdory4kpmlelbauqo6amnnr">
+            <w:hyperlink w:history="1" r:id="rIdwms7qzwp9ovky7253u1sh">
               <w:r>
                 <w:rPr>
                   <w:rFonts w:ascii="Arial" w:cs="Arial" w:eastAsia="Arial" w:hAnsi="Arial"/>
@@ -27613,7 +27613,7 @@
               </w:rPr>
               <w:t xml:space="preserve">Observable indicator: Each learner has a written prediction with a justification referencing cone volume within the first 3 minutes. Teacher scans for misconceptions — e.g., learners who think the frustum volume equals the full cone volume (forgetting subtraction) or who cannot recall the cone volume formula. Note these learners for targeted support during the Observe phase.</w:t>
             </w:r>
-            <w:ins w:id="9275" w:author="Claude (AI) - proposed" w:date="2026-10-15T12:58:05Z">
+            <w:ins w:id="9275" w:author="Claude (AI) - proposed" w:date="2026-10-18T00:31:15Z">
               <w:r>
                 <w:rPr>
                   <w:rFonts w:ascii="Arial" w:cs="Arial" w:eastAsia="Arial" w:hAnsi="Arial"/>
@@ -27684,7 +27684,7 @@
             <w:pPr>
               <w:spacing w:after="20" w:before="0"/>
             </w:pPr>
-            <w:hyperlink w:history="1" r:id="rIdozpm4hgfygn7y7cvldv3-">
+            <w:hyperlink w:history="1" r:id="rIdmh0wh8dcytjl5mymrgmem">
               <w:r>
                 <w:rPr>
                   <w:rFonts w:ascii="Arial" w:cs="Arial" w:eastAsia="Arial" w:hAnsi="Arial"/>
@@ -27733,7 +27733,7 @@
               <w:spacing w:after="10" w:before="0"/>
               <w:ind w:left="120"/>
             </w:pPr>
-            <w:hyperlink w:history="1" r:id="rIdkcijs26earazwaqtjwwqc">
+            <w:hyperlink w:history="1" r:id="rIdrkpovhx8tjh3ea6ob726t">
               <w:r>
                 <w:rPr>
                   <w:rFonts w:ascii="Arial" w:cs="Arial" w:eastAsia="Arial" w:hAnsi="Arial"/>
@@ -27778,7 +27778,7 @@
             <w:pPr>
               <w:spacing w:after="20" w:before="0"/>
             </w:pPr>
-            <w:hyperlink w:history="1" r:id="rIdfgwjgd2dolbe7r1f0zrdt">
+            <w:hyperlink w:history="1" r:id="rIdgikp68n0y7hydzrpgzvyh">
               <w:r>
                 <w:rPr>
                   <w:rFonts w:ascii="Arial" w:cs="Arial" w:eastAsia="Arial" w:hAnsi="Arial"/>
@@ -27811,7 +27811,7 @@
               <w:spacing w:after="10" w:before="0"/>
               <w:ind w:left="120"/>
             </w:pPr>
-            <w:hyperlink w:history="1" r:id="rIdvcxwo4wspbnrnaab_d6o3">
+            <w:hyperlink w:history="1" r:id="rId9c3s-iajpd8qqans6vgaq">
               <w:r>
                 <w:rPr>
                   <w:rFonts w:ascii="Arial" w:cs="Arial" w:eastAsia="Arial" w:hAnsi="Arial"/>
@@ -28011,7 +28011,7 @@
             <w:pPr>
               <w:spacing w:after="20" w:before="0"/>
             </w:pPr>
-            <w:hyperlink w:history="1" r:id="rIduhjs4ecxeqa1_gbj2hxyz">
+            <w:hyperlink w:history="1" r:id="rIdegq7d80yse4hcexoqfhvf">
               <w:r>
                 <w:rPr>
                   <w:rFonts w:ascii="Arial" w:cs="Arial" w:eastAsia="Arial" w:hAnsi="Arial"/>
@@ -28060,7 +28060,7 @@
               <w:spacing w:after="10" w:before="0"/>
               <w:ind w:left="120"/>
             </w:pPr>
-            <w:hyperlink w:history="1" r:id="rIdc0w_zuob8wkn6o3i_kgkv">
+            <w:hyperlink w:history="1" r:id="rIdosnwrulasw8kbtfkti2qj">
               <w:r>
                 <w:rPr>
                   <w:rFonts w:ascii="Arial" w:cs="Arial" w:eastAsia="Arial" w:hAnsi="Arial"/>
@@ -28105,7 +28105,7 @@
             <w:pPr>
               <w:spacing w:after="20" w:before="0"/>
             </w:pPr>
-            <w:hyperlink w:history="1" r:id="rId0tkc030uib-1k5iv9dgcc">
+            <w:hyperlink w:history="1" r:id="rIdtzutr5t42vaod0-3hlzho">
               <w:r>
                 <w:rPr>
                   <w:rFonts w:ascii="Arial" w:cs="Arial" w:eastAsia="Arial" w:hAnsi="Arial"/>
@@ -28138,7 +28138,7 @@
               <w:spacing w:after="10" w:before="0"/>
               <w:ind w:left="120"/>
             </w:pPr>
-            <w:hyperlink w:history="1" r:id="rIdfs6tws8vpwzmp4_p4-kda">
+            <w:hyperlink w:history="1" r:id="rIdyc9mmb9gumy8vmmvetcbk">
               <w:r>
                 <w:rPr>
                   <w:rFonts w:ascii="Arial" w:cs="Arial" w:eastAsia="Arial" w:hAnsi="Arial"/>
@@ -28183,7 +28183,7 @@
               </w:rPr>
               <w:t xml:space="preserve">Learners work in pairs through a three-part structured worksheet. PART A — Derivation Reconstruction: Given the expressions V_big = (1/3)πR²H and V_small = (1/3)πr²h_s, and the similar-triangles relationship H/R = h_s/r (therefore h_s = Hr/R), learners substitute and simplify to derive V_frustum = (1/3)πh(R² + Rr + r²), where h = H − h_s. Teacher guides the class through the algebraic steps on the board, pausing for pairs to complete each line before revealing the next. PART B — Worked Example (Kisumu Factory Tank): The frustum tank has dimensions: R = </w:t>
             </w:r>
-            <w:del w:id="9276" w:author="Claude (AI) - proposed" w:date="2026-10-15T12:58:05Z">
+            <w:del w:id="9276" w:author="Claude (AI) - proposed" w:date="2026-10-18T00:31:15Z">
               <w:r>
                 <w:rPr>
                   <w:rFonts w:ascii="Arial" w:cs="Arial" w:eastAsia="Arial" w:hAnsi="Arial"/>
@@ -28198,7 +28198,7 @@
                 <w:delText xml:space="preserve">0.9</w:delText>
               </w:r>
             </w:del>
-            <w:ins w:id="9277" w:author="Claude (AI) - proposed" w:date="2026-10-15T12:58:05Z">
+            <w:ins w:id="9277" w:author="Claude (AI) - proposed" w:date="2026-10-18T00:31:15Z">
               <w:r>
                 <w:rPr>
                   <w:rFonts w:ascii="Arial" w:cs="Arial" w:eastAsia="Arial" w:hAnsi="Arial"/>
@@ -28226,7 +28226,7 @@
               </w:rPr>
               <w:t xml:space="preserve"> m, r = 0.</w:t>
             </w:r>
-            <w:del w:id="9278" w:author="Claude (AI) - proposed" w:date="2026-10-15T12:58:05Z">
+            <w:del w:id="9278" w:author="Claude (AI) - proposed" w:date="2026-10-18T00:31:15Z">
               <w:r>
                 <w:rPr>
                   <w:rFonts w:ascii="Arial" w:cs="Arial" w:eastAsia="Arial" w:hAnsi="Arial"/>
@@ -28241,7 +28241,7 @@
                 <w:delText xml:space="preserve">5</w:delText>
               </w:r>
             </w:del>
-            <w:ins w:id="9279" w:author="Claude (AI) - proposed" w:date="2026-10-15T12:58:05Z">
+            <w:ins w:id="9279" w:author="Claude (AI) - proposed" w:date="2026-10-18T00:31:15Z">
               <w:r>
                 <w:rPr>
                   <w:rFonts w:ascii="Arial" w:cs="Arial" w:eastAsia="Arial" w:hAnsi="Arial"/>
@@ -28269,7 +28269,7 @@
               </w:rPr>
               <w:t xml:space="preserve"> m, h = </w:t>
             </w:r>
-            <w:del w:id="9280" w:author="Claude (AI) - proposed" w:date="2026-10-15T12:58:05Z">
+            <w:del w:id="9280" w:author="Claude (AI) - proposed" w:date="2026-10-18T00:31:15Z">
               <w:r>
                 <w:rPr>
                   <w:rFonts w:ascii="Arial" w:cs="Arial" w:eastAsia="Arial" w:hAnsi="Arial"/>
@@ -28284,7 +28284,7 @@
                 <w:delText xml:space="preserve">2.1 m</w:delText>
               </w:r>
             </w:del>
-            <w:ins w:id="9281" w:author="Claude (AI) - proposed" w:date="2026-10-15T12:58:05Z">
+            <w:ins w:id="9281" w:author="Claude (AI) - proposed" w:date="2026-10-18T00:31:15Z">
               <w:r>
                 <w:rPr>
                   <w:rFonts w:ascii="Arial" w:cs="Arial" w:eastAsia="Arial" w:hAnsi="Arial"/>
@@ -28411,7 +28411,7 @@
               </w:rPr>
               <w:t xml:space="preserve">Observable indicator for Part B: Learner correctly calculates V </w:t>
             </w:r>
-            <w:del w:id="9282" w:author="Claude (AI) - proposed" w:date="2026-10-15T12:58:05Z">
+            <w:del w:id="9282" w:author="Claude (AI) - proposed" w:date="2026-10-18T00:31:15Z">
               <w:r>
                 <w:rPr>
                   <w:rFonts w:ascii="Arial" w:cs="Arial" w:eastAsia="Arial" w:hAnsi="Arial"/>
@@ -28426,7 +28426,7 @@
                 <w:delText xml:space="preserve">≈</w:delText>
               </w:r>
             </w:del>
-            <w:ins w:id="9283" w:author="Claude (AI) - proposed" w:date="2026-10-15T12:58:05Z">
+            <w:ins w:id="9283" w:author="Claude (AI) - proposed" w:date="2026-10-18T00:31:15Z">
               <w:r>
                 <w:rPr>
                   <w:rFonts w:ascii="Arial" w:cs="Arial" w:eastAsia="Arial" w:hAnsi="Arial"/>
@@ -28454,7 +28454,7 @@
               </w:rPr>
               <w:t xml:space="preserve"> (1/3) × π × </w:t>
             </w:r>
-            <w:del w:id="9284" w:author="Claude (AI) - proposed" w:date="2026-10-15T12:58:05Z">
+            <w:del w:id="9284" w:author="Claude (AI) - proposed" w:date="2026-10-18T00:31:15Z">
               <w:r>
                 <w:rPr>
                   <w:rFonts w:ascii="Arial" w:cs="Arial" w:eastAsia="Arial" w:hAnsi="Arial"/>
@@ -28469,7 +28469,7 @@
                 <w:delText xml:space="preserve">2.1 × (0.81</w:delText>
               </w:r>
             </w:del>
-            <w:ins w:id="9285" w:author="Claude (AI) - proposed" w:date="2026-10-15T12:58:05Z">
+            <w:ins w:id="9285" w:author="Claude (AI) - proposed" w:date="2026-10-18T00:31:15Z">
               <w:r>
                 <w:rPr>
                   <w:rFonts w:ascii="Arial" w:cs="Arial" w:eastAsia="Arial" w:hAnsi="Arial"/>
@@ -28497,7 +28497,7 @@
               </w:rPr>
               <w:t xml:space="preserve"> + 0.</w:t>
             </w:r>
-            <w:del w:id="9286" w:author="Claude (AI) - proposed" w:date="2026-10-15T12:58:05Z">
+            <w:del w:id="9286" w:author="Claude (AI) - proposed" w:date="2026-10-18T00:31:15Z">
               <w:r>
                 <w:rPr>
                   <w:rFonts w:ascii="Arial" w:cs="Arial" w:eastAsia="Arial" w:hAnsi="Arial"/>
@@ -28512,7 +28512,7 @@
                 <w:delText xml:space="preserve">45</w:delText>
               </w:r>
             </w:del>
-            <w:ins w:id="9287" w:author="Claude (AI) - proposed" w:date="2026-10-15T12:58:05Z">
+            <w:ins w:id="9287" w:author="Claude (AI) - proposed" w:date="2026-10-18T00:31:15Z">
               <w:r>
                 <w:rPr>
                   <w:rFonts w:ascii="Arial" w:cs="Arial" w:eastAsia="Arial" w:hAnsi="Arial"/>
@@ -28540,7 +28540,7 @@
               </w:rPr>
               <w:t xml:space="preserve"> + 0.</w:t>
             </w:r>
-            <w:del w:id="9288" w:author="Claude (AI) - proposed" w:date="2026-10-15T12:58:05Z">
+            <w:del w:id="9288" w:author="Claude (AI) - proposed" w:date="2026-10-18T00:31:15Z">
               <w:r>
                 <w:rPr>
                   <w:rFonts w:ascii="Arial" w:cs="Arial" w:eastAsia="Arial" w:hAnsi="Arial"/>
@@ -28555,7 +28555,7 @@
                 <w:delText xml:space="preserve">25</w:delText>
               </w:r>
             </w:del>
-            <w:ins w:id="9289" w:author="Claude (AI) - proposed" w:date="2026-10-15T12:58:05Z">
+            <w:ins w:id="9289" w:author="Claude (AI) - proposed" w:date="2026-10-18T00:31:15Z">
               <w:r>
                 <w:rPr>
                   <w:rFonts w:ascii="Arial" w:cs="Arial" w:eastAsia="Arial" w:hAnsi="Arial"/>
@@ -28583,7 +28583,7 @@
               </w:rPr>
               <w:t xml:space="preserve">) = (1/3) × π × </w:t>
             </w:r>
-            <w:del w:id="9290" w:author="Claude (AI) - proposed" w:date="2026-10-15T12:58:05Z">
+            <w:del w:id="9290" w:author="Claude (AI) - proposed" w:date="2026-10-18T00:31:15Z">
               <w:r>
                 <w:rPr>
                   <w:rFonts w:ascii="Arial" w:cs="Arial" w:eastAsia="Arial" w:hAnsi="Arial"/>
@@ -28598,7 +28598,7 @@
                 <w:delText xml:space="preserve">2.1 × 1.51 ≈ 3.328 m³ ≈ 3,328 L — which is less than</w:delText>
               </w:r>
             </w:del>
-            <w:ins w:id="9291" w:author="Claude (AI) - proposed" w:date="2026-10-15T12:58:05Z">
+            <w:ins w:id="9291" w:author="Claude (AI) - proposed" w:date="2026-10-18T00:31:15Z">
               <w:r>
                 <w:rPr>
                   <w:rFonts w:ascii="Arial" w:cs="Arial" w:eastAsia="Arial" w:hAnsi="Arial"/>
@@ -28626,7 +28626,7 @@
               </w:rPr>
               <w:t xml:space="preserve"> 5,000 L, </w:t>
             </w:r>
-            <w:del w:id="9292" w:author="Claude (AI) - proposed" w:date="2026-10-15T12:58:05Z">
+            <w:del w:id="9292" w:author="Claude (AI) - proposed" w:date="2026-10-18T00:31:15Z">
               <w:r>
                 <w:rPr>
                   <w:rFonts w:ascii="Arial" w:cs="Arial" w:eastAsia="Arial" w:hAnsi="Arial"/>
@@ -28641,7 +28641,7 @@
                 <w:delText xml:space="preserve">prompting a rich discussion about whether the manufacturer's claim is accurate or whether additional dimensions are needed</w:delText>
               </w:r>
             </w:del>
-            <w:ins w:id="9293" w:author="Claude (AI) - proposed" w:date="2026-10-15T12:58:05Z">
+            <w:ins w:id="9293" w:author="Claude (AI) - proposed" w:date="2026-10-18T00:31:15Z">
               <w:r>
                 <w:rPr>
                   <w:rFonts w:ascii="Arial" w:cs="Arial" w:eastAsia="Arial" w:hAnsi="Arial"/>
@@ -28725,7 +28725,7 @@
             <w:pPr>
               <w:spacing w:after="20" w:before="0"/>
             </w:pPr>
-            <w:hyperlink w:history="1" r:id="rIdjlolatsv_74os9322rely">
+            <w:hyperlink w:history="1" r:id="rIdn2ndnhivvwxoqfnlmwgky">
               <w:r>
                 <w:rPr>
                   <w:rFonts w:ascii="Arial" w:cs="Arial" w:eastAsia="Arial" w:hAnsi="Arial"/>
@@ -28774,7 +28774,7 @@
               <w:spacing w:after="10" w:before="0"/>
               <w:ind w:left="120"/>
             </w:pPr>
-            <w:hyperlink w:history="1" r:id="rIdibur1kuvx42lsdtvdgoht">
+            <w:hyperlink w:history="1" r:id="rIdsxqclydqbjvp0wdaxo_cz">
               <w:r>
                 <w:rPr>
                   <w:rFonts w:ascii="Arial" w:cs="Arial" w:eastAsia="Arial" w:hAnsi="Arial"/>
@@ -28819,7 +28819,7 @@
             <w:pPr>
               <w:spacing w:after="20" w:before="0"/>
             </w:pPr>
-            <w:hyperlink w:history="1" r:id="rId1tceqahue8xsxgw_j-lfs">
+            <w:hyperlink w:history="1" r:id="rId86-qubv2gjboiha9s98oo">
               <w:r>
                 <w:rPr>
                   <w:rFonts w:ascii="Arial" w:cs="Arial" w:eastAsia="Arial" w:hAnsi="Arial"/>
@@ -28852,7 +28852,7 @@
               <w:spacing w:after="10" w:before="0"/>
               <w:ind w:left="120"/>
             </w:pPr>
-            <w:hyperlink w:history="1" r:id="rIdchn0oyeze0qkrg09ai-hm">
+            <w:hyperlink w:history="1" r:id="rIdhdasqaol_2lupyoexgj82">
               <w:r>
                 <w:rPr>
                   <w:rFonts w:ascii="Arial" w:cs="Arial" w:eastAsia="Arial" w:hAnsi="Arial"/>
@@ -28930,7 +28930,7 @@
               </w:rPr>
               <w:t xml:space="preserve">Stand beside the DQB and read two or three 'We still wonder' cards aloud. Say verbatim: 'These questions are gold — they tell us exactly what we still need to investigate. Look at the board: we now know both the surface area AND the volume of the frustum tank. What are we still missing to fully answer our driving question?' Allow 10 seconds of WAIT TIME. Cold-call 3 learners. Guide discussion toward: (1) </w:t>
             </w:r>
-            <w:del w:id="9294" w:author="Claude (AI) - proposed" w:date="2026-10-15T12:58:05Z">
+            <w:del w:id="9294" w:author="Claude (AI) - proposed" w:date="2026-10-18T00:31:15Z">
               <w:r>
                 <w:rPr>
                   <w:rFonts w:ascii="Arial" w:cs="Arial" w:eastAsia="Arial" w:hAnsi="Arial"/>
@@ -28945,7 +28945,7 @@
                 <w:delText xml:space="preserve">the composite cylinder-hemisphere tank's volume has not yet been calculated</w:delText>
               </w:r>
             </w:del>
-            <w:ins w:id="9295" w:author="Claude (AI) - proposed" w:date="2026-10-15T12:58:05Z">
+            <w:ins w:id="9295" w:author="Claude (AI) - proposed" w:date="2026-10-18T00:31:15Z">
               <w:r>
                 <w:rPr>
                   <w:rFonts w:ascii="Arial" w:cs="Arial" w:eastAsia="Arial" w:hAnsi="Arial"/>
@@ -28973,7 +28973,7 @@
               </w:rPr>
               <w:t xml:space="preserve">, and (2) a </w:t>
             </w:r>
-            <w:del w:id="9296" w:author="Claude (AI) - proposed" w:date="2026-10-15T12:58:05Z">
+            <w:del w:id="9296" w:author="Claude (AI) - proposed" w:date="2026-10-18T00:31:15Z">
               <w:r>
                 <w:rPr>
                   <w:rFonts w:ascii="Arial" w:cs="Arial" w:eastAsia="Arial" w:hAnsi="Arial"/>
@@ -28988,7 +28988,7 @@
                 <w:delText xml:space="preserve">direct numerical comparison</w:delText>
               </w:r>
             </w:del>
-            <w:ins w:id="9297" w:author="Claude (AI) - proposed" w:date="2026-10-15T12:58:05Z">
+            <w:ins w:id="9297" w:author="Claude (AI) - proposed" w:date="2026-10-18T00:31:15Z">
               <w:r>
                 <w:rPr>
                   <w:rFonts w:ascii="Arial" w:cs="Arial" w:eastAsia="Arial" w:hAnsi="Arial"/>
@@ -29016,7 +29016,7 @@
               </w:rPr>
               <w:t xml:space="preserve"> of both surface areas and both volumes is still needed. Say: 'Add those to your tracking sheet as the target for </w:t>
             </w:r>
-            <w:del w:id="9298" w:author="Claude (AI) - proposed" w:date="2026-10-15T12:58:05Z">
+            <w:del w:id="9298" w:author="Claude (AI) - proposed" w:date="2026-10-18T00:31:15Z">
               <w:r>
                 <w:rPr>
                   <w:rFonts w:ascii="Arial" w:cs="Arial" w:eastAsia="Arial" w:hAnsi="Arial"/>
@@ -29031,7 +29031,7 @@
                 <w:delText xml:space="preserve">Lessons 8 and 9</w:delText>
               </w:r>
             </w:del>
-            <w:ins w:id="9299" w:author="Claude (AI) - proposed" w:date="2026-10-15T12:58:05Z">
+            <w:ins w:id="9299" w:author="Claude (AI) - proposed" w:date="2026-10-18T00:31:15Z">
               <w:r>
                 <w:rPr>
                   <w:rFonts w:ascii="Arial" w:cs="Arial" w:eastAsia="Arial" w:hAnsi="Arial"/>
@@ -29092,7 +29092,7 @@
               </w:rPr>
               <w:t xml:space="preserve">DQB Evidence Mapping — posting findings under 'VOLUME EVIDENCE' makes the accumulation of evidence across lessons visible and spatial. When learners see that Lessons 6 and 7 together now cover surface area AND volume of the frustum, they can identify the remaining gap (</w:t>
             </w:r>
-            <w:del w:id="9300" w:author="Claude (AI) - proposed" w:date="2026-10-15T12:58:05Z">
+            <w:del w:id="9300" w:author="Claude (AI) - proposed" w:date="2026-10-18T00:31:15Z">
               <w:r>
                 <w:rPr>
                   <w:rFonts w:ascii="Arial" w:cs="Arial" w:eastAsia="Arial" w:hAnsi="Arial"/>
@@ -29107,7 +29107,7 @@
                 <w:delText xml:space="preserve">the composite tank's</w:delText>
               </w:r>
             </w:del>
-            <w:ins w:id="9301" w:author="Claude (AI) - proposed" w:date="2026-10-15T12:58:05Z">
+            <w:ins w:id="9301" w:author="Claude (AI) - proposed" w:date="2026-10-18T00:31:15Z">
               <w:r>
                 <w:rPr>
                   <w:rFonts w:ascii="Arial" w:cs="Arial" w:eastAsia="Arial" w:hAnsi="Arial"/>
@@ -29168,7 +29168,7 @@
               </w:rPr>
               <w:t xml:space="preserve">Observable indicator: Each pair's 'We now know…' statement correctly references a volume value (in litres or m³) for the frustum tank and connects it to the driving question. Teacher checks that at least 80% of pairs have identified '</w:t>
             </w:r>
-            <w:del w:id="9302" w:author="Claude (AI) - proposed" w:date="2026-10-15T12:58:05Z">
+            <w:del w:id="9302" w:author="Claude (AI) - proposed" w:date="2026-10-18T00:31:15Z">
               <w:r>
                 <w:rPr>
                   <w:rFonts w:ascii="Arial" w:cs="Arial" w:eastAsia="Arial" w:hAnsi="Arial"/>
@@ -29183,7 +29183,7 @@
                 <w:delText xml:space="preserve">the composite tank's</w:delText>
               </w:r>
             </w:del>
-            <w:ins w:id="9303" w:author="Claude (AI) - proposed" w:date="2026-10-15T12:58:05Z">
+            <w:ins w:id="9303" w:author="Claude (AI) - proposed" w:date="2026-10-18T00:31:15Z">
               <w:r>
                 <w:rPr>
                   <w:rFonts w:ascii="Arial" w:cs="Arial" w:eastAsia="Arial" w:hAnsi="Arial"/>
@@ -29267,7 +29267,7 @@
             <w:pPr>
               <w:spacing w:after="20" w:before="0"/>
             </w:pPr>
-            <w:hyperlink w:history="1" r:id="rIdhnarlhnuj83rvpl2ymhgs">
+            <w:hyperlink w:history="1" r:id="rId3od_afyv-znsu_cphgk0f">
               <w:r>
                 <w:rPr>
                   <w:rFonts w:ascii="Arial" w:cs="Arial" w:eastAsia="Arial" w:hAnsi="Arial"/>
@@ -29316,7 +29316,7 @@
               <w:spacing w:after="10" w:before="0"/>
               <w:ind w:left="120"/>
             </w:pPr>
-            <w:hyperlink w:history="1" r:id="rIdjg6do862q1vci3na2af4g">
+            <w:hyperlink w:history="1" r:id="rIdfp9nortz0w2n-nlh6jm6i">
               <w:r>
                 <w:rPr>
                   <w:rFonts w:ascii="Arial" w:cs="Arial" w:eastAsia="Arial" w:hAnsi="Arial"/>
@@ -29361,7 +29361,7 @@
             <w:pPr>
               <w:spacing w:after="20" w:before="0"/>
             </w:pPr>
-            <w:hyperlink w:history="1" r:id="rIdot8ijzxtl1mpzav7mu1jt">
+            <w:hyperlink w:history="1" r:id="rIdaor3beggqyqaoydopm0m1">
               <w:r>
                 <w:rPr>
                   <w:rFonts w:ascii="Arial" w:cs="Arial" w:eastAsia="Arial" w:hAnsi="Arial"/>
@@ -29410,7 +29410,7 @@
               <w:spacing w:after="10" w:before="0"/>
               <w:ind w:left="120"/>
             </w:pPr>
-            <w:hyperlink w:history="1" r:id="rId4kmonujkn2h2mwmpisgfp">
+            <w:hyperlink w:history="1" r:id="rIdkb6irsw5m-2hfgzf3pq11">
               <w:r>
                 <w:rPr>
                   <w:rFonts w:ascii="Arial" w:cs="Arial" w:eastAsia="Arial" w:hAnsi="Arial"/>
@@ -29689,7 +29689,7 @@
               </w:rPr>
               <w:t xml:space="preserve">2. VOLUME RESULT — When learners calculated the frustum tank's volume and found it was </w:t>
             </w:r>
-            <w:del w:id="9304" w:author="Claude (AI) - proposed" w:date="2026-10-15T12:58:05Z">
+            <w:del w:id="9304" w:author="Claude (AI) - proposed" w:date="2026-10-18T00:31:15Z">
               <w:r>
                 <w:rPr>
                   <w:rFonts w:ascii="Arial" w:cs="Arial" w:eastAsia="Arial" w:hAnsi="Arial"/>
@@ -29704,7 +29704,7 @@
                 <w:delText xml:space="preserve">significantly less than</w:delText>
               </w:r>
             </w:del>
-            <w:ins w:id="9305" w:author="Claude (AI) - proposed" w:date="2026-10-15T12:58:05Z">
+            <w:ins w:id="9305" w:author="Claude (AI) - proposed" w:date="2026-10-18T00:31:15Z">
               <w:r>
                 <w:rPr>
                   <w:rFonts w:ascii="Arial" w:cs="Arial" w:eastAsia="Arial" w:hAnsi="Arial"/>
@@ -29732,7 +29732,7 @@
               </w:rPr>
               <w:t xml:space="preserve"> 5,000 litres </w:t>
             </w:r>
-            <w:del w:id="9306" w:author="Claude (AI) - proposed" w:date="2026-10-15T12:58:05Z">
+            <w:del w:id="9306" w:author="Claude (AI) - proposed" w:date="2026-10-18T00:31:15Z">
               <w:r>
                 <w:rPr>
                   <w:rFonts w:ascii="Arial" w:cs="Arial" w:eastAsia="Arial" w:hAnsi="Arial"/>
@@ -29747,7 +29747,7 @@
                 <w:delText xml:space="preserve">using the given dimensions, how did they respond? Did they question the dimensions provided</w:delText>
               </w:r>
             </w:del>
-            <w:ins w:id="9307" w:author="Claude (AI) - proposed" w:date="2026-10-15T12:58:05Z">
+            <w:ins w:id="9307" w:author="Claude (AI) - proposed" w:date="2026-10-18T00:31:15Z">
               <w:r>
                 <w:rPr>
                   <w:rFonts w:ascii="Arial" w:cs="Arial" w:eastAsia="Arial" w:hAnsi="Arial"/>
@@ -29775,7 +29775,7 @@
               </w:rPr>
               <w:t xml:space="preserve">, or did </w:t>
             </w:r>
-            <w:del w:id="9308" w:author="Claude (AI) - proposed" w:date="2026-10-15T12:58:05Z">
+            <w:del w:id="9308" w:author="Claude (AI) - proposed" w:date="2026-10-18T00:31:15Z">
               <w:r>
                 <w:rPr>
                   <w:rFonts w:ascii="Arial" w:cs="Arial" w:eastAsia="Arial" w:hAnsi="Arial"/>
@@ -29790,7 +29790,7 @@
                 <w:delText xml:space="preserve">they accept the result uncritically</w:delText>
               </w:r>
             </w:del>
-            <w:ins w:id="9309" w:author="Claude (AI) - proposed" w:date="2026-10-15T12:58:05Z">
+            <w:ins w:id="9309" w:author="Claude (AI) - proposed" w:date="2026-10-18T00:31:15Z">
               <w:r>
                 <w:rPr>
                   <w:rFonts w:ascii="Arial" w:cs="Arial" w:eastAsia="Arial" w:hAnsi="Arial"/>
@@ -29878,7 +29878,7 @@
               </w:rPr>
               <w:t xml:space="preserve">5. DIFFERENTIATION — Note which pairs required the scaffolded hint card for Part C. Plan to seat these learners near the board during Lesson 8's </w:t>
             </w:r>
-            <w:del w:id="9310" w:author="Claude (AI) - proposed" w:date="2026-10-15T12:58:05Z">
+            <w:del w:id="9310" w:author="Claude (AI) - proposed" w:date="2026-10-18T00:31:15Z">
               <w:r>
                 <w:rPr>
                   <w:rFonts w:ascii="Arial" w:cs="Arial" w:eastAsia="Arial" w:hAnsi="Arial"/>
@@ -29893,7 +29893,7 @@
                 <w:delText xml:space="preserve">composite volume</w:delText>
               </w:r>
             </w:del>
-            <w:ins w:id="9311" w:author="Claude (AI) - proposed" w:date="2026-10-15T12:58:05Z">
+            <w:ins w:id="9311" w:author="Claude (AI) - proposed" w:date="2026-10-18T00:31:15Z">
               <w:r>
                 <w:rPr>
                   <w:rFonts w:ascii="Arial" w:cs="Arial" w:eastAsia="Arial" w:hAnsi="Arial"/>
@@ -30187,7 +30187,7 @@
               </w:rPr>
               <w:t xml:space="preserve">Learners explained, in their cumulative Tank Comparison Models, how the calculated volume of the frustum tank either confirms or challenges the manufacturer's advertised capacity of 5,000 litres, and identified that the </w:t>
             </w:r>
-            <w:del w:id="9312" w:author="Claude (AI) - proposed" w:date="2026-10-15T12:58:05Z">
+            <w:del w:id="9312" w:author="Claude (AI) - proposed" w:date="2026-10-18T00:31:15Z">
               <w:r>
                 <w:rPr>
                   <w:rFonts w:ascii="Arial" w:cs="Arial" w:eastAsia="Arial" w:hAnsi="Arial"/>
@@ -30202,7 +30202,7 @@
                 <w:delText xml:space="preserve">composite cylinder-hemisphere tank's volume</w:delText>
               </w:r>
             </w:del>
-            <w:ins w:id="9313" w:author="Claude (AI) - proposed" w:date="2026-10-15T12:58:05Z">
+            <w:ins w:id="9313" w:author="Claude (AI) - proposed" w:date="2026-10-18T00:31:15Z">
               <w:r>
                 <w:rPr>
                   <w:rFonts w:ascii="Arial" w:cs="Arial" w:eastAsia="Arial" w:hAnsi="Arial"/>
@@ -30230,7 +30230,7 @@
               </w:rPr>
               <w:t xml:space="preserve"> must still be </w:t>
             </w:r>
-            <w:del w:id="9314" w:author="Claude (AI) - proposed" w:date="2026-10-15T12:58:05Z">
+            <w:del w:id="9314" w:author="Claude (AI) - proposed" w:date="2026-10-18T00:31:15Z">
               <w:r>
                 <w:rPr>
                   <w:rFonts w:ascii="Arial" w:cs="Arial" w:eastAsia="Arial" w:hAnsi="Arial"/>
@@ -30245,7 +30245,7 @@
                 <w:delText xml:space="preserve">calculated</w:delText>
               </w:r>
             </w:del>
-            <w:ins w:id="9315" w:author="Claude (AI) - proposed" w:date="2026-10-15T12:58:05Z">
+            <w:ins w:id="9315" w:author="Claude (AI) - proposed" w:date="2026-10-18T00:31:15Z">
               <w:r>
                 <w:rPr>
                   <w:rFonts w:ascii="Arial" w:cs="Arial" w:eastAsia="Arial" w:hAnsi="Arial"/>
@@ -30293,7 +30293,7 @@
         </w:rPr>
         <w:t xml:space="preserve">© 2026 SeaVuria and ARES. Aligned with KICD objectives. Developed by SeaVuria; technical implementation by ARES (with AI assistance from Claude). Licensed under </w:t>
       </w:r>
-      <w:hyperlink w:history="1" r:id="rIdjsxoyhg1vmjcq9eabdxzz">
+      <w:hyperlink w:history="1" r:id="rIdni5lcxsfsmnlv23r4bbnm">
         <w:r>
           <w:rPr>
             <w:rFonts w:ascii="Arial" w:cs="Arial" w:eastAsia="Arial" w:hAnsi="Arial"/>
@@ -30314,7 +30314,7 @@
         </w:rPr>
         <w:t xml:space="preserve"> (</w:t>
       </w:r>
-      <w:hyperlink w:history="1" r:id="rIdoo95_4phrqcnq7g92hhaj">
+      <w:hyperlink w:history="1" r:id="rIdh7v8dw-ovp6ygelyny6ix">
         <w:r>
           <w:rPr>
             <w:rFonts w:ascii="Arial" w:cs="Arial" w:eastAsia="Arial" w:hAnsi="Arial"/>
@@ -30835,7 +30835,7 @@
               </w:rPr>
               <w:t xml:space="preserve">How do we </w:t>
             </w:r>
-            <w:del w:id="9316" w:author="Claude (AI) - proposed" w:date="2026-10-15T12:58:05Z">
+            <w:del w:id="9316" w:author="Claude (AI) - proposed" w:date="2026-10-18T00:31:15Z">
               <w:r>
                 <w:rPr>
                   <w:rFonts w:ascii="Arial" w:cs="Arial" w:eastAsia="Arial" w:hAnsi="Arial"/>
@@ -30850,7 +30850,7 @@
                 <w:delText xml:space="preserve">apply</w:delText>
               </w:r>
             </w:del>
-            <w:ins w:id="9317" w:author="Claude (AI) - proposed" w:date="2026-10-15T12:58:05Z">
+            <w:ins w:id="9317" w:author="Claude (AI) - proposed" w:date="2026-10-18T00:31:15Z">
               <w:r>
                 <w:rPr>
                   <w:rFonts w:ascii="Arial" w:cs="Arial" w:eastAsia="Arial" w:hAnsi="Arial"/>
@@ -30878,7 +30878,7 @@
               </w:rPr>
               <w:t xml:space="preserve"> surface area and volume of solids</w:t>
             </w:r>
-            <w:del w:id="9318" w:author="Claude (AI) - proposed" w:date="2026-10-15T12:58:05Z">
+            <w:del w:id="9318" w:author="Claude (AI) - proposed" w:date="2026-10-18T00:31:15Z">
               <w:r>
                 <w:rPr>
                   <w:rFonts w:ascii="Arial" w:cs="Arial" w:eastAsia="Arial" w:hAnsi="Arial"/>
@@ -30893,7 +30893,7 @@
                 <w:delText xml:space="preserve"> in day-to-day activities? How does the shape of a solid affect its</w:delText>
               </w:r>
             </w:del>
-            <w:ins w:id="9319" w:author="Claude (AI) - proposed" w:date="2026-10-15T12:58:05Z">
+            <w:ins w:id="9319" w:author="Claude (AI) - proposed" w:date="2026-10-18T00:31:15Z">
               <w:r>
                 <w:rPr>
                   <w:rFonts w:ascii="Arial" w:cs="Arial" w:eastAsia="Arial" w:hAnsi="Arial"/>
@@ -30921,7 +30921,7 @@
               </w:rPr>
               <w:t xml:space="preserve"> surface area and volume</w:t>
             </w:r>
-            <w:ins w:id="9320" w:author="Claude (AI) - proposed" w:date="2026-10-15T12:58:05Z">
+            <w:ins w:id="9320" w:author="Claude (AI) - proposed" w:date="2026-10-18T00:31:15Z">
               <w:r>
                 <w:rPr>
                   <w:rFonts w:ascii="Arial" w:cs="Arial" w:eastAsia="Arial" w:hAnsi="Arial"/>
@@ -31017,7 +31017,7 @@
               </w:rPr>
               <w:t xml:space="preserve">In Lesson 7, learners investigated the volume of a frustum of a cone. In Lesson 8, learners extend this understanding to frustums of pyramids — the shape used in many </w:t>
             </w:r>
-            <w:del w:id="9321" w:author="Claude (AI) - proposed" w:date="2026-10-15T12:58:05Z">
+            <w:del w:id="9321" w:author="Claude (AI) - proposed" w:date="2026-10-18T00:31:15Z">
               <w:r>
                 <w:rPr>
                   <w:rFonts w:ascii="Arial" w:cs="Arial" w:eastAsia="Arial" w:hAnsi="Arial"/>
@@ -31045,7 +31045,7 @@
               </w:rPr>
               <w:t xml:space="preserve">grain stores (</w:t>
             </w:r>
-            <w:del w:id="9322" w:author="Claude (AI) - proposed" w:date="2026-10-15T12:58:05Z">
+            <w:del w:id="9322" w:author="Claude (AI) - proposed" w:date="2026-10-18T00:31:15Z">
               <w:r>
                 <w:rPr>
                   <w:rFonts w:ascii="Arial" w:cs="Arial" w:eastAsia="Arial" w:hAnsi="Arial"/>
@@ -31060,7 +31060,7 @@
                 <w:delText xml:space="preserve">mapunjas</w:delText>
               </w:r>
             </w:del>
-            <w:ins w:id="9323" w:author="Claude (AI) - proposed" w:date="2026-10-15T12:58:05Z">
+            <w:ins w:id="9323" w:author="Claude (AI) - proposed" w:date="2026-10-18T00:31:15Z">
               <w:r>
                 <w:rPr>
                   <w:rFonts w:ascii="Arial" w:cs="Arial" w:eastAsia="Arial" w:hAnsi="Arial"/>
@@ -31251,7 +31251,7 @@
               </w:rPr>
               <w:t xml:space="preserve">Learners begin by recalling the cone-frustum volume formula from Lesson 7 and predicting whether a similar approach will work for pyramid frustums. They then watch a curated YouTube video demonstrating the derivation of the pyramid-frustum volume formula. Through guided sensemaking, learners derive the formula V = (h/3)(A₁ + A₂ + √(A₁A₂)) by subtracting the volume of the smaller removed pyramid from the larger whole pyramid. They apply the formula to two Kenya-context problems: (1) a frustum-shaped grain store (</w:t>
             </w:r>
-            <w:del w:id="9324" w:author="Claude (AI) - proposed" w:date="2026-10-15T12:58:05Z">
+            <w:del w:id="9324" w:author="Claude (AI) - proposed" w:date="2026-10-18T00:31:15Z">
               <w:r>
                 <w:rPr>
                   <w:rFonts w:ascii="Arial" w:cs="Arial" w:eastAsia="Arial" w:hAnsi="Arial"/>
@@ -31266,7 +31266,7 @@
                 <w:delText xml:space="preserve">mapunjas</w:delText>
               </w:r>
             </w:del>
-            <w:ins w:id="9325" w:author="Claude (AI) - proposed" w:date="2026-10-15T12:58:05Z">
+            <w:ins w:id="9325" w:author="Claude (AI) - proposed" w:date="2026-10-18T00:31:15Z">
               <w:r>
                 <w:rPr>
                   <w:rFonts w:ascii="Arial" w:cs="Arial" w:eastAsia="Arial" w:hAnsi="Arial"/>
@@ -31582,7 +31582,7 @@
             <w:pPr>
               <w:spacing w:after="20" w:before="0"/>
             </w:pPr>
-            <w:hyperlink w:history="1" r:id="rIdwcqjqgng262jgs0lp8xf2">
+            <w:hyperlink w:history="1" r:id="rIdpdzpv05mrm4w6h0rqxqrb">
               <w:r>
                 <w:rPr>
                   <w:rFonts w:ascii="Arial" w:cs="Arial" w:eastAsia="Arial" w:hAnsi="Arial"/>
@@ -31631,7 +31631,7 @@
               <w:spacing w:after="10" w:before="0"/>
               <w:ind w:left="120"/>
             </w:pPr>
-            <w:hyperlink w:history="1" r:id="rId2zfrl0qwt09lhyouzkmiw">
+            <w:hyperlink w:history="1" r:id="rId_rzq7bv-q4vblcysds9hv">
               <w:r>
                 <w:rPr>
                   <w:rFonts w:ascii="Arial" w:cs="Arial" w:eastAsia="Arial" w:hAnsi="Arial"/>
@@ -31676,7 +31676,7 @@
             <w:pPr>
               <w:spacing w:after="20" w:before="0"/>
             </w:pPr>
-            <w:hyperlink w:history="1" r:id="rIdb91a5qhldo-3om66qf5pd">
+            <w:hyperlink w:history="1" r:id="rIdbjqwll8z17_ugq-jsgtip">
               <w:r>
                 <w:rPr>
                   <w:rFonts w:ascii="Arial" w:cs="Arial" w:eastAsia="Arial" w:hAnsi="Arial"/>
@@ -31725,7 +31725,7 @@
               <w:spacing w:after="10" w:before="0"/>
               <w:ind w:left="120"/>
             </w:pPr>
-            <w:hyperlink w:history="1" r:id="rIdqb4mmq1ggv-0hn_8jw7i4">
+            <w:hyperlink w:history="1" r:id="rIdrjefpfi9gku1-h0uu-kvh">
               <w:r>
                 <w:rPr>
                   <w:rFonts w:ascii="Arial" w:cs="Arial" w:eastAsia="Arial" w:hAnsi="Arial"/>
@@ -31770,7 +31770,7 @@
               </w:rPr>
               <w:t xml:space="preserve">Learners are shown a diagram of a frustum of a square pyramid (wider square base, narrower square top, vertical height h) labelled as a </w:t>
             </w:r>
-            <w:del w:id="9326" w:author="Claude (AI) - proposed" w:date="2026-10-15T12:58:05Z">
+            <w:del w:id="9326" w:author="Claude (AI) - proposed" w:date="2026-10-18T00:31:15Z">
               <w:r>
                 <w:rPr>
                   <w:rFonts w:ascii="Arial" w:cs="Arial" w:eastAsia="Arial" w:hAnsi="Arial"/>
@@ -31785,7 +31785,7 @@
                 <w:delText xml:space="preserve">traditional mapunjas grain store</w:delText>
               </w:r>
             </w:del>
-            <w:ins w:id="9327" w:author="Claude (AI) - proposed" w:date="2026-10-15T12:58:05Z">
+            <w:ins w:id="9327" w:author="Claude (AI) - proposed" w:date="2026-10-18T00:31:15Z">
               <w:r>
                 <w:rPr>
                   <w:rFonts w:ascii="Arial" w:cs="Arial" w:eastAsia="Arial" w:hAnsi="Arial"/>
@@ -31846,7 +31846,7 @@
               </w:rPr>
               <w:t xml:space="preserve">Display the diagram of the </w:t>
             </w:r>
-            <w:del w:id="9328" w:author="Claude (AI) - proposed" w:date="2026-10-15T12:58:05Z">
+            <w:del w:id="9328" w:author="Claude (AI) - proposed" w:date="2026-10-18T00:31:15Z">
               <w:r>
                 <w:rPr>
                   <w:rFonts w:ascii="Arial" w:cs="Arial" w:eastAsia="Arial" w:hAnsi="Arial"/>
@@ -31861,7 +31861,7 @@
                 <w:delText xml:space="preserve">mapunjas</w:delText>
               </w:r>
             </w:del>
-            <w:ins w:id="9329" w:author="Claude (AI) - proposed" w:date="2026-10-15T12:58:05Z">
+            <w:ins w:id="9329" w:author="Claude (AI) - proposed" w:date="2026-10-18T00:31:15Z">
               <w:r>
                 <w:rPr>
                   <w:rFonts w:ascii="Arial" w:cs="Arial" w:eastAsia="Arial" w:hAnsi="Arial"/>
@@ -32011,7 +32011,7 @@
             <w:pPr>
               <w:spacing w:after="20" w:before="0"/>
             </w:pPr>
-            <w:hyperlink w:history="1" r:id="rId3picltqci_5lo9xjwqpfv">
+            <w:hyperlink w:history="1" r:id="rIdxtvcfsscwnrau2y9y3lzw">
               <w:r>
                 <w:rPr>
                   <w:rFonts w:ascii="Arial" w:cs="Arial" w:eastAsia="Arial" w:hAnsi="Arial"/>
@@ -32060,7 +32060,7 @@
               <w:spacing w:after="10" w:before="0"/>
               <w:ind w:left="120"/>
             </w:pPr>
-            <w:hyperlink w:history="1" r:id="rIdctg9lblg1w_thmkxljosc">
+            <w:hyperlink w:history="1" r:id="rIdz7-j0xgpvq4xu5lbhhxqp">
               <w:r>
                 <w:rPr>
                   <w:rFonts w:ascii="Arial" w:cs="Arial" w:eastAsia="Arial" w:hAnsi="Arial"/>
@@ -32105,7 +32105,7 @@
             <w:pPr>
               <w:spacing w:after="20" w:before="0"/>
             </w:pPr>
-            <w:hyperlink w:history="1" r:id="rIdisxmbzxt8ypmyzy4teytc">
+            <w:hyperlink w:history="1" r:id="rIdv6xzwfyeomlbwf3khz4ih">
               <w:r>
                 <w:rPr>
                   <w:rFonts w:ascii="Arial" w:cs="Arial" w:eastAsia="Arial" w:hAnsi="Arial"/>
@@ -32154,7 +32154,7 @@
               <w:spacing w:after="10" w:before="0"/>
               <w:ind w:left="120"/>
             </w:pPr>
-            <w:hyperlink w:history="1" r:id="rIdnt8jxy-ca1auzppuael8s">
+            <w:hyperlink w:history="1" r:id="rIdmsd23rm5i154evca9dkqz">
               <w:r>
                 <w:rPr>
                   <w:rFonts w:ascii="Arial" w:cs="Arial" w:eastAsia="Arial" w:hAnsi="Arial"/>
@@ -32354,7 +32354,7 @@
             <w:pPr>
               <w:spacing w:after="20" w:before="0"/>
             </w:pPr>
-            <w:hyperlink w:history="1" r:id="rIdtjmmozasqfnu8gvrvr3dn">
+            <w:hyperlink w:history="1" r:id="rIdoxra5ajthwfhbgmbxljwn">
               <w:r>
                 <w:rPr>
                   <w:rFonts w:ascii="Arial" w:cs="Arial" w:eastAsia="Arial" w:hAnsi="Arial"/>
@@ -32403,7 +32403,7 @@
               <w:spacing w:after="10" w:before="0"/>
               <w:ind w:left="120"/>
             </w:pPr>
-            <w:hyperlink w:history="1" r:id="rIdpxr6rg_mjivvpjwsiw6yg">
+            <w:hyperlink w:history="1" r:id="rIdcwe1guyor98pfnzdiuoah">
               <w:r>
                 <w:rPr>
                   <w:rFonts w:ascii="Arial" w:cs="Arial" w:eastAsia="Arial" w:hAnsi="Arial"/>
@@ -32448,7 +32448,7 @@
             <w:pPr>
               <w:spacing w:after="20" w:before="0"/>
             </w:pPr>
-            <w:hyperlink w:history="1" r:id="rIdq9w42hzv4ycpf2_u5bot3">
+            <w:hyperlink w:history="1" r:id="rId9rgwnwbegnh63qk5iqqve">
               <w:r>
                 <w:rPr>
                   <w:rFonts w:ascii="Arial" w:cs="Arial" w:eastAsia="Arial" w:hAnsi="Arial"/>
@@ -32497,7 +32497,7 @@
               <w:spacing w:after="10" w:before="0"/>
               <w:ind w:left="120"/>
             </w:pPr>
-            <w:hyperlink w:history="1" r:id="rIdyfs2wb6m1irriqdm4q_8r">
+            <w:hyperlink w:history="1" r:id="rIdzcidexqpherrszcacvlhw">
               <w:r>
                 <w:rPr>
                   <w:rFonts w:ascii="Arial" w:cs="Arial" w:eastAsia="Arial" w:hAnsi="Arial"/>
@@ -32542,7 +32542,7 @@
               </w:rPr>
               <w:t xml:space="preserve">Learners work through two Kenya-context application problems in pairs, then one learner from each pair presents a solution step to the class. Problem 1 (Agribusiness — Rift Valley): A frustum-shaped </w:t>
             </w:r>
-            <w:del w:id="9330" w:author="Claude (AI) - proposed" w:date="2026-10-15T12:58:05Z">
+            <w:del w:id="9330" w:author="Claude (AI) - proposed" w:date="2026-10-18T00:31:15Z">
               <w:r>
                 <w:rPr>
                   <w:rFonts w:ascii="Arial" w:cs="Arial" w:eastAsia="Arial" w:hAnsi="Arial"/>
@@ -32557,7 +32557,7 @@
                 <w:delText xml:space="preserve">mapunjas grain store</w:delText>
               </w:r>
             </w:del>
-            <w:ins w:id="9331" w:author="Claude (AI) - proposed" w:date="2026-10-15T12:58:05Z">
+            <w:ins w:id="9331" w:author="Claude (AI) - proposed" w:date="2026-10-18T00:31:15Z">
               <w:r>
                 <w:rPr>
                   <w:rFonts w:ascii="Arial" w:cs="Arial" w:eastAsia="Arial" w:hAnsi="Arial"/>
@@ -32684,7 +32684,7 @@
               </w:rPr>
               <w:t xml:space="preserve">Observable indicator: Learners correctly compute A₁ and A₂ as areas of rectangular/square faces (not perimeters or volumes), correctly evaluate √(A₁A₂) using a calculator, and produce answers with correct units (m³ and L). Flag pairs who multiply h by (A₁ + A₂) without the √(A₁A₂) term — this is the most common structural error and requires targeted re-teaching of the geometric mean term.</w:t>
             </w:r>
-            <w:ins w:id="9332" w:author="Claude (AI) - proposed" w:date="2026-10-15T12:58:05Z">
+            <w:ins w:id="9332" w:author="Claude (AI) - proposed" w:date="2026-10-18T00:31:15Z">
               <w:r>
                 <w:rPr>
                   <w:rFonts w:ascii="Arial" w:cs="Arial" w:eastAsia="Arial" w:hAnsi="Arial"/>
@@ -32755,7 +32755,7 @@
             <w:pPr>
               <w:spacing w:after="20" w:before="0"/>
             </w:pPr>
-            <w:hyperlink w:history="1" r:id="rId737obhc3zctpva6urpzz_">
+            <w:hyperlink w:history="1" r:id="rIdqnt4oajtwrfqvnjz_rpjx">
               <w:r>
                 <w:rPr>
                   <w:rFonts w:ascii="Arial" w:cs="Arial" w:eastAsia="Arial" w:hAnsi="Arial"/>
@@ -32804,7 +32804,7 @@
               <w:spacing w:after="10" w:before="0"/>
               <w:ind w:left="120"/>
             </w:pPr>
-            <w:hyperlink w:history="1" r:id="rId1ln1o_u2k69bhtdc04zjf">
+            <w:hyperlink w:history="1" r:id="rIdyhzfwxpx2izvj7dnclzuo">
               <w:r>
                 <w:rPr>
                   <w:rFonts w:ascii="Arial" w:cs="Arial" w:eastAsia="Arial" w:hAnsi="Arial"/>
@@ -32849,7 +32849,7 @@
             <w:pPr>
               <w:spacing w:after="20" w:before="0"/>
             </w:pPr>
-            <w:hyperlink w:history="1" r:id="rIdaghv9-7u1by1awlo9lsyb">
+            <w:hyperlink w:history="1" r:id="rIdkbyioi4f_wwej14j07qbw">
               <w:r>
                 <w:rPr>
                   <w:rFonts w:ascii="Arial" w:cs="Arial" w:eastAsia="Arial" w:hAnsi="Arial"/>
@@ -32898,7 +32898,7 @@
               <w:spacing w:after="10" w:before="0"/>
               <w:ind w:left="120"/>
             </w:pPr>
-            <w:hyperlink w:history="1" r:id="rIdrxafut_avohhnqcwfahpg">
+            <w:hyperlink w:history="1" r:id="rIdufsgaqarxn2oq3gvoh28g">
               <w:r>
                 <w:rPr>
                   <w:rFonts w:ascii="Arial" w:cs="Arial" w:eastAsia="Arial" w:hAnsi="Arial"/>
@@ -33098,7 +33098,7 @@
             <w:pPr>
               <w:spacing w:after="20" w:before="0"/>
             </w:pPr>
-            <w:hyperlink w:history="1" r:id="rIdyps80quxtn7ml_zgyygqt">
+            <w:hyperlink w:history="1" r:id="rIdz2ohjwuimk410auhxa-6e">
               <w:r>
                 <w:rPr>
                   <w:rFonts w:ascii="Arial" w:cs="Arial" w:eastAsia="Arial" w:hAnsi="Arial"/>
@@ -33147,7 +33147,7 @@
               <w:spacing w:after="10" w:before="0"/>
               <w:ind w:left="120"/>
             </w:pPr>
-            <w:hyperlink w:history="1" r:id="rIdq84foignv3gyutl--w1rf">
+            <w:hyperlink w:history="1" r:id="rIdyveucit4v4qaxu30jhti5">
               <w:r>
                 <w:rPr>
                   <w:rFonts w:ascii="Arial" w:cs="Arial" w:eastAsia="Arial" w:hAnsi="Arial"/>
@@ -33192,7 +33192,7 @@
             <w:pPr>
               <w:spacing w:after="20" w:before="0"/>
             </w:pPr>
-            <w:hyperlink w:history="1" r:id="rIdgiazuengf_rhc1ejiiz1g">
+            <w:hyperlink w:history="1" r:id="rIdx0-ycxtoejttisekt4qds">
               <w:r>
                 <w:rPr>
                   <w:rFonts w:ascii="Arial" w:cs="Arial" w:eastAsia="Arial" w:hAnsi="Arial"/>
@@ -33241,7 +33241,7 @@
               <w:spacing w:after="10" w:before="0"/>
               <w:ind w:left="120"/>
             </w:pPr>
-            <w:hyperlink w:history="1" r:id="rId3cmuqme9bz08pxuvprv0s">
+            <w:hyperlink w:history="1" r:id="rIdpjxcjwoairm7ny4e4pwie">
               <w:r>
                 <w:rPr>
                   <w:rFonts w:ascii="Arial" w:cs="Arial" w:eastAsia="Arial" w:hAnsi="Arial"/>
@@ -33766,7 +33766,7 @@
         </w:rPr>
         <w:t xml:space="preserve">© 2026 SeaVuria and ARES. Aligned with KICD objectives. Developed by SeaVuria; technical implementation by ARES (with AI assistance from Claude). Licensed under </w:t>
       </w:r>
-      <w:hyperlink w:history="1" r:id="rId-rjd0zberdb8la8c0leh2">
+      <w:hyperlink w:history="1" r:id="rId0xlseuuneapg2mie5yo6s">
         <w:r>
           <w:rPr>
             <w:rFonts w:ascii="Arial" w:cs="Arial" w:eastAsia="Arial" w:hAnsi="Arial"/>
@@ -33787,7 +33787,7 @@
         </w:rPr>
         <w:t xml:space="preserve"> (</w:t>
       </w:r>
-      <w:hyperlink w:history="1" r:id="rIdidnlnwl39yfpdd00_h7aq">
+      <w:hyperlink w:history="1" r:id="rIdirq8m06obg766t-bkptzh">
         <w:r>
           <w:rPr>
             <w:rFonts w:ascii="Arial" w:cs="Arial" w:eastAsia="Arial" w:hAnsi="Arial"/>
@@ -34295,10 +34295,10 @@
               <w:spacing w:after="40" w:before="0"/>
               <w:jc w:val="left"/>
               <w:rPr>
-                <w:ins w:id="9334" w:author="Claude (AI) - proposed" w:date="2026-10-15T12:58:05Z"/>
-              </w:rPr>
-            </w:pPr>
-            <w:ins w:id="9333" w:author="Claude (AI) - proposed" w:date="2026-10-15T12:58:05Z">
+                <w:ins w:id="9334" w:author="Claude (AI) - proposed" w:date="2026-10-18T00:31:15Z"/>
+              </w:rPr>
+            </w:pPr>
+            <w:ins w:id="9333" w:author="Claude (AI) - proposed" w:date="2026-10-18T00:31:15Z">
               <w:r>
                 <w:rPr>
                   <w:rFonts w:ascii="Arial" w:cs="Arial" w:eastAsia="Arial" w:hAnsi="Arial"/>
@@ -34320,10 +34320,10 @@
               <w:spacing w:after="40" w:before="0"/>
               <w:jc w:val="left"/>
               <w:rPr>
-                <w:del w:id="9336" w:author="Claude (AI) - proposed" w:date="2026-10-15T12:58:05Z"/>
-              </w:rPr>
-            </w:pPr>
-            <w:del w:id="9335" w:author="Claude (AI) - proposed" w:date="2026-10-15T12:58:05Z">
+                <w:del w:id="9336" w:author="Claude (AI) - proposed" w:date="2026-10-18T00:31:15Z"/>
+              </w:rPr>
+            </w:pPr>
+            <w:del w:id="9335" w:author="Claude (AI) - proposed" w:date="2026-10-18T00:31:15Z">
               <w:r>
                 <w:rPr>
                   <w:rFonts w:ascii="Arial" w:cs="Arial" w:eastAsia="Arial" w:hAnsi="Arial"/>
@@ -34857,7 +34857,7 @@
             <w:pPr>
               <w:spacing w:after="20" w:before="0"/>
             </w:pPr>
-            <w:hyperlink w:history="1" r:id="rIdmnetfwjufirup4so_er4s">
+            <w:hyperlink w:history="1" r:id="rIdfdzmfmpwmhoj1sbasp0zo">
               <w:r>
                 <w:rPr>
                   <w:rFonts w:ascii="Arial" w:cs="Arial" w:eastAsia="Arial" w:hAnsi="Arial"/>
@@ -34890,7 +34890,7 @@
               <w:spacing w:after="10" w:before="0"/>
               <w:ind w:left="120"/>
             </w:pPr>
-            <w:hyperlink w:history="1" r:id="rIdtt6t4eqi3gqnz9lmlbmqs">
+            <w:hyperlink w:history="1" r:id="rIdcssj5c4yy5qw2okdoxjvi">
               <w:r>
                 <w:rPr>
                   <w:rFonts w:ascii="Arial" w:cs="Arial" w:eastAsia="Arial" w:hAnsi="Arial"/>
@@ -34935,7 +34935,7 @@
             <w:pPr>
               <w:spacing w:after="20" w:before="0"/>
             </w:pPr>
-            <w:hyperlink w:history="1" r:id="rIdcnm-hhrpsaqnzcqdw8xpa">
+            <w:hyperlink w:history="1" r:id="rIddpwqjrh9qindfywvqe_1m">
               <w:r>
                 <w:rPr>
                   <w:rFonts w:ascii="Arial" w:cs="Arial" w:eastAsia="Arial" w:hAnsi="Arial"/>
@@ -34968,7 +34968,7 @@
               <w:spacing w:after="10" w:before="0"/>
               <w:ind w:left="120"/>
             </w:pPr>
-            <w:hyperlink w:history="1" r:id="rIdpviuxmio9dgxznxildetq">
+            <w:hyperlink w:history="1" r:id="rIdpcv1qnahpn5n6rekque5w">
               <w:r>
                 <w:rPr>
                   <w:rFonts w:ascii="Arial" w:cs="Arial" w:eastAsia="Arial" w:hAnsi="Arial"/>
@@ -35013,7 +35013,7 @@
               </w:rPr>
               <w:t xml:space="preserve">Learners are presented with a recap slide showing the two Kisumu factory tanks side by side — the composite cylinder-hemisphere tank and the frustum tank — both labelled as holding 5,000 litres. Each learner independently answers three predict questions in their exercise books: (1) 'How do you think we can find the volume of a solid made of two shapes joined together — like the cylinder-hemisphere tank?' (2) 'If both tanks </w:t>
             </w:r>
-            <w:del w:id="9337" w:author="Claude (AI) - proposed" w:date="2026-10-15T12:58:05Z">
+            <w:del w:id="9337" w:author="Claude (AI) - proposed" w:date="2026-10-18T00:31:15Z">
               <w:r>
                 <w:rPr>
                   <w:rFonts w:ascii="Arial" w:cs="Arial" w:eastAsia="Arial" w:hAnsi="Arial"/>
@@ -35028,7 +35028,7 @@
                 <w:delText xml:space="preserve">hold exactly</w:delText>
               </w:r>
             </w:del>
-            <w:ins w:id="9338" w:author="Claude (AI) - proposed" w:date="2026-10-15T12:58:05Z">
+            <w:ins w:id="9338" w:author="Claude (AI) - proposed" w:date="2026-10-18T00:31:15Z">
               <w:r>
                 <w:rPr>
                   <w:rFonts w:ascii="Arial" w:cs="Arial" w:eastAsia="Arial" w:hAnsi="Arial"/>
@@ -35211,7 +35211,7 @@
             <w:pPr>
               <w:spacing w:after="20" w:before="0"/>
             </w:pPr>
-            <w:hyperlink w:history="1" r:id="rIdbssf3j4d4yconylmfgts3">
+            <w:hyperlink w:history="1" r:id="rIdr5yfzuiq7rx_aise4crvs">
               <w:r>
                 <w:rPr>
                   <w:rFonts w:ascii="Arial" w:cs="Arial" w:eastAsia="Arial" w:hAnsi="Arial"/>
@@ -35244,7 +35244,7 @@
               <w:spacing w:after="10" w:before="0"/>
               <w:ind w:left="120"/>
             </w:pPr>
-            <w:hyperlink w:history="1" r:id="rIdb7y94tysfhndocpnm1cs_">
+            <w:hyperlink w:history="1" r:id="rId2scdx01rvi6cswxpwn2sk">
               <w:r>
                 <w:rPr>
                   <w:rFonts w:ascii="Arial" w:cs="Arial" w:eastAsia="Arial" w:hAnsi="Arial"/>
@@ -35289,7 +35289,7 @@
             <w:pPr>
               <w:spacing w:after="20" w:before="0"/>
             </w:pPr>
-            <w:hyperlink w:history="1" r:id="rIdocdslbsua8z125nsmk3kt">
+            <w:hyperlink w:history="1" r:id="rId871haubrxuwo_bkhjrtlz">
               <w:r>
                 <w:rPr>
                   <w:rFonts w:ascii="Arial" w:cs="Arial" w:eastAsia="Arial" w:hAnsi="Arial"/>
@@ -35322,7 +35322,7 @@
               <w:spacing w:after="10" w:before="0"/>
               <w:ind w:left="120"/>
             </w:pPr>
-            <w:hyperlink w:history="1" r:id="rIdtjbinfhug9sjtiuv5jw0m">
+            <w:hyperlink w:history="1" r:id="rIddi4as9sep_r9nj_vzcx08">
               <w:r>
                 <w:rPr>
                   <w:rFonts w:ascii="Arial" w:cs="Arial" w:eastAsia="Arial" w:hAnsi="Arial"/>
@@ -35367,7 +35367,7 @@
               </w:rPr>
               <w:t xml:space="preserve">Learners watch a pre-loaded YouTube video (via ARES offline platform) on the volume of composite solids — approximately 6–8 minutes. The video demonstrates the decomposition strategy: identify the constituent simple solids, recall the volume formula for each, compute individually, then sum (or subtract where appropriate). After the video, learners complete a structured Video Notes template in their exercise books with four columns: (1) Composite Solid Shown, (2) Parts It Was Decomposed Into, (3) Volume Formula Used for Each Part, (4) How the Total Volume Was Found. Learners then move into their factory investigation groups (4–5 learners per group). Each group receives a data card with the dimensions of both Kisumu </w:t>
             </w:r>
-            <w:del w:id="9339" w:author="Claude (AI) - proposed" w:date="2026-10-15T12:58:05Z">
+            <w:del w:id="9339" w:author="Claude (AI) - proposed" w:date="2026-10-18T00:31:15Z">
               <w:r>
                 <w:rPr>
                   <w:rFonts w:ascii="Arial" w:cs="Arial" w:eastAsia="Arial" w:hAnsi="Arial"/>
@@ -35382,7 +35382,7 @@
                 <w:delText xml:space="preserve">tank designs</w:delText>
               </w:r>
             </w:del>
-            <w:ins w:id="9340" w:author="Claude (AI) - proposed" w:date="2026-10-15T12:58:05Z">
+            <w:ins w:id="9340" w:author="Claude (AI) - proposed" w:date="2026-10-18T00:31:15Z">
               <w:r>
                 <w:rPr>
                   <w:rFonts w:ascii="Arial" w:cs="Arial" w:eastAsia="Arial" w:hAnsi="Arial"/>
@@ -35410,7 +35410,7 @@
               </w:rPr>
               <w:t xml:space="preserve"> and the surface </w:t>
             </w:r>
-            <w:del w:id="9341" w:author="Claude (AI) - proposed" w:date="2026-10-15T12:58:05Z">
+            <w:del w:id="9341" w:author="Claude (AI) - proposed" w:date="2026-10-18T00:31:15Z">
               <w:r>
                 <w:rPr>
                   <w:rFonts w:ascii="Arial" w:cs="Arial" w:eastAsia="Arial" w:hAnsi="Arial"/>
@@ -35425,7 +35425,7 @@
                 <w:delText xml:space="preserve">area values computed in previous lessons. Groups are tasked with computing</w:delText>
               </w:r>
             </w:del>
-            <w:ins w:id="9342" w:author="Claude (AI) - proposed" w:date="2026-10-15T12:58:05Z">
+            <w:ins w:id="9342" w:author="Claude (AI) - proposed" w:date="2026-10-18T00:31:15Z">
               <w:r>
                 <w:rPr>
                   <w:rFonts w:ascii="Arial" w:cs="Arial" w:eastAsia="Arial" w:hAnsi="Arial"/>
@@ -35453,7 +35453,7 @@
               </w:rPr>
               <w:t xml:space="preserve"> the volume of each tank </w:t>
             </w:r>
-            <w:del w:id="9343" w:author="Claude (AI) - proposed" w:date="2026-10-15T12:58:05Z">
+            <w:del w:id="9343" w:author="Claude (AI) - proposed" w:date="2026-10-18T00:31:15Z">
               <w:r>
                 <w:rPr>
                   <w:rFonts w:ascii="Arial" w:cs="Arial" w:eastAsia="Arial" w:hAnsi="Arial"/>
@@ -35468,7 +35468,7 @@
                 <w:delText xml:space="preserve">using</w:delText>
               </w:r>
             </w:del>
-            <w:ins w:id="9344" w:author="Claude (AI) - proposed" w:date="2026-10-15T12:58:05Z">
+            <w:ins w:id="9344" w:author="Claude (AI) - proposed" w:date="2026-10-18T00:31:15Z">
               <w:r>
                 <w:rPr>
                   <w:rFonts w:ascii="Arial" w:cs="Arial" w:eastAsia="Arial" w:hAnsi="Arial"/>
@@ -35496,7 +35496,7 @@
               </w:rPr>
               <w:t xml:space="preserve"> the decomposition strategy </w:t>
             </w:r>
-            <w:del w:id="9345" w:author="Claude (AI) - proposed" w:date="2026-10-15T12:58:05Z">
+            <w:del w:id="9345" w:author="Claude (AI) - proposed" w:date="2026-10-18T00:31:15Z">
               <w:r>
                 <w:rPr>
                   <w:rFonts w:ascii="Arial" w:cs="Arial" w:eastAsia="Arial" w:hAnsi="Arial"/>
@@ -35511,7 +35511,7 @@
                 <w:delText xml:space="preserve">modelled in the video.</w:delText>
               </w:r>
             </w:del>
-            <w:ins w:id="9346" w:author="Claude (AI) - proposed" w:date="2026-10-15T12:58:05Z">
+            <w:ins w:id="9346" w:author="Claude (AI) - proposed" w:date="2026-10-18T00:31:15Z">
               <w:r>
                 <w:rPr>
                   <w:rFonts w:ascii="Arial" w:cs="Arial" w:eastAsia="Arial" w:hAnsi="Arial"/>
@@ -35559,7 +35559,7 @@
               </w:rPr>
               <w:t xml:space="preserve">Before playing the video, say: 'As you watch, your job is to be a detective. Fill in your Video Notes template. Pay special attention to the decomposition strategy — how does the presenter break the shape apart? You will use this exact strategy in the next 20 minutes.' [Play the video — approximately 6–8 minutes. Monitor that all learners are writing on their template, not passively watching.] After the video, pause and cold-call 3 learners: 'Tell me one solid from the video and how its volume was found.' Allow 10 seconds of wait time after each question before accepting a response. Then say: 'Now apply this strategy to the Kisumu tanks. Your data cards have all the dimensions. In your groups, calculate: (a) the volume of the cylinder-hemisphere tank, and (b) the volume of the frustum tank</w:t>
             </w:r>
-            <w:ins w:id="9347" w:author="Claude (AI) - proposed" w:date="2026-10-15T12:58:05Z">
+            <w:ins w:id="9347" w:author="Claude (AI) - proposed" w:date="2026-10-18T00:31:15Z">
               <w:r>
                 <w:rPr>
                   <w:rFonts w:ascii="Arial" w:cs="Arial" w:eastAsia="Arial" w:hAnsi="Arial"/>
@@ -35587,7 +35587,7 @@
               </w:rPr>
               <w:t xml:space="preserve">. Show every step — decompose, formula, substitute, calculate. You have 18 minutes.' Circulate and check: Are groups correctly decomposing? Are they using the right formula for the hemisphere [V = (2/3)πr³]? Are they converting units correctly (</w:t>
             </w:r>
-            <w:del w:id="9348" w:author="Claude (AI) - proposed" w:date="2026-10-15T12:58:05Z">
+            <w:del w:id="9348" w:author="Claude (AI) - proposed" w:date="2026-10-18T00:31:15Z">
               <w:r>
                 <w:rPr>
                   <w:rFonts w:ascii="Arial" w:cs="Arial" w:eastAsia="Arial" w:hAnsi="Arial"/>
@@ -35602,7 +35602,7 @@
                 <w:delText xml:space="preserve">cm³ to litres</w:delText>
               </w:r>
             </w:del>
-            <w:ins w:id="9349" w:author="Claude (AI) - proposed" w:date="2026-10-15T12:58:05Z">
+            <w:ins w:id="9349" w:author="Claude (AI) - proposed" w:date="2026-10-18T00:31:15Z">
               <w:r>
                 <w:rPr>
                   <w:rFonts w:ascii="Arial" w:cs="Arial" w:eastAsia="Arial" w:hAnsi="Arial"/>
@@ -35630,7 +35630,7 @@
               </w:rPr>
               <w:t xml:space="preserve">)? Prompt struggling groups with: 'What two shapes make up that tank? Write them down first.'</w:t>
             </w:r>
-            <w:ins w:id="9350" w:author="Claude (AI) - proposed" w:date="2026-10-15T12:58:05Z">
+            <w:ins w:id="9350" w:author="Claude (AI) - proposed" w:date="2026-10-18T00:31:15Z">
               <w:r>
                 <w:rPr>
                   <w:rFonts w:ascii="Arial" w:cs="Arial" w:eastAsia="Arial" w:hAnsi="Arial"/>
@@ -35767,7 +35767,7 @@
             <w:pPr>
               <w:spacing w:after="20" w:before="0"/>
             </w:pPr>
-            <w:hyperlink w:history="1" r:id="rId7i3vtdn6ucwzdzdadqztu">
+            <w:hyperlink w:history="1" r:id="rIdq4wtmz1tc07bbtf8jg5u-">
               <w:r>
                 <w:rPr>
                   <w:rFonts w:ascii="Arial" w:cs="Arial" w:eastAsia="Arial" w:hAnsi="Arial"/>
@@ -35816,7 +35816,7 @@
               <w:spacing w:after="10" w:before="0"/>
               <w:ind w:left="120"/>
             </w:pPr>
-            <w:hyperlink w:history="1" r:id="rIdn1nf9gvolkpfrjcgoolub">
+            <w:hyperlink w:history="1" r:id="rIdj5uhaadcftfkugxtcrsjz">
               <w:r>
                 <w:rPr>
                   <w:rFonts w:ascii="Arial" w:cs="Arial" w:eastAsia="Arial" w:hAnsi="Arial"/>
@@ -35861,7 +35861,7 @@
             <w:pPr>
               <w:spacing w:after="20" w:before="0"/>
             </w:pPr>
-            <w:hyperlink w:history="1" r:id="rIdcnaaizhe6ao8mta7j6fo2">
+            <w:hyperlink w:history="1" r:id="rId4sbpgm5kp-hldpqs8x-o1">
               <w:r>
                 <w:rPr>
                   <w:rFonts w:ascii="Arial" w:cs="Arial" w:eastAsia="Arial" w:hAnsi="Arial"/>
@@ -35910,7 +35910,7 @@
               <w:spacing w:after="10" w:before="0"/>
               <w:ind w:left="120"/>
             </w:pPr>
-            <w:hyperlink w:history="1" r:id="rIdqw7e72iyziqmnjhhskp4i">
+            <w:hyperlink w:history="1" r:id="rIdvg5k37kqte2dkc1mswj7e">
               <w:r>
                 <w:rPr>
                   <w:rFonts w:ascii="Arial" w:cs="Arial" w:eastAsia="Arial" w:hAnsi="Arial"/>
@@ -35988,7 +35988,7 @@
               </w:rPr>
               <w:t xml:space="preserve">Invite one group spokesperson per tank to present their volume calculation to the class. After each presentation, cold-call 2 different learners to verify: 'Do you agree with their decomposition? Thumbs up or thumbs down — and explain.' Allow 12 seconds wait time before accepting responses. Once the Comparison Table is complete on the board, say: 'Look at this table carefully. Both volumes should be approximately 5,000 litres — if yours are significantly different, check your unit conversion. Now — what story does this table tell us about the Kisumu factory?' [10 seconds wait time. Cold-call 3 learners from different ends of the room.] After discussion, say: 'Now I want each of you — individually — to write a full explanation paragraph. Use the actual numbers from our table. Mention surface area, volume, cost of metal sheet, and what this means for a manufacturer trying to serve rural families in Siaya County at a lower price. You have 8 minutes.' Circulate and read over shoulders. Prompt with: 'You mentioned surface area is smaller — so what does that mean in shillings for the manufacturer?' and 'Why might a family in Siaya prefer the frustum tank?'</w:t>
             </w:r>
-            <w:ins w:id="9351" w:author="Claude (AI) - proposed" w:date="2026-10-15T12:58:05Z">
+            <w:ins w:id="9351" w:author="Claude (AI) - proposed" w:date="2026-10-18T00:31:15Z">
               <w:r>
                 <w:rPr>
                   <w:rFonts w:ascii="Arial" w:cs="Arial" w:eastAsia="Arial" w:hAnsi="Arial"/>
@@ -36125,7 +36125,7 @@
             <w:pPr>
               <w:spacing w:after="20" w:before="0"/>
             </w:pPr>
-            <w:hyperlink w:history="1" r:id="rId63mijlvgpv8mah-7ozznc">
+            <w:hyperlink w:history="1" r:id="rIddzg2xuex7g5mqqnlmhfdw">
               <w:r>
                 <w:rPr>
                   <w:rFonts w:ascii="Arial" w:cs="Arial" w:eastAsia="Arial" w:hAnsi="Arial"/>
@@ -36174,7 +36174,7 @@
               <w:spacing w:after="10" w:before="0"/>
               <w:ind w:left="120"/>
             </w:pPr>
-            <w:hyperlink w:history="1" r:id="rId_lmt4adhn9pgoveilbbok">
+            <w:hyperlink w:history="1" r:id="rIdkbjz5yeexitipgtwz5kpg">
               <w:r>
                 <w:rPr>
                   <w:rFonts w:ascii="Arial" w:cs="Arial" w:eastAsia="Arial" w:hAnsi="Arial"/>
@@ -36219,7 +36219,7 @@
             <w:pPr>
               <w:spacing w:after="20" w:before="0"/>
             </w:pPr>
-            <w:hyperlink w:history="1" r:id="rIdxygjfgillhr2qhbjtdhak">
+            <w:hyperlink w:history="1" r:id="rId3lqjmf4a2djcyg6-wc9yp">
               <w:r>
                 <w:rPr>
                   <w:rFonts w:ascii="Arial" w:cs="Arial" w:eastAsia="Arial" w:hAnsi="Arial"/>
@@ -36268,7 +36268,7 @@
               <w:spacing w:after="10" w:before="0"/>
               <w:ind w:left="120"/>
             </w:pPr>
-            <w:hyperlink w:history="1" r:id="rId0mngjuujs6i3ta6wmu0xo">
+            <w:hyperlink w:history="1" r:id="rIdkzxctu9gxqnnb6hdt7th8">
               <w:r>
                 <w:rPr>
                   <w:rFonts w:ascii="Arial" w:cs="Arial" w:eastAsia="Arial" w:hAnsi="Arial"/>
@@ -36412,7 +36412,7 @@
               </w:rPr>
               <w:t xml:space="preserve">Observable indicator: Are pairs able to cite specific numerical evidence in their green sticky notes (e.g., surface area values, both volumes ≈ 5,000 litres) rather than writing vague statements? A high-quality green note reads: 'We can now explain that the frustum tank uses less metal because its surface area is [X] </w:t>
             </w:r>
-            <w:del w:id="9352" w:author="Claude (AI) - proposed" w:date="2026-10-15T12:58:05Z">
+            <w:del w:id="9352" w:author="Claude (AI) - proposed" w:date="2026-10-18T00:31:15Z">
               <w:r>
                 <w:rPr>
                   <w:rFonts w:ascii="Arial" w:cs="Arial" w:eastAsia="Arial" w:hAnsi="Arial"/>
@@ -36427,7 +36427,7 @@
                 <w:delText xml:space="preserve">cm²</w:delText>
               </w:r>
             </w:del>
-            <w:ins w:id="9353" w:author="Claude (AI) - proposed" w:date="2026-10-15T12:58:05Z">
+            <w:ins w:id="9353" w:author="Claude (AI) - proposed" w:date="2026-10-18T00:31:15Z">
               <w:r>
                 <w:rPr>
                   <w:rFonts w:ascii="Arial" w:cs="Arial" w:eastAsia="Arial" w:hAnsi="Arial"/>
@@ -36455,7 +36455,7 @@
               </w:rPr>
               <w:t xml:space="preserve"> compared to [Y] </w:t>
             </w:r>
-            <w:del w:id="9354" w:author="Claude (AI) - proposed" w:date="2026-10-15T12:58:05Z">
+            <w:del w:id="9354" w:author="Claude (AI) - proposed" w:date="2026-10-18T00:31:15Z">
               <w:r>
                 <w:rPr>
                   <w:rFonts w:ascii="Arial" w:cs="Arial" w:eastAsia="Arial" w:hAnsi="Arial"/>
@@ -36470,7 +36470,7 @@
                 <w:delText xml:space="preserve">cm²</w:delText>
               </w:r>
             </w:del>
-            <w:ins w:id="9355" w:author="Claude (AI) - proposed" w:date="2026-10-15T12:58:05Z">
+            <w:ins w:id="9355" w:author="Claude (AI) - proposed" w:date="2026-10-18T00:31:15Z">
               <w:r>
                 <w:rPr>
                   <w:rFonts w:ascii="Arial" w:cs="Arial" w:eastAsia="Arial" w:hAnsi="Arial"/>
@@ -36554,7 +36554,7 @@
             <w:pPr>
               <w:spacing w:after="20" w:before="0"/>
             </w:pPr>
-            <w:hyperlink w:history="1" r:id="rId-7-y6ptvo4aaygbqgrjge">
+            <w:hyperlink w:history="1" r:id="rIdhxsmgrxgrygr3pgehjkue">
               <w:r>
                 <w:rPr>
                   <w:rFonts w:ascii="Arial" w:cs="Arial" w:eastAsia="Arial" w:hAnsi="Arial"/>
@@ -36587,7 +36587,7 @@
               <w:spacing w:after="10" w:before="0"/>
               <w:ind w:left="120"/>
             </w:pPr>
-            <w:hyperlink w:history="1" r:id="rIdq3tzkjdbz9l-tj4avf7w5">
+            <w:hyperlink w:history="1" r:id="rIdobpnwzr6kaigyld9vtwlg">
               <w:r>
                 <w:rPr>
                   <w:rFonts w:ascii="Arial" w:cs="Arial" w:eastAsia="Arial" w:hAnsi="Arial"/>
@@ -36632,7 +36632,7 @@
             <w:pPr>
               <w:spacing w:after="20" w:before="0"/>
             </w:pPr>
-            <w:hyperlink w:history="1" r:id="rIds2ui9kagskdda3bj4neov">
+            <w:hyperlink w:history="1" r:id="rIdw-wz9mtd4cbwawp1rdtpd">
               <w:r>
                 <w:rPr>
                   <w:rFonts w:ascii="Arial" w:cs="Arial" w:eastAsia="Arial" w:hAnsi="Arial"/>
@@ -36681,7 +36681,7 @@
               <w:spacing w:after="10" w:before="0"/>
               <w:ind w:left="120"/>
             </w:pPr>
-            <w:hyperlink w:history="1" r:id="rIdf_sd30tilw_obsswxg23y">
+            <w:hyperlink w:history="1" r:id="rId7qrumjjjmmzkgzxhhyucr">
               <w:r>
                 <w:rPr>
                   <w:rFonts w:ascii="Arial" w:cs="Arial" w:eastAsia="Arial" w:hAnsi="Arial"/>
@@ -37186,7 +37186,7 @@
               </w:rPr>
               <w:t xml:space="preserve">Learners explained — using a completed Comparison Table with actual computed values — that the frustum tank uses less metal sheet than the cylinder-hemisphere tank because it has a smaller surface area</w:t>
             </w:r>
-            <w:ins w:id="9356" w:author="Claude (AI) - proposed" w:date="2026-10-15T12:58:05Z">
+            <w:ins w:id="9356" w:author="Claude (AI) - proposed" w:date="2026-10-18T00:31:15Z">
               <w:r>
                 <w:rPr>
                   <w:rFonts w:ascii="Arial" w:cs="Arial" w:eastAsia="Arial" w:hAnsi="Arial"/>
@@ -37214,7 +37214,7 @@
               </w:rPr>
               <w:t xml:space="preserve">, even though both tanks hold </w:t>
             </w:r>
-            <w:del w:id="9357" w:author="Claude (AI) - proposed" w:date="2026-10-15T12:58:05Z">
+            <w:del w:id="9357" w:author="Claude (AI) - proposed" w:date="2026-10-18T00:31:15Z">
               <w:r>
                 <w:rPr>
                   <w:rFonts w:ascii="Arial" w:cs="Arial" w:eastAsia="Arial" w:hAnsi="Arial"/>
@@ -37229,7 +37229,7 @@
                 <w:delText xml:space="preserve">exactly</w:delText>
               </w:r>
             </w:del>
-            <w:ins w:id="9358" w:author="Claude (AI) - proposed" w:date="2026-10-15T12:58:05Z">
+            <w:ins w:id="9358" w:author="Claude (AI) - proposed" w:date="2026-10-18T00:31:15Z">
               <w:r>
                 <w:rPr>
                   <w:rFonts w:ascii="Arial" w:cs="Arial" w:eastAsia="Arial" w:hAnsi="Arial"/>
@@ -37257,7 +37257,7 @@
               </w:rPr>
               <w:t xml:space="preserve"> the same volume of water (</w:t>
             </w:r>
-            <w:del w:id="9359" w:author="Claude (AI) - proposed" w:date="2026-10-15T12:58:05Z">
+            <w:del w:id="9359" w:author="Claude (AI) - proposed" w:date="2026-10-18T00:31:15Z">
               <w:r>
                 <w:rPr>
                   <w:rFonts w:ascii="Arial" w:cs="Arial" w:eastAsia="Arial" w:hAnsi="Arial"/>
@@ -37272,7 +37272,7 @@
                 <w:delText xml:space="preserve">5,000</w:delText>
               </w:r>
             </w:del>
-            <w:ins w:id="9360" w:author="Claude (AI) - proposed" w:date="2026-10-15T12:58:05Z">
+            <w:ins w:id="9360" w:author="Claude (AI) - proposed" w:date="2026-10-18T00:31:15Z">
               <w:r>
                 <w:rPr>
                   <w:rFonts w:ascii="Arial" w:cs="Arial" w:eastAsia="Arial" w:hAnsi="Arial"/>
@@ -37320,7 +37320,7 @@
         </w:rPr>
         <w:t xml:space="preserve">© 2026 SeaVuria and ARES. Aligned with KICD objectives. Developed by SeaVuria; technical implementation by ARES (with AI assistance from Claude). Licensed under </w:t>
       </w:r>
-      <w:hyperlink w:history="1" r:id="rIdg1akwrlmq0tau9jphkvbr">
+      <w:hyperlink w:history="1" r:id="rIdz3ezmcxdhcgjua6hek77k">
         <w:r>
           <w:rPr>
             <w:rFonts w:ascii="Arial" w:cs="Arial" w:eastAsia="Arial" w:hAnsi="Arial"/>
@@ -37341,7 +37341,7 @@
         </w:rPr>
         <w:t xml:space="preserve"> (</w:t>
       </w:r>
-      <w:hyperlink w:history="1" r:id="rIdcvizrnrb2cq_cqmap_mn_">
+      <w:hyperlink w:history="1" r:id="rIdjnanzb5lxybbneswdjtjr">
         <w:r>
           <w:rPr>
             <w:rFonts w:ascii="Arial" w:cs="Arial" w:eastAsia="Arial" w:hAnsi="Arial"/>
@@ -37849,7 +37849,7 @@
               <w:spacing w:after="40" w:before="0"/>
               <w:jc w:val="left"/>
             </w:pPr>
-            <w:del w:id="9361" w:author="Claude (AI) - proposed" w:date="2026-10-15T12:58:05Z">
+            <w:del w:id="9361" w:author="Claude (AI) - proposed" w:date="2026-10-18T00:31:15Z">
               <w:r>
                 <w:rPr>
                   <w:rFonts w:ascii="Arial" w:cs="Arial" w:eastAsia="Arial" w:hAnsi="Arial"/>
@@ -37877,7 +37877,7 @@
               </w:rPr>
               <w:t xml:space="preserve">How do we </w:t>
             </w:r>
-            <w:del w:id="9362" w:author="Claude (AI) - proposed" w:date="2026-10-15T12:58:05Z">
+            <w:del w:id="9362" w:author="Claude (AI) - proposed" w:date="2026-10-18T00:31:15Z">
               <w:r>
                 <w:rPr>
                   <w:rFonts w:ascii="Arial" w:cs="Arial" w:eastAsia="Arial" w:hAnsi="Arial"/>
@@ -37892,7 +37892,7 @@
                 <w:delText xml:space="preserve">apply</w:delText>
               </w:r>
             </w:del>
-            <w:ins w:id="9363" w:author="Claude (AI) - proposed" w:date="2026-10-15T12:58:05Z">
+            <w:ins w:id="9363" w:author="Claude (AI) - proposed" w:date="2026-10-18T00:31:15Z">
               <w:r>
                 <w:rPr>
                   <w:rFonts w:ascii="Arial" w:cs="Arial" w:eastAsia="Arial" w:hAnsi="Arial"/>
@@ -37920,7 +37920,7 @@
               </w:rPr>
               <w:t xml:space="preserve"> surface area and volume of solids</w:t>
             </w:r>
-            <w:del w:id="9364" w:author="Claude (AI) - proposed" w:date="2026-10-15T12:58:05Z">
+            <w:del w:id="9364" w:author="Claude (AI) - proposed" w:date="2026-10-18T00:31:15Z">
               <w:r>
                 <w:rPr>
                   <w:rFonts w:ascii="Arial" w:cs="Arial" w:eastAsia="Arial" w:hAnsi="Arial"/>
@@ -37935,7 +37935,7 @@
                 <w:delText xml:space="preserve"> in day-to-day activities? 2. How does the shape of a solid affect its</w:delText>
               </w:r>
             </w:del>
-            <w:ins w:id="9365" w:author="Claude (AI) - proposed" w:date="2026-10-15T12:58:05Z">
+            <w:ins w:id="9365" w:author="Claude (AI) - proposed" w:date="2026-10-18T00:31:15Z">
               <w:r>
                 <w:rPr>
                   <w:rFonts w:ascii="Arial" w:cs="Arial" w:eastAsia="Arial" w:hAnsi="Arial"/>
@@ -37963,7 +37963,7 @@
               </w:rPr>
               <w:t xml:space="preserve"> surface area and volume</w:t>
             </w:r>
-            <w:ins w:id="9366" w:author="Claude (AI) - proposed" w:date="2026-10-15T12:58:05Z">
+            <w:ins w:id="9366" w:author="Claude (AI) - proposed" w:date="2026-10-18T00:31:15Z">
               <w:r>
                 <w:rPr>
                   <w:rFonts w:ascii="Arial" w:cs="Arial" w:eastAsia="Arial" w:hAnsi="Arial"/>
@@ -38222,7 +38222,7 @@
               </w:rPr>
               <w:t xml:space="preserve">In this final lesson of Sub-Strand 2.4, learners act as junior engineers for a Kenyan water-tank manufacturer. They are presented with a rich design brief: recommend the most cost-efficient tank shape (from cylindrical-hemispherical composite, frustum, or pure cylinder) to supply 5,000 litres of water to </w:t>
             </w:r>
-            <w:del w:id="9367" w:author="Claude (AI) - proposed" w:date="2026-10-15T12:58:05Z">
+            <w:del w:id="9367" w:author="Claude (AI) - proposed" w:date="2026-10-18T00:31:15Z">
               <w:r>
                 <w:rPr>
                   <w:rFonts w:ascii="Arial" w:cs="Arial" w:eastAsia="Arial" w:hAnsi="Arial"/>
@@ -38237,7 +38237,7 @@
                 <w:delText xml:space="preserve">Nyakach Secondary School</w:delText>
               </w:r>
             </w:del>
-            <w:ins w:id="9368" w:author="Claude (AI) - proposed" w:date="2026-10-15T12:58:05Z">
+            <w:ins w:id="9368" w:author="Claude (AI) - proposed" w:date="2026-10-18T00:31:15Z">
               <w:r>
                 <w:rPr>
                   <w:rFonts w:ascii="Arial" w:cs="Arial" w:eastAsia="Arial" w:hAnsi="Arial"/>
@@ -38553,7 +38553,7 @@
             <w:pPr>
               <w:spacing w:after="20" w:before="0"/>
             </w:pPr>
-            <w:hyperlink w:history="1" r:id="rIdtbs6vryiftpn0lvyg3c42">
+            <w:hyperlink w:history="1" r:id="rIdwsgqnhx-grukuksgnyjfa">
               <w:r>
                 <w:rPr>
                   <w:rFonts w:ascii="Arial" w:cs="Arial" w:eastAsia="Arial" w:hAnsi="Arial"/>
@@ -38602,7 +38602,7 @@
               <w:spacing w:after="10" w:before="0"/>
               <w:ind w:left="120"/>
             </w:pPr>
-            <w:hyperlink w:history="1" r:id="rId2o3coazz7cqsgoabnytz3">
+            <w:hyperlink w:history="1" r:id="rId-omyshbift9jid6jt1tkc">
               <w:r>
                 <w:rPr>
                   <w:rFonts w:ascii="Arial" w:cs="Arial" w:eastAsia="Arial" w:hAnsi="Arial"/>
@@ -38647,7 +38647,7 @@
             <w:pPr>
               <w:spacing w:after="20" w:before="0"/>
             </w:pPr>
-            <w:hyperlink w:history="1" r:id="rIdf5oqwg8fuqml76beusnbi">
+            <w:hyperlink w:history="1" r:id="rIduqtoqsvbur78ot3vx7ssl">
               <w:r>
                 <w:rPr>
                   <w:rFonts w:ascii="Arial" w:cs="Arial" w:eastAsia="Arial" w:hAnsi="Arial"/>
@@ -38680,7 +38680,7 @@
               <w:spacing w:after="10" w:before="0"/>
               <w:ind w:left="120"/>
             </w:pPr>
-            <w:hyperlink w:history="1" r:id="rIdfwepjxtd5ng3llxlkmini">
+            <w:hyperlink w:history="1" r:id="rIdg1dxrjbgftf7bqx7pcwes">
               <w:r>
                 <w:rPr>
                   <w:rFonts w:ascii="Arial" w:cs="Arial" w:eastAsia="Arial" w:hAnsi="Arial"/>
@@ -38725,7 +38725,7 @@
               </w:rPr>
               <w:t xml:space="preserve">Learners are presented with the Final Design Brief projected on the board: 'You are a junior engineer at AquaFab Industries in Kisumu. </w:t>
             </w:r>
-            <w:del w:id="9369" w:author="Claude (AI) - proposed" w:date="2026-10-15T12:58:05Z">
+            <w:del w:id="9369" w:author="Claude (AI) - proposed" w:date="2026-10-18T00:31:15Z">
               <w:r>
                 <w:rPr>
                   <w:rFonts w:ascii="Arial" w:cs="Arial" w:eastAsia="Arial" w:hAnsi="Arial"/>
@@ -38740,7 +38740,7 @@
                 <w:delText xml:space="preserve">Nyakach Secondary School</w:delText>
               </w:r>
             </w:del>
-            <w:ins w:id="9370" w:author="Claude (AI) - proposed" w:date="2026-10-15T12:58:05Z">
+            <w:ins w:id="9370" w:author="Claude (AI) - proposed" w:date="2026-10-18T00:31:15Z">
               <w:r>
                 <w:rPr>
                   <w:rFonts w:ascii="Arial" w:cs="Arial" w:eastAsia="Arial" w:hAnsi="Arial"/>
@@ -38768,7 +38768,7 @@
               </w:rPr>
               <w:t xml:space="preserve"> in Siaya County needs a water storage tank that holds </w:t>
             </w:r>
-            <w:del w:id="9371" w:author="Claude (AI) - proposed" w:date="2026-10-15T12:58:05Z">
+            <w:del w:id="9371" w:author="Claude (AI) - proposed" w:date="2026-10-18T00:31:15Z">
               <w:r>
                 <w:rPr>
                   <w:rFonts w:ascii="Arial" w:cs="Arial" w:eastAsia="Arial" w:hAnsi="Arial"/>
@@ -38783,7 +38783,7 @@
                 <w:delText xml:space="preserve">exactly</w:delText>
               </w:r>
             </w:del>
-            <w:ins w:id="9372" w:author="Claude (AI) - proposed" w:date="2026-10-15T12:58:05Z">
+            <w:ins w:id="9372" w:author="Claude (AI) - proposed" w:date="2026-10-18T00:31:15Z">
               <w:r>
                 <w:rPr>
                   <w:rFonts w:ascii="Arial" w:cs="Arial" w:eastAsia="Arial" w:hAnsi="Arial"/>
@@ -38811,7 +38811,7 @@
               </w:rPr>
               <w:t xml:space="preserve"> 5,000 litres (5 m³). You must choose between three designs: Design A — a pure cylinder (r = 0.9 m, h = 1.97 m); Design B — </w:t>
             </w:r>
-            <w:del w:id="9373" w:author="Claude (AI) - proposed" w:date="2026-10-15T12:58:05Z">
+            <w:del w:id="9373" w:author="Claude (AI) - proposed" w:date="2026-10-18T00:31:15Z">
               <w:r>
                 <w:rPr>
                   <w:rFonts w:ascii="Arial" w:cs="Arial" w:eastAsia="Arial" w:hAnsi="Arial"/>
@@ -38826,7 +38826,7 @@
                 <w:delText xml:space="preserve">a</w:delText>
               </w:r>
             </w:del>
-            <w:ins w:id="9374" w:author="Claude (AI) - proposed" w:date="2026-10-15T12:58:05Z">
+            <w:ins w:id="9374" w:author="Claude (AI) - proposed" w:date="2026-10-18T00:31:15Z">
               <w:r>
                 <w:rPr>
                   <w:rFonts w:ascii="Arial" w:cs="Arial" w:eastAsia="Arial" w:hAnsi="Arial"/>
@@ -38854,7 +38854,7 @@
               </w:rPr>
               <w:t xml:space="preserve"> cylinder topped with a hemisphere (cylinder r = 0.</w:t>
             </w:r>
-            <w:del w:id="9375" w:author="Claude (AI) - proposed" w:date="2026-10-15T12:58:05Z">
+            <w:del w:id="9375" w:author="Claude (AI) - proposed" w:date="2026-10-18T00:31:15Z">
               <w:r>
                 <w:rPr>
                   <w:rFonts w:ascii="Arial" w:cs="Arial" w:eastAsia="Arial" w:hAnsi="Arial"/>
@@ -38869,7 +38869,7 @@
                 <w:delText xml:space="preserve">85</w:delText>
               </w:r>
             </w:del>
-            <w:ins w:id="9376" w:author="Claude (AI) - proposed" w:date="2026-10-15T12:58:05Z">
+            <w:ins w:id="9376" w:author="Claude (AI) - proposed" w:date="2026-10-18T00:31:15Z">
               <w:r>
                 <w:rPr>
                   <w:rFonts w:ascii="Arial" w:cs="Arial" w:eastAsia="Arial" w:hAnsi="Arial"/>
@@ -38897,7 +38897,7 @@
               </w:rPr>
               <w:t xml:space="preserve"> m, h = </w:t>
             </w:r>
-            <w:del w:id="9377" w:author="Claude (AI) - proposed" w:date="2026-10-15T12:58:05Z">
+            <w:del w:id="9377" w:author="Claude (AI) - proposed" w:date="2026-10-18T00:31:15Z">
               <w:r>
                 <w:rPr>
                   <w:rFonts w:ascii="Arial" w:cs="Arial" w:eastAsia="Arial" w:hAnsi="Arial"/>
@@ -38912,7 +38912,7 @@
                 <w:delText xml:space="preserve">1.6</w:delText>
               </w:r>
             </w:del>
-            <w:ins w:id="9378" w:author="Claude (AI) - proposed" w:date="2026-10-15T12:58:05Z">
+            <w:ins w:id="9378" w:author="Claude (AI) - proposed" w:date="2026-10-18T00:31:15Z">
               <w:r>
                 <w:rPr>
                   <w:rFonts w:ascii="Arial" w:cs="Arial" w:eastAsia="Arial" w:hAnsi="Arial"/>
@@ -38940,7 +38940,7 @@
               </w:rPr>
               <w:t xml:space="preserve"> m, hemisphere r = 0.</w:t>
             </w:r>
-            <w:del w:id="9379" w:author="Claude (AI) - proposed" w:date="2026-10-15T12:58:05Z">
+            <w:del w:id="9379" w:author="Claude (AI) - proposed" w:date="2026-10-18T00:31:15Z">
               <w:r>
                 <w:rPr>
                   <w:rFonts w:ascii="Arial" w:cs="Arial" w:eastAsia="Arial" w:hAnsi="Arial"/>
@@ -38955,7 +38955,7 @@
                 <w:delText xml:space="preserve">85</w:delText>
               </w:r>
             </w:del>
-            <w:ins w:id="9380" w:author="Claude (AI) - proposed" w:date="2026-10-15T12:58:05Z">
+            <w:ins w:id="9380" w:author="Claude (AI) - proposed" w:date="2026-10-18T00:31:15Z">
               <w:r>
                 <w:rPr>
                   <w:rFonts w:ascii="Arial" w:cs="Arial" w:eastAsia="Arial" w:hAnsi="Arial"/>
@@ -38983,7 +38983,7 @@
               </w:rPr>
               <w:t xml:space="preserve"> m); Design C — </w:t>
             </w:r>
-            <w:del w:id="9381" w:author="Claude (AI) - proposed" w:date="2026-10-15T12:58:05Z">
+            <w:del w:id="9381" w:author="Claude (AI) - proposed" w:date="2026-10-18T00:31:15Z">
               <w:r>
                 <w:rPr>
                   <w:rFonts w:ascii="Arial" w:cs="Arial" w:eastAsia="Arial" w:hAnsi="Arial"/>
@@ -38998,7 +38998,7 @@
                 <w:delText xml:space="preserve">a</w:delText>
               </w:r>
             </w:del>
-            <w:ins w:id="9382" w:author="Claude (AI) - proposed" w:date="2026-10-15T12:58:05Z">
+            <w:ins w:id="9382" w:author="Claude (AI) - proposed" w:date="2026-10-18T00:31:15Z">
               <w:r>
                 <w:rPr>
                   <w:rFonts w:ascii="Arial" w:cs="Arial" w:eastAsia="Arial" w:hAnsi="Arial"/>
@@ -39026,7 +39026,7 @@
               </w:rPr>
               <w:t xml:space="preserve"> frustum (R = 1.</w:t>
             </w:r>
-            <w:del w:id="9383" w:author="Claude (AI) - proposed" w:date="2026-10-15T12:58:05Z">
+            <w:del w:id="9383" w:author="Claude (AI) - proposed" w:date="2026-10-18T00:31:15Z">
               <w:r>
                 <w:rPr>
                   <w:rFonts w:ascii="Arial" w:cs="Arial" w:eastAsia="Arial" w:hAnsi="Arial"/>
@@ -39041,7 +39041,7 @@
                 <w:delText xml:space="preserve">2</w:delText>
               </w:r>
             </w:del>
-            <w:ins w:id="9384" w:author="Claude (AI) - proposed" w:date="2026-10-15T12:58:05Z">
+            <w:ins w:id="9384" w:author="Claude (AI) - proposed" w:date="2026-10-18T00:31:15Z">
               <w:r>
                 <w:rPr>
                   <w:rFonts w:ascii="Arial" w:cs="Arial" w:eastAsia="Arial" w:hAnsi="Arial"/>
@@ -39069,7 +39069,7 @@
               </w:rPr>
               <w:t xml:space="preserve"> m, r = 0.</w:t>
             </w:r>
-            <w:del w:id="9385" w:author="Claude (AI) - proposed" w:date="2026-10-15T12:58:05Z">
+            <w:del w:id="9385" w:author="Claude (AI) - proposed" w:date="2026-10-18T00:31:15Z">
               <w:r>
                 <w:rPr>
                   <w:rFonts w:ascii="Arial" w:cs="Arial" w:eastAsia="Arial" w:hAnsi="Arial"/>
@@ -39084,7 +39084,7 @@
                 <w:delText xml:space="preserve">7</w:delText>
               </w:r>
             </w:del>
-            <w:ins w:id="9386" w:author="Claude (AI) - proposed" w:date="2026-10-15T12:58:05Z">
+            <w:ins w:id="9386" w:author="Claude (AI) - proposed" w:date="2026-10-18T00:31:15Z">
               <w:r>
                 <w:rPr>
                   <w:rFonts w:ascii="Arial" w:cs="Arial" w:eastAsia="Arial" w:hAnsi="Arial"/>
@@ -39112,7 +39112,7 @@
               </w:rPr>
               <w:t xml:space="preserve"> m, h = 1.</w:t>
             </w:r>
-            <w:del w:id="9387" w:author="Claude (AI) - proposed" w:date="2026-10-15T12:58:05Z">
+            <w:del w:id="9387" w:author="Claude (AI) - proposed" w:date="2026-10-18T00:31:15Z">
               <w:r>
                 <w:rPr>
                   <w:rFonts w:ascii="Arial" w:cs="Arial" w:eastAsia="Arial" w:hAnsi="Arial"/>
@@ -39127,7 +39127,7 @@
                 <w:delText xml:space="preserve">8</w:delText>
               </w:r>
             </w:del>
-            <w:ins w:id="9388" w:author="Claude (AI) - proposed" w:date="2026-10-15T12:58:05Z">
+            <w:ins w:id="9388" w:author="Claude (AI) - proposed" w:date="2026-10-18T00:31:15Z">
               <w:r>
                 <w:rPr>
                   <w:rFonts w:ascii="Arial" w:cs="Arial" w:eastAsia="Arial" w:hAnsi="Arial"/>
@@ -39175,7 +39175,7 @@
               <w:spacing w:after="40" w:before="0"/>
               <w:jc w:val="left"/>
             </w:pPr>
-            <w:ins w:id="9389" w:author="Claude (AI) - proposed" w:date="2026-10-15T12:58:05Z">
+            <w:ins w:id="9389" w:author="Claude (AI) - proposed" w:date="2026-10-18T00:31:15Z">
               <w:r>
                 <w:rPr>
                   <w:rFonts w:ascii="Arial" w:cs="Arial" w:eastAsia="Arial" w:hAnsi="Arial"/>
@@ -39325,7 +39325,7 @@
             <w:pPr>
               <w:spacing w:after="20" w:before="0"/>
             </w:pPr>
-            <w:hyperlink w:history="1" r:id="rIdigjfy-hfk42onovrsj7pb">
+            <w:hyperlink w:history="1" r:id="rIdeuulzateya5xuwsr67ys2">
               <w:r>
                 <w:rPr>
                   <w:rFonts w:ascii="Arial" w:cs="Arial" w:eastAsia="Arial" w:hAnsi="Arial"/>
@@ -39374,7 +39374,7 @@
               <w:spacing w:after="10" w:before="0"/>
               <w:ind w:left="120"/>
             </w:pPr>
-            <w:hyperlink w:history="1" r:id="rIdgzjpv8nfk2tu5y61etrte">
+            <w:hyperlink w:history="1" r:id="rIdozh5eynibj9rbs0s6gijk">
               <w:r>
                 <w:rPr>
                   <w:rFonts w:ascii="Arial" w:cs="Arial" w:eastAsia="Arial" w:hAnsi="Arial"/>
@@ -39419,7 +39419,7 @@
             <w:pPr>
               <w:spacing w:after="20" w:before="0"/>
             </w:pPr>
-            <w:hyperlink w:history="1" r:id="rIdpiapuigmuegjqrwgskhq-">
+            <w:hyperlink w:history="1" r:id="rIdvbnwihrwcg4ilab0hmlmr">
               <w:r>
                 <w:rPr>
                   <w:rFonts w:ascii="Arial" w:cs="Arial" w:eastAsia="Arial" w:hAnsi="Arial"/>
@@ -39452,7 +39452,7 @@
               <w:spacing w:after="10" w:before="0"/>
               <w:ind w:left="120"/>
             </w:pPr>
-            <w:hyperlink w:history="1" r:id="rIdjrj2tcypa_j2hfvsumhyi">
+            <w:hyperlink w:history="1" r:id="rIddmy99lswgkfam8atbywb4">
               <w:r>
                 <w:rPr>
                   <w:rFonts w:ascii="Arial" w:cs="Arial" w:eastAsia="Arial" w:hAnsi="Arial"/>
@@ -39497,7 +39497,7 @@
               </w:rPr>
               <w:t xml:space="preserve">Learners work in their established groups of 4–5. Each group receives a printed AquaFab Design Task Card containing: (1) exact dimensions for all three designs; (2) a reminder formula sheet (cube, cuboid, cylinder, sphere, cone, frustum surface area and volume formulas); (3) the metal sheet cost rate (KSh 850/m²); (4) step-by-step scaffold questions: 'Step 1 — Verify each design holds ≥ 5 m³ (show working). Step 2 — Calculate the total outer surface area for each design (excluding the base, since tanks sit on a platform). Step 3 — Calculate the metal sheet cost for each design. Step 4 — Record your results in the comparison table below.' Groups divide the three designs among members, then share results to complete the full table. Calculations are done on paper. Groups may use calculators. After 20 minutes, each group nominates a 'Quality Checker' who independently verifies at least one calculation per design before the group finalises their table. Key formulas used: Cylinder SA (lateral + top) = 2πrh + πr²; Hemisphere SA = 2πr²; Composite (B) = 2πr_c·h_c + πr_c² + 2πr_h²; Frustum lateral SA = π(R+r)l where l = √[h²+(R−r)²]; </w:t>
             </w:r>
-            <w:del w:id="9390" w:author="Claude (AI) - proposed" w:date="2026-10-15T12:58:05Z">
+            <w:del w:id="9390" w:author="Claude (AI) - proposed" w:date="2026-10-18T00:31:15Z">
               <w:r>
                 <w:rPr>
                   <w:rFonts w:ascii="Arial" w:cs="Arial" w:eastAsia="Arial" w:hAnsi="Arial"/>
@@ -39512,7 +39512,7 @@
                 <w:delText xml:space="preserve">Frustum base area = πR²</w:delText>
               </w:r>
             </w:del>
-            <w:ins w:id="9391" w:author="Claude (AI) - proposed" w:date="2026-10-15T12:58:05Z">
+            <w:ins w:id="9391" w:author="Claude (AI) - proposed" w:date="2026-10-18T00:31:15Z">
               <w:r>
                 <w:rPr>
                   <w:rFonts w:ascii="Arial" w:cs="Arial" w:eastAsia="Arial" w:hAnsi="Arial"/>
@@ -39639,7 +39639,7 @@
               </w:rPr>
               <w:t xml:space="preserve">Observable indicators: (1) Each group's comparison table is fully completed with correct units (m², KSh). (2) Volume verification step shows ≥ 5 m³ for all three designs before cost comparison proceeds. (3) The Quality Checker can articulate at least one correction or confirmation</w:t>
             </w:r>
-            <w:ins w:id="9392" w:author="Claude (AI) - proposed" w:date="2026-10-15T12:58:05Z">
+            <w:ins w:id="9392" w:author="Claude (AI) - proposed" w:date="2026-10-18T00:31:15Z">
               <w:r>
                 <w:rPr>
                   <w:rFonts w:ascii="Arial" w:cs="Arial" w:eastAsia="Arial" w:hAnsi="Arial"/>
@@ -39723,7 +39723,7 @@
             <w:pPr>
               <w:spacing w:after="20" w:before="0"/>
             </w:pPr>
-            <w:hyperlink w:history="1" r:id="rIdzdacz9mahjhkeqtpzbobn">
+            <w:hyperlink w:history="1" r:id="rIda-a4x1_jwo5vz53cwud4t">
               <w:r>
                 <w:rPr>
                   <w:rFonts w:ascii="Arial" w:cs="Arial" w:eastAsia="Arial" w:hAnsi="Arial"/>
@@ -39772,7 +39772,7 @@
               <w:spacing w:after="10" w:before="0"/>
               <w:ind w:left="120"/>
             </w:pPr>
-            <w:hyperlink w:history="1" r:id="rIduna6w9pco8uzniuop0sys">
+            <w:hyperlink w:history="1" r:id="rIdp3n4pp909mcrjbdmxds_y">
               <w:r>
                 <w:rPr>
                   <w:rFonts w:ascii="Arial" w:cs="Arial" w:eastAsia="Arial" w:hAnsi="Arial"/>
@@ -39817,7 +39817,7 @@
             <w:pPr>
               <w:spacing w:after="20" w:before="0"/>
             </w:pPr>
-            <w:hyperlink w:history="1" r:id="rIdz2pqjolop8be6hlzv0l28">
+            <w:hyperlink w:history="1" r:id="rIdffcbha6clfqviortqakai">
               <w:r>
                 <w:rPr>
                   <w:rFonts w:ascii="Arial" w:cs="Arial" w:eastAsia="Arial" w:hAnsi="Arial"/>
@@ -39850,7 +39850,7 @@
               <w:spacing w:after="10" w:before="0"/>
               <w:ind w:left="120"/>
             </w:pPr>
-            <w:hyperlink w:history="1" r:id="rIdv2scl78gnypx1pelwvgno">
+            <w:hyperlink w:history="1" r:id="rIdhnwpjusjpriyzfdiiysvq">
               <w:r>
                 <w:rPr>
                   <w:rFonts w:ascii="Arial" w:cs="Arial" w:eastAsia="Arial" w:hAnsi="Arial"/>
@@ -39895,7 +39895,7 @@
               </w:rPr>
               <w:t xml:space="preserve">Gallery Walk + Whole-Class Final Explanation. Each group posts their completed comparison table and recommended design on the wall or board. Groups rotate (</w:t>
             </w:r>
-            <w:del w:id="9393" w:author="Claude (AI) - proposed" w:date="2026-10-15T12:58:05Z">
+            <w:del w:id="9393" w:author="Claude (AI) - proposed" w:date="2026-10-18T00:31:15Z">
               <w:r>
                 <w:rPr>
                   <w:rFonts w:ascii="Arial" w:cs="Arial" w:eastAsia="Arial" w:hAnsi="Arial"/>
@@ -39910,7 +39910,7 @@
                 <w:delText xml:space="preserve">5</w:delText>
               </w:r>
             </w:del>
-            <w:ins w:id="9394" w:author="Claude (AI) - proposed" w:date="2026-10-15T12:58:05Z">
+            <w:ins w:id="9394" w:author="Claude (AI) - proposed" w:date="2026-10-18T00:31:15Z">
               <w:r>
                 <w:rPr>
                   <w:rFonts w:ascii="Arial" w:cs="Arial" w:eastAsia="Arial" w:hAnsi="Arial"/>
@@ -39938,7 +39938,7 @@
               </w:rPr>
               <w:t xml:space="preserve"> minutes) to read other groups' tables, placing a sticky dot next to the recommendation they agree with most. After the gallery walk, learners return to seats. The teacher facilitates </w:t>
             </w:r>
-            <w:del w:id="9395" w:author="Claude (AI) - proposed" w:date="2026-10-15T12:58:05Z">
+            <w:del w:id="9395" w:author="Claude (AI) - proposed" w:date="2026-10-18T00:31:15Z">
               <w:r>
                 <w:rPr>
                   <w:rFonts w:ascii="Arial" w:cs="Arial" w:eastAsia="Arial" w:hAnsi="Arial"/>
@@ -39953,7 +39953,7 @@
                 <w:delText xml:space="preserve">a 12</w:delText>
               </w:r>
             </w:del>
-            <w:ins w:id="9396" w:author="Claude (AI) - proposed" w:date="2026-10-15T12:58:05Z">
+            <w:ins w:id="9396" w:author="Claude (AI) - proposed" w:date="2026-10-18T00:31:15Z">
               <w:r>
                 <w:rPr>
                   <w:rFonts w:ascii="Arial" w:cs="Arial" w:eastAsia="Arial" w:hAnsi="Arial"/>
@@ -40014,7 +40014,7 @@
               </w:rPr>
               <w:t xml:space="preserve">During the gallery walk, circulate and note which recommendation is most common. After learners return to seats, display the three Final Explanation questions. Ask Q1 first: 'Look at your tables. Surface area and volume are both properties of the same solid. What pattern do you notice about how they change across the three shapes?' Wait 12 seconds. Cold-call 3 students. Write key ideas on the board: 'Same volume ≠ same surface area.' Ask Q2: 'Otieno's group says the frustum uses less metal. Can someone explain WHY — using the geometry of the shape — not just the numbers?' Wait 15 seconds. Cold-call 2 students. Push for geometric reasoning: '</w:t>
             </w:r>
-            <w:del w:id="9397" w:author="Claude (AI) - proposed" w:date="2026-10-15T12:58:05Z">
+            <w:del w:id="9397" w:author="Claude (AI) - proposed" w:date="2026-10-18T00:31:15Z">
               <w:r>
                 <w:rPr>
                   <w:rFonts w:ascii="Arial" w:cs="Arial" w:eastAsia="Arial" w:hAnsi="Arial"/>
@@ -40029,7 +40029,7 @@
                 <w:delText xml:space="preserve">What about the slant height, the radii, the absence of a full circular top?'</w:delText>
               </w:r>
             </w:del>
-            <w:ins w:id="9398" w:author="Claude (AI) - proposed" w:date="2026-10-15T12:58:05Z">
+            <w:ins w:id="9398" w:author="Claude (AI) - proposed" w:date="2026-10-18T00:31:15Z">
               <w:r>
                 <w:rPr>
                   <w:rFonts w:ascii="Arial" w:cs="Arial" w:eastAsia="Arial" w:hAnsi="Arial"/>
@@ -40123,7 +40123,7 @@
               </w:rPr>
               <w:t xml:space="preserve">Observable indicators: (1) During the gallery walk, learners read and engage with other tables — not just their own. (2) 'Before and After' reflections explicitly name a formula or geometric property (not just 'I know more now'). (3) During Q2, at least one learner </w:t>
             </w:r>
-            <w:del w:id="9399" w:author="Claude (AI) - proposed" w:date="2026-10-15T12:58:05Z">
+            <w:del w:id="9399" w:author="Claude (AI) - proposed" w:date="2026-10-18T00:31:15Z">
               <w:r>
                 <w:rPr>
                   <w:rFonts w:ascii="Arial" w:cs="Arial" w:eastAsia="Arial" w:hAnsi="Arial"/>
@@ -40138,7 +40138,7 @@
                 <w:delText xml:space="preserve">references slant height or the comparative radii of the frustum as geometric reasons for smaller surface area</w:delText>
               </w:r>
             </w:del>
-            <w:ins w:id="9400" w:author="Claude (AI) - proposed" w:date="2026-10-15T12:58:05Z">
+            <w:ins w:id="9400" w:author="Claude (AI) - proposed" w:date="2026-10-18T00:31:15Z">
               <w:r>
                 <w:rPr>
                   <w:rFonts w:ascii="Arial" w:cs="Arial" w:eastAsia="Arial" w:hAnsi="Arial"/>
@@ -40222,7 +40222,7 @@
             <w:pPr>
               <w:spacing w:after="20" w:before="0"/>
             </w:pPr>
-            <w:hyperlink w:history="1" r:id="rIdqp-eaauf7wxd1sza-7lin">
+            <w:hyperlink w:history="1" r:id="rId4w17gz5p0y10v8uotyxhw">
               <w:r>
                 <w:rPr>
                   <w:rFonts w:ascii="Arial" w:cs="Arial" w:eastAsia="Arial" w:hAnsi="Arial"/>
@@ -40271,7 +40271,7 @@
               <w:spacing w:after="10" w:before="0"/>
               <w:ind w:left="120"/>
             </w:pPr>
-            <w:hyperlink w:history="1" r:id="rIdueexjw-o4h2hfndjp3pba">
+            <w:hyperlink w:history="1" r:id="rIdozkn5lhm0hqdcuogcb8hq">
               <w:r>
                 <w:rPr>
                   <w:rFonts w:ascii="Arial" w:cs="Arial" w:eastAsia="Arial" w:hAnsi="Arial"/>
@@ -40316,7 +40316,7 @@
             <w:pPr>
               <w:spacing w:after="20" w:before="0"/>
             </w:pPr>
-            <w:hyperlink w:history="1" r:id="rIdtxs3jbl5tql2ttnxf9l_h">
+            <w:hyperlink w:history="1" r:id="rIdainxbg1zvz_89gb5esaq_">
               <w:r>
                 <w:rPr>
                   <w:rFonts w:ascii="Arial" w:cs="Arial" w:eastAsia="Arial" w:hAnsi="Arial"/>
@@ -40349,7 +40349,7 @@
               <w:spacing w:after="10" w:before="0"/>
               <w:ind w:left="120"/>
             </w:pPr>
-            <w:hyperlink w:history="1" r:id="rIdtzlt-3jallbm7bm7mzytn">
+            <w:hyperlink w:history="1" r:id="rIdcpfubhgcawgctli-ro-2l">
               <w:r>
                 <w:rPr>
                   <w:rFonts w:ascii="Arial" w:cs="Arial" w:eastAsia="Arial" w:hAnsi="Arial"/>
@@ -40394,7 +40394,7 @@
               </w:rPr>
               <w:t xml:space="preserve">The class gathers around the Driving Question Board that has been built up across all 10 lessons. The teacher reads aloud each remaining unanswered question (marked in YELLOW sticky notes from previous lessons). For each, the class nominates a 'Question Owner' — a student who feels they can now answer it — who writes a concise answer on a GREEN sticky note and places it over the yellow. The two KICD Key Inquiry Questions are addressed last and most formally: (KIQ 1) 'How do we </w:t>
             </w:r>
-            <w:del w:id="9401" w:author="Claude (AI) - proposed" w:date="2026-10-15T12:58:05Z">
+            <w:del w:id="9401" w:author="Claude (AI) - proposed" w:date="2026-10-18T00:31:15Z">
               <w:r>
                 <w:rPr>
                   <w:rFonts w:ascii="Arial" w:cs="Arial" w:eastAsia="Arial" w:hAnsi="Arial"/>
@@ -40409,7 +40409,7 @@
                 <w:delText xml:space="preserve">apply</w:delText>
               </w:r>
             </w:del>
-            <w:ins w:id="9402" w:author="Claude (AI) - proposed" w:date="2026-10-15T12:58:05Z">
+            <w:ins w:id="9402" w:author="Claude (AI) - proposed" w:date="2026-10-18T00:31:15Z">
               <w:r>
                 <w:rPr>
                   <w:rFonts w:ascii="Arial" w:cs="Arial" w:eastAsia="Arial" w:hAnsi="Arial"/>
@@ -40437,7 +40437,7 @@
               </w:rPr>
               <w:t xml:space="preserve"> surface area and volume of solids</w:t>
             </w:r>
-            <w:del w:id="9403" w:author="Claude (AI) - proposed" w:date="2026-10-15T12:58:05Z">
+            <w:del w:id="9403" w:author="Claude (AI) - proposed" w:date="2026-10-18T00:31:15Z">
               <w:r>
                 <w:rPr>
                   <w:rFonts w:ascii="Arial" w:cs="Arial" w:eastAsia="Arial" w:hAnsi="Arial"/>
@@ -40452,7 +40452,7 @@
                 <w:delText xml:space="preserve"> in day-to-day activities</w:delText>
               </w:r>
             </w:del>
-            <w:ins w:id="9404" w:author="Claude (AI) - proposed" w:date="2026-10-15T12:58:05Z">
+            <w:ins w:id="9404" w:author="Claude (AI) - proposed" w:date="2026-10-18T00:31:15Z">
               <w:r>
                 <w:rPr>
                   <w:rFonts w:ascii="Arial" w:cs="Arial" w:eastAsia="Arial" w:hAnsi="Arial"/>
@@ -40480,7 +40480,7 @@
               </w:rPr>
               <w:t xml:space="preserve">?' — the class co-constructs a list of 5 real Kenyan applications on the board (e.g., water tank design in Siaya, grain silo sizing in Eldoret, packaging design </w:t>
             </w:r>
-            <w:del w:id="9405" w:author="Claude (AI) - proposed" w:date="2026-10-15T12:58:05Z">
+            <w:del w:id="9405" w:author="Claude (AI) - proposed" w:date="2026-10-18T00:31:15Z">
               <w:r>
                 <w:rPr>
                   <w:rFonts w:ascii="Arial" w:cs="Arial" w:eastAsia="Arial" w:hAnsi="Arial"/>
@@ -40495,7 +40495,7 @@
                 <w:delText xml:space="preserve">for Bidco Kenya, football production in Athi River, architectural dome design in Nairobi). (KIQ 2) </w:delText>
               </w:r>
             </w:del>
-            <w:ins w:id="9406" w:author="Claude (AI) - proposed" w:date="2026-10-15T12:58:05Z">
+            <w:ins w:id="9406" w:author="Claude (AI) - proposed" w:date="2026-10-18T00:31:15Z">
               <w:r>
                 <w:rPr>
                   <w:rFonts w:ascii="Arial" w:cs="Arial" w:eastAsia="Arial" w:hAnsi="Arial"/>
@@ -40523,7 +40523,7 @@
               </w:rPr>
               <w:t xml:space="preserve">'How does the shape of a solid </w:t>
             </w:r>
-            <w:del w:id="9407" w:author="Claude (AI) - proposed" w:date="2026-10-15T12:58:05Z">
+            <w:del w:id="9407" w:author="Claude (AI) - proposed" w:date="2026-10-18T00:31:15Z">
               <w:r>
                 <w:rPr>
                   <w:rFonts w:ascii="Arial" w:cs="Arial" w:eastAsia="Arial" w:hAnsi="Arial"/>
@@ -40538,7 +40538,7 @@
                 <w:delText xml:space="preserve">affect its surface area and volume?' — the class agrees on a one-sentence consensus answer that is written</w:delText>
               </w:r>
             </w:del>
-            <w:ins w:id="9408" w:author="Claude (AI) - proposed" w:date="2026-10-15T12:58:05Z">
+            <w:ins w:id="9408" w:author="Claude (AI) - proposed" w:date="2026-10-18T00:31:15Z">
               <w:r>
                 <w:rPr>
                   <w:rFonts w:ascii="Arial" w:cs="Arial" w:eastAsia="Arial" w:hAnsi="Arial"/>
@@ -40566,7 +40566,7 @@
               </w:rPr>
               <w:t xml:space="preserve"> on a large card</w:t>
             </w:r>
-            <w:del w:id="9409" w:author="Claude (AI) - proposed" w:date="2026-10-15T12:58:05Z">
+            <w:del w:id="9409" w:author="Claude (AI) - proposed" w:date="2026-10-18T00:31:15Z">
               <w:r>
                 <w:rPr>
                   <w:rFonts w:ascii="Arial" w:cs="Arial" w:eastAsia="Arial" w:hAnsi="Arial"/>
@@ -40627,7 +40627,7 @@
               </w:rPr>
               <w:t xml:space="preserve">Point to the DQB. Say: 'This board has been our learning journey for 10 lessons. Today we close it out. Every yellow question gets a green answer.' Read each yellow question aloud. Ask: 'Who owns this question? Who can answer it now?' Wait 8 seconds. If no volunteer, cold-call a student who showed understanding in Phase 3. After all yellow questions are answered, say: 'Now the two big questions that started everything.' Read KIQ 1. Say: '</w:t>
             </w:r>
-            <w:ins w:id="9410" w:author="Claude (AI) - proposed" w:date="2026-10-15T12:58:05Z">
+            <w:ins w:id="9410" w:author="Claude (AI) - proposed" w:date="2026-10-18T00:31:15Z">
               <w:r>
                 <w:rPr>
                   <w:rFonts w:ascii="Arial" w:cs="Arial" w:eastAsia="Arial" w:hAnsi="Arial"/>
@@ -40655,7 +40655,7 @@
               </w:rPr>
               <w:t xml:space="preserve">Give me real Kenyan examples — industries, farms, buildings</w:t>
             </w:r>
-            <w:del w:id="9411" w:author="Claude (AI) - proposed" w:date="2026-10-15T12:58:05Z">
+            <w:del w:id="9411" w:author="Claude (AI) - proposed" w:date="2026-10-18T00:31:15Z">
               <w:r>
                 <w:rPr>
                   <w:rFonts w:ascii="Arial" w:cs="Arial" w:eastAsia="Arial" w:hAnsi="Arial"/>
@@ -40683,7 +40683,7 @@
               </w:rPr>
               <w:t xml:space="preserve">.' Cold-call 5 pairs to contribute one example each — compile the list on the board. For </w:t>
             </w:r>
-            <w:del w:id="9412" w:author="Claude (AI) - proposed" w:date="2026-10-15T12:58:05Z">
+            <w:del w:id="9412" w:author="Claude (AI) - proposed" w:date="2026-10-18T00:31:15Z">
               <w:r>
                 <w:rPr>
                   <w:rFonts w:ascii="Arial" w:cs="Arial" w:eastAsia="Arial" w:hAnsi="Arial"/>
@@ -40698,7 +40698,7 @@
                 <w:delText xml:space="preserve">KIQ 2</w:delText>
               </w:r>
             </w:del>
-            <w:ins w:id="9413" w:author="Claude (AI) - proposed" w:date="2026-10-15T12:58:05Z">
+            <w:ins w:id="9413" w:author="Claude (AI) - proposed" w:date="2026-10-18T00:31:15Z">
               <w:r>
                 <w:rPr>
                   <w:rFonts w:ascii="Arial" w:cs="Arial" w:eastAsia="Arial" w:hAnsi="Arial"/>
@@ -40726,7 +40726,7 @@
               </w:rPr>
               <w:t xml:space="preserve">, say: 'In one sentence — not a formula, a sentence — how does shape affect </w:t>
             </w:r>
-            <w:del w:id="9414" w:author="Claude (AI) - proposed" w:date="2026-10-15T12:58:05Z">
+            <w:del w:id="9414" w:author="Claude (AI) - proposed" w:date="2026-10-18T00:31:15Z">
               <w:r>
                 <w:rPr>
                   <w:rFonts w:ascii="Arial" w:cs="Arial" w:eastAsia="Arial" w:hAnsi="Arial"/>
@@ -40741,7 +40741,7 @@
                 <w:delText xml:space="preserve">surface area and volume</w:delText>
               </w:r>
             </w:del>
-            <w:ins w:id="9415" w:author="Claude (AI) - proposed" w:date="2026-10-15T12:58:05Z">
+            <w:ins w:id="9415" w:author="Claude (AI) - proposed" w:date="2026-10-18T00:31:15Z">
               <w:r>
                 <w:rPr>
                   <w:rFonts w:ascii="Arial" w:cs="Arial" w:eastAsia="Arial" w:hAnsi="Arial"/>
@@ -40835,7 +40835,7 @@
               </w:rPr>
               <w:t xml:space="preserve">Observable indicators: (1) Every yellow sticky note on the DQB is covered by a green answer by the end of this phase. (2) The </w:t>
             </w:r>
-            <w:del w:id="9416" w:author="Claude (AI) - proposed" w:date="2026-10-15T12:58:05Z">
+            <w:del w:id="9416" w:author="Claude (AI) - proposed" w:date="2026-10-18T00:31:15Z">
               <w:r>
                 <w:rPr>
                   <w:rFonts w:ascii="Arial" w:cs="Arial" w:eastAsia="Arial" w:hAnsi="Arial"/>
@@ -40850,7 +40850,7 @@
                 <w:delText xml:space="preserve">KIQ 2</w:delText>
               </w:r>
             </w:del>
-            <w:ins w:id="9417" w:author="Claude (AI) - proposed" w:date="2026-10-15T12:58:05Z">
+            <w:ins w:id="9417" w:author="Claude (AI) - proposed" w:date="2026-10-18T00:31:15Z">
               <w:r>
                 <w:rPr>
                   <w:rFonts w:ascii="Arial" w:cs="Arial" w:eastAsia="Arial" w:hAnsi="Arial"/>
@@ -40878,7 +40878,7 @@
               </w:rPr>
               <w:t xml:space="preserve"> consensus sentence includes at minimum: reference to shape, surface area, volume, and </w:t>
             </w:r>
-            <w:del w:id="9418" w:author="Claude (AI) - proposed" w:date="2026-10-15T12:58:05Z">
+            <w:del w:id="9418" w:author="Claude (AI) - proposed" w:date="2026-10-18T00:31:15Z">
               <w:r>
                 <w:rPr>
                   <w:rFonts w:ascii="Arial" w:cs="Arial" w:eastAsia="Arial" w:hAnsi="Arial"/>
@@ -40893,7 +40893,7 @@
                 <w:delText xml:space="preserve">independence of these two quantities</w:delText>
               </w:r>
             </w:del>
-            <w:ins w:id="9419" w:author="Claude (AI) - proposed" w:date="2026-10-15T12:58:05Z">
+            <w:ins w:id="9419" w:author="Claude (AI) - proposed" w:date="2026-10-18T00:31:15Z">
               <w:r>
                 <w:rPr>
                   <w:rFonts w:ascii="Arial" w:cs="Arial" w:eastAsia="Arial" w:hAnsi="Arial"/>
@@ -40977,7 +40977,7 @@
             <w:pPr>
               <w:spacing w:after="20" w:before="0"/>
             </w:pPr>
-            <w:hyperlink w:history="1" r:id="rIdkawtx47qyjnoyswx1dy0r">
+            <w:hyperlink w:history="1" r:id="rIdmzzd8lk1k-yxxsxb2afnv">
               <w:r>
                 <w:rPr>
                   <w:rFonts w:ascii="Arial" w:cs="Arial" w:eastAsia="Arial" w:hAnsi="Arial"/>
@@ -41026,7 +41026,7 @@
               <w:spacing w:after="10" w:before="0"/>
               <w:ind w:left="120"/>
             </w:pPr>
-            <w:hyperlink w:history="1" r:id="rIdvnhyujxqlhfq8pchswlkj">
+            <w:hyperlink w:history="1" r:id="rId4dtdjrrgajgad2o1wyqxh">
               <w:r>
                 <w:rPr>
                   <w:rFonts w:ascii="Arial" w:cs="Arial" w:eastAsia="Arial" w:hAnsi="Arial"/>
@@ -41071,7 +41071,7 @@
             <w:pPr>
               <w:spacing w:after="20" w:before="0"/>
             </w:pPr>
-            <w:hyperlink w:history="1" r:id="rIdt0dy7utxrpoeby4ikkczo">
+            <w:hyperlink w:history="1" r:id="rIdrdnupybianick9bklmeti">
               <w:r>
                 <w:rPr>
                   <w:rFonts w:ascii="Arial" w:cs="Arial" w:eastAsia="Arial" w:hAnsi="Arial"/>
@@ -41104,7 +41104,7 @@
               <w:spacing w:after="10" w:before="0"/>
               <w:ind w:left="120"/>
             </w:pPr>
-            <w:hyperlink w:history="1" r:id="rId5m1mzor6y5capscg4tnry">
+            <w:hyperlink w:history="1" r:id="rIdvivk-qudmvmibcnssc6gu">
               <w:r>
                 <w:rPr>
                   <w:rFonts w:ascii="Arial" w:cs="Arial" w:eastAsia="Arial" w:hAnsi="Arial"/>
@@ -41136,7 +41136,7 @@
               <w:spacing w:after="40" w:before="0"/>
               <w:jc w:val="left"/>
             </w:pPr>
-            <w:del w:id="9420" w:author="Claude (AI) - proposed" w:date="2026-10-15T12:58:05Z">
+            <w:del w:id="9420" w:author="Claude (AI) - proposed" w:date="2026-10-18T00:31:15Z">
               <w:r>
                 <w:rPr>
                   <w:rFonts w:ascii="Arial" w:cs="Arial" w:eastAsia="Arial" w:hAnsi="Arial"/>
@@ -41151,7 +41151,7 @@
                 <w:delText xml:space="preserve">Each group presents</w:delText>
               </w:r>
             </w:del>
-            <w:ins w:id="9421" w:author="Claude (AI) - proposed" w:date="2026-10-15T12:58:05Z">
+            <w:ins w:id="9421" w:author="Claude (AI) - proposed" w:date="2026-10-18T00:31:15Z">
               <w:r>
                 <w:rPr>
                   <w:rFonts w:ascii="Arial" w:cs="Arial" w:eastAsia="Arial" w:hAnsi="Arial"/>
@@ -41179,7 +41179,7 @@
               </w:rPr>
               <w:t xml:space="preserve"> their final annotated cumulative model (built and revised across Lessons 1–10) </w:t>
             </w:r>
-            <w:del w:id="9422" w:author="Claude (AI) - proposed" w:date="2026-10-15T12:58:05Z">
+            <w:del w:id="9422" w:author="Claude (AI) - proposed" w:date="2026-10-18T00:31:15Z">
               <w:r>
                 <w:rPr>
                   <w:rFonts w:ascii="Arial" w:cs="Arial" w:eastAsia="Arial" w:hAnsi="Arial"/>
@@ -41194,7 +41194,7 @@
                 <w:delText xml:space="preserve">to the class in a 2-minute presentation</w:delText>
               </w:r>
             </w:del>
-            <w:ins w:id="9423" w:author="Claude (AI) - proposed" w:date="2026-10-15T12:58:05Z">
+            <w:ins w:id="9423" w:author="Claude (AI) - proposed" w:date="2026-10-18T00:31:15Z">
               <w:r>
                 <w:rPr>
                   <w:rFonts w:ascii="Arial" w:cs="Arial" w:eastAsia="Arial" w:hAnsi="Arial"/>
@@ -41222,7 +41222,7 @@
               </w:rPr>
               <w:t xml:space="preserve">. The model must show: (1) a labelled diagram of at least two solid shapes with formulas; (2) annotations tracing how their understanding changed from Lesson 1 (e.g., 'In Lesson 1 we only knew </w:t>
             </w:r>
-            <w:del w:id="9424" w:author="Claude (AI) - proposed" w:date="2026-10-15T12:58:05Z">
+            <w:del w:id="9424" w:author="Claude (AI) - proposed" w:date="2026-10-18T00:31:15Z">
               <w:r>
                 <w:rPr>
                   <w:rFonts w:ascii="Arial" w:cs="Arial" w:eastAsia="Arial" w:hAnsi="Arial"/>
@@ -41237,7 +41237,7 @@
                 <w:delText xml:space="preserve">the cylinder formula</w:delText>
               </w:r>
             </w:del>
-            <w:ins w:id="9425" w:author="Claude (AI) - proposed" w:date="2026-10-15T12:58:05Z">
+            <w:ins w:id="9425" w:author="Claude (AI) - proposed" w:date="2026-10-18T00:31:15Z">
               <w:r>
                 <w:rPr>
                   <w:rFonts w:ascii="Arial" w:cs="Arial" w:eastAsia="Arial" w:hAnsi="Arial"/>
@@ -41265,7 +41265,7 @@
               </w:rPr>
               <w:t xml:space="preserve"> — arrow pointing to later annotation: By Lesson </w:t>
             </w:r>
-            <w:del w:id="9426" w:author="Claude (AI) - proposed" w:date="2026-10-15T12:58:05Z">
+            <w:del w:id="9426" w:author="Claude (AI) - proposed" w:date="2026-10-18T00:31:15Z">
               <w:r>
                 <w:rPr>
                   <w:rFonts w:ascii="Arial" w:cs="Arial" w:eastAsia="Arial" w:hAnsi="Arial"/>
@@ -41280,7 +41280,7 @@
                 <w:delText xml:space="preserve">6</w:delText>
               </w:r>
             </w:del>
-            <w:ins w:id="9427" w:author="Claude (AI) - proposed" w:date="2026-10-15T12:58:05Z">
+            <w:ins w:id="9427" w:author="Claude (AI) - proposed" w:date="2026-10-18T00:31:15Z">
               <w:r>
                 <w:rPr>
                   <w:rFonts w:ascii="Arial" w:cs="Arial" w:eastAsia="Arial" w:hAnsi="Arial"/>
@@ -41308,7 +41308,7 @@
               </w:rPr>
               <w:t xml:space="preserve"> we added the frustum'); (3) a final conclusion statement answering the Driving Question. After all groups present, the teacher facilitates a whole-class Careers in Mathematics reflection (</w:t>
             </w:r>
-            <w:del w:id="9428" w:author="Claude (AI) - proposed" w:date="2026-10-15T12:58:05Z">
+            <w:del w:id="9428" w:author="Claude (AI) - proposed" w:date="2026-10-18T00:31:15Z">
               <w:r>
                 <w:rPr>
                   <w:rFonts w:ascii="Arial" w:cs="Arial" w:eastAsia="Arial" w:hAnsi="Arial"/>
@@ -41323,7 +41323,7 @@
                 <w:delText xml:space="preserve">5</w:delText>
               </w:r>
             </w:del>
-            <w:ins w:id="9429" w:author="Claude (AI) - proposed" w:date="2026-10-15T12:58:05Z">
+            <w:ins w:id="9429" w:author="Claude (AI) - proposed" w:date="2026-10-18T00:31:15Z">
               <w:r>
                 <w:rPr>
                   <w:rFonts w:ascii="Arial" w:cs="Arial" w:eastAsia="Arial" w:hAnsi="Arial"/>
@@ -41450,7 +41450,7 @@
               </w:rPr>
               <w:t xml:space="preserve">Observable indicators: (1) Each group's model contains at minimum two labelled solid shapes with correct formulas and at least two 'revision annotations' showing knowledge growth. (2) The Driving Question is answered in the model's conclusion statement using mathematical vocabulary (surface area, volume, shape, formula, cost). (3) Exit Tickets name a specific concept AND a specific career or application — not generic statements. Red flag: models that look the same as Lesson 1 (no visible revision or annotation) — prompt: 'Show me where you changed your model after Lesson </w:t>
             </w:r>
-            <w:del w:id="9430" w:author="Claude (AI) - proposed" w:date="2026-10-15T12:58:05Z">
+            <w:del w:id="9430" w:author="Claude (AI) - proposed" w:date="2026-10-18T00:31:15Z">
               <w:r>
                 <w:rPr>
                   <w:rFonts w:ascii="Arial" w:cs="Arial" w:eastAsia="Arial" w:hAnsi="Arial"/>
@@ -41465,7 +41465,7 @@
                 <w:delText xml:space="preserve">4</w:delText>
               </w:r>
             </w:del>
-            <w:ins w:id="9431" w:author="Claude (AI) - proposed" w:date="2026-10-15T12:58:05Z">
+            <w:ins w:id="9431" w:author="Claude (AI) - proposed" w:date="2026-10-18T00:31:15Z">
               <w:r>
                 <w:rPr>
                   <w:rFonts w:ascii="Arial" w:cs="Arial" w:eastAsia="Arial" w:hAnsi="Arial"/>
@@ -41958,7 +41958,7 @@
               </w:rPr>
               <w:t xml:space="preserve">Learners observed that three different solid shapes (a pure cylinder, a composite cylinder-hemisphere, and a frustum) can each hold </w:t>
             </w:r>
-            <w:del w:id="9432" w:author="Claude (AI) - proposed" w:date="2026-10-15T12:58:05Z">
+            <w:del w:id="9432" w:author="Claude (AI) - proposed" w:date="2026-10-18T00:31:15Z">
               <w:r>
                 <w:rPr>
                   <w:rFonts w:ascii="Arial" w:cs="Arial" w:eastAsia="Arial" w:hAnsi="Arial"/>
@@ -41973,7 +41973,7 @@
                 <w:delText xml:space="preserve">exactly</w:delText>
               </w:r>
             </w:del>
-            <w:ins w:id="9433" w:author="Claude (AI) - proposed" w:date="2026-10-15T12:58:05Z">
+            <w:ins w:id="9433" w:author="Claude (AI) - proposed" w:date="2026-10-18T00:31:15Z">
               <w:r>
                 <w:rPr>
                   <w:rFonts w:ascii="Arial" w:cs="Arial" w:eastAsia="Arial" w:hAnsi="Arial"/>
@@ -42001,7 +42001,7 @@
               </w:rPr>
               <w:t xml:space="preserve"> 5,000 litres (5 m³) of water while having </w:t>
             </w:r>
-            <w:del w:id="9434" w:author="Claude (AI) - proposed" w:date="2026-10-15T12:58:05Z">
+            <w:del w:id="9434" w:author="Claude (AI) - proposed" w:date="2026-10-18T00:31:15Z">
               <w:r>
                 <w:rPr>
                   <w:rFonts w:ascii="Arial" w:cs="Arial" w:eastAsia="Arial" w:hAnsi="Arial"/>
@@ -42029,7 +42029,7 @@
               </w:rPr>
               <w:t xml:space="preserve">different outer surface areas</w:t>
             </w:r>
-            <w:ins w:id="9435" w:author="Claude (AI) - proposed" w:date="2026-10-15T12:58:05Z">
+            <w:ins w:id="9435" w:author="Claude (AI) - proposed" w:date="2026-10-18T00:31:15Z">
               <w:r>
                 <w:rPr>
                   <w:rFonts w:ascii="Arial" w:cs="Arial" w:eastAsia="Arial" w:hAnsi="Arial"/>
@@ -42193,7 +42193,7 @@
               </w:rPr>
               <w:t xml:space="preserve">Learners can now fully explain the anchoring phenomenon: the frustum-shaped tank at the Kisumu factory </w:t>
             </w:r>
-            <w:del w:id="9436" w:author="Claude (AI) - proposed" w:date="2026-10-15T12:58:05Z">
+            <w:del w:id="9436" w:author="Claude (AI) - proposed" w:date="2026-10-18T00:31:15Z">
               <w:r>
                 <w:rPr>
                   <w:rFonts w:ascii="Arial" w:cs="Arial" w:eastAsia="Arial" w:hAnsi="Arial"/>
@@ -42208,7 +42208,7 @@
                 <w:delText xml:space="preserve">uses</w:delText>
               </w:r>
             </w:del>
-            <w:ins w:id="9437" w:author="Claude (AI) - proposed" w:date="2026-10-15T12:58:05Z">
+            <w:ins w:id="9437" w:author="Claude (AI) - proposed" w:date="2026-10-18T00:31:15Z">
               <w:r>
                 <w:rPr>
                   <w:rFonts w:ascii="Arial" w:cs="Arial" w:eastAsia="Arial" w:hAnsi="Arial"/>
@@ -42236,7 +42236,7 @@
               </w:rPr>
               <w:t xml:space="preserve"> less metal sheet than the composite cylinder-hemisphere tank </w:t>
             </w:r>
-            <w:del w:id="9438" w:author="Claude (AI) - proposed" w:date="2026-10-15T12:58:05Z">
+            <w:del w:id="9438" w:author="Claude (AI) - proposed" w:date="2026-10-18T00:31:15Z">
               <w:r>
                 <w:rPr>
                   <w:rFonts w:ascii="Arial" w:cs="Arial" w:eastAsia="Arial" w:hAnsi="Arial"/>
@@ -42251,7 +42251,7 @@
                 <w:delText xml:space="preserve">for</w:delText>
               </w:r>
             </w:del>
-            <w:ins w:id="9439" w:author="Claude (AI) - proposed" w:date="2026-10-15T12:58:05Z">
+            <w:ins w:id="9439" w:author="Claude (AI) - proposed" w:date="2026-10-18T00:31:15Z">
               <w:r>
                 <w:rPr>
                   <w:rFonts w:ascii="Arial" w:cs="Arial" w:eastAsia="Arial" w:hAnsi="Arial"/>
@@ -42279,7 +42279,7 @@
               </w:rPr>
               <w:t xml:space="preserve"> the same 5,000</w:t>
             </w:r>
-            <w:del w:id="9440" w:author="Claude (AI) - proposed" w:date="2026-10-15T12:58:05Z">
+            <w:del w:id="9440" w:author="Claude (AI) - proposed" w:date="2026-10-18T00:31:15Z">
               <w:r>
                 <w:rPr>
                   <w:rFonts w:ascii="Arial" w:cs="Arial" w:eastAsia="Arial" w:hAnsi="Arial"/>
@@ -42294,7 +42294,7 @@
                 <w:delText xml:space="preserve">-litre volume because the frustum's geometry — specifically its sloping lateral surface, defined by</w:delText>
               </w:r>
             </w:del>
-            <w:ins w:id="9441" w:author="Claude (AI) - proposed" w:date="2026-10-15T12:58:05Z">
+            <w:ins w:id="9441" w:author="Claude (AI) - proposed" w:date="2026-10-18T00:31:15Z">
               <w:r>
                 <w:rPr>
                   <w:rFonts w:ascii="Arial" w:cs="Arial" w:eastAsia="Arial" w:hAnsi="Arial"/>
@@ -42322,7 +42322,7 @@
               </w:rPr>
               <w:t xml:space="preserve"> slant height l = √[h² + (R−r)²]</w:t>
             </w:r>
-            <w:del w:id="9442" w:author="Claude (AI) - proposed" w:date="2026-10-15T12:58:05Z">
+            <w:del w:id="9442" w:author="Claude (AI) - proposed" w:date="2026-10-18T00:31:15Z">
               <w:r>
                 <w:rPr>
                   <w:rFonts w:ascii="Arial" w:cs="Arial" w:eastAsia="Arial" w:hAnsi="Arial"/>
@@ -42337,7 +42337,7 @@
                 <w:delText xml:space="preserve">, and the fact that its top opening is narrower (smaller r) than a full cylinder's top — results in a smaller total outer surface area</w:delText>
               </w:r>
             </w:del>
-            <w:ins w:id="9443" w:author="Claude (AI) - proposed" w:date="2026-10-15T12:58:05Z">
+            <w:ins w:id="9443" w:author="Claude (AI) - proposed" w:date="2026-10-18T00:31:15Z">
               <w:r>
                 <w:rPr>
                   <w:rFonts w:ascii="Arial" w:cs="Arial" w:eastAsia="Arial" w:hAnsi="Arial"/>
@@ -42385,7 +42385,7 @@
         </w:rPr>
         <w:t xml:space="preserve">© 2026 SeaVuria and ARES. Aligned with KICD objectives. Developed by SeaVuria; technical implementation by ARES (with AI assistance from Claude). Licensed under </w:t>
       </w:r>
-      <w:hyperlink w:history="1" r:id="rIdwmnlvwdts_yrthushyh6o">
+      <w:hyperlink w:history="1" r:id="rIdxdl47wmcjbsuudmlzohgk">
         <w:r>
           <w:rPr>
             <w:rFonts w:ascii="Arial" w:cs="Arial" w:eastAsia="Arial" w:hAnsi="Arial"/>
@@ -42406,7 +42406,7 @@
         </w:rPr>
         <w:t xml:space="preserve"> (</w:t>
       </w:r>
-      <w:hyperlink w:history="1" r:id="rIda9wjeikeithy6te8k9_he">
+      <w:hyperlink w:history="1" r:id="rIdpgkdxrg3ng-wwrrmbhmhc">
         <w:r>
           <w:rPr>
             <w:rFonts w:ascii="Arial" w:cs="Arial" w:eastAsia="Arial" w:hAnsi="Arial"/>
